--- a/Master Folder/Master BA Timlak Konsultan/08. BA Penetapan Dokumen Pemilihan.docx
+++ b/Master Folder/Master BA Timlak Konsultan/08. BA Penetapan Dokumen Pemilihan.docx
@@ -1,7 +1,39 @@
 
 <file path=word/document.xml><?xml version="1.0" encoding="utf-8"?>
-<w:document xmlns:wpc="http://schemas.microsoft.com/office/word/2010/wordprocessingCanvas" xmlns:cx="http://schemas.microsoft.com/office/drawing/2014/chartex" xmlns:cx1="http://schemas.microsoft.com/office/drawing/2015/9/8/chartex" xmlns:cx2="http://schemas.microsoft.com/office/drawing/2015/10/21/chartex" xmlns:cx3="http://schemas.microsoft.com/office/drawing/2016/5/9/chartex" xmlns:cx4="http://schemas.microsoft.com/office/drawing/2016/5/10/chartex" xmlns:cx5="http://schemas.microsoft.com/office/drawing/2016/5/11/chartex" xmlns:cx6="http://schemas.microsoft.com/office/drawing/2016/5/12/chartex" xmlns:cx7="http://schemas.microsoft.com/office/drawing/2016/5/13/chartex" xmlns:cx8="http://schemas.microsoft.com/office/drawing/2016/5/14/chartex" xmlns:mc="http://schemas.openxmlformats.org/markup-compatibility/2006" xmlns:aink="http://schemas.microsoft.com/office/drawing/2016/ink" xmlns:am3d="http://schemas.microsoft.com/office/drawing/2017/model3d" xmlns:o="urn:schemas-microsoft-com:office:office" xmlns:oel="http://schemas.microsoft.com/office/2019/extlst" xmlns:r="http://schemas.openxmlformats.org/officeDocument/2006/relationships" xmlns:m="http://schemas.openxmlformats.org/officeDocument/2006/math" xmlns:v="urn:schemas-microsoft-com:vml" xmlns:wp14="http://schemas.microsoft.com/office/word/2010/wordprocessingDrawing" xmlns:wp="http://schemas.openxmlformats.org/drawingml/2006/wordprocessingDrawing" xmlns:w10="urn:schemas-microsoft-com:office:word" xmlns:w="http://schemas.openxmlformats.org/wordprocessingml/2006/main" xmlns:w14="http://schemas.microsoft.com/office/word/2010/wordml" xmlns:w15="http://schemas.microsoft.com/office/word/2012/wordml" xmlns:w16cex="http://schemas.microsoft.com/office/word/2018/wordml/cex" xmlns:w16cid="http://schemas.microsoft.com/office/word/2016/wordml/cid" xmlns:w16="http://schemas.microsoft.com/office/word/2018/wordml" xmlns:w16du="http://schemas.microsoft.com/office/word/2023/wordml/word16du" xmlns:w16sdtdh="http://schemas.microsoft.com/office/word/2020/wordml/sdtdatahash" xmlns:w16se="http://schemas.microsoft.com/office/word/2015/wordml/symex" xmlns:wpg="http://schemas.microsoft.com/office/word/2010/wordprocessingGroup" xmlns:wpi="http://schemas.microsoft.com/office/word/2010/wordprocessingInk" xmlns:wne="http://schemas.microsoft.com/office/word/2006/wordml" xmlns:wps="http://schemas.microsoft.com/office/word/2010/wordprocessingShape" mc:Ignorable="w14 w15 w16se w16cid w16 w16cex w16sdtdh wp14">
+<w:document xmlns:wpc="http://schemas.microsoft.com/office/word/2010/wordprocessingCanvas" xmlns:cx="http://schemas.microsoft.com/office/drawing/2014/chartex" xmlns:cx1="http://schemas.microsoft.com/office/drawing/2015/9/8/chartex" xmlns:cx2="http://schemas.microsoft.com/office/drawing/2015/10/21/chartex" xmlns:cx3="http://schemas.microsoft.com/office/drawing/2016/5/9/chartex" xmlns:cx4="http://schemas.microsoft.com/office/drawing/2016/5/10/chartex" xmlns:cx5="http://schemas.microsoft.com/office/drawing/2016/5/11/chartex" xmlns:cx6="http://schemas.microsoft.com/office/drawing/2016/5/12/chartex" xmlns:cx7="http://schemas.microsoft.com/office/drawing/2016/5/13/chartex" xmlns:cx8="http://schemas.microsoft.com/office/drawing/2016/5/14/chartex" xmlns:mc="http://schemas.openxmlformats.org/markup-compatibility/2006" xmlns:aink="http://schemas.microsoft.com/office/drawing/2016/ink" xmlns:am3d="http://schemas.microsoft.com/office/drawing/2017/model3d" xmlns:o="urn:schemas-microsoft-com:office:office" xmlns:r="http://schemas.openxmlformats.org/officeDocument/2006/relationships" xmlns:m="http://schemas.openxmlformats.org/officeDocument/2006/math" xmlns:v="urn:schemas-microsoft-com:vml" xmlns:wp14="http://schemas.microsoft.com/office/word/2010/wordprocessingDrawing" xmlns:wp="http://schemas.openxmlformats.org/drawingml/2006/wordprocessingDrawing" xmlns:w10="urn:schemas-microsoft-com:office:word" xmlns:w="http://schemas.openxmlformats.org/wordprocessingml/2006/main" xmlns:w14="http://schemas.microsoft.com/office/word/2010/wordml" xmlns:w15="http://schemas.microsoft.com/office/word/2012/wordml" xmlns:w16cex="http://schemas.microsoft.com/office/word/2018/wordml/cex" xmlns:w16cid="http://schemas.microsoft.com/office/word/2016/wordml/cid" xmlns:w16="http://schemas.microsoft.com/office/word/2018/wordml" xmlns:w16sdtdh="http://schemas.microsoft.com/office/word/2020/wordml/sdtdatahash" xmlns:w16se="http://schemas.microsoft.com/office/word/2015/wordml/symex" xmlns:wpg="http://schemas.microsoft.com/office/word/2010/wordprocessingGroup" xmlns:wpi="http://schemas.microsoft.com/office/word/2010/wordprocessingInk" xmlns:wne="http://schemas.microsoft.com/office/word/2006/wordml" xmlns:wps="http://schemas.microsoft.com/office/word/2010/wordprocessingShape" mc:Ignorable="w14 w15 w16se w16cid w16 w16cex w16sdtdh wp14">
   <w:body>
+    <w:p>
+      <w:pPr>
+        <w:spacing w:line="276" w:lineRule="auto"/>
+        <w:ind w:right="28"/>
+        <w:jc w:val="center"/>
+        <w:rPr>
+          <w:rFonts w:ascii="Arial" w:eastAsia="Arial" w:hAnsi="Arial" w:cs="Arial"/>
+          <w:b/>
+          <w:bCs/>
+          <w:spacing w:val="1"/>
+          <w:sz w:val="24"/>
+          <w:szCs w:val="24"/>
+          <w:u w:val="single"/>
+        </w:rPr>
+      </w:pPr>
+    </w:p>
+    <w:p>
+      <w:pPr>
+        <w:spacing w:line="276" w:lineRule="auto"/>
+        <w:ind w:right="28"/>
+        <w:jc w:val="center"/>
+        <w:rPr>
+          <w:rFonts w:ascii="Arial" w:eastAsia="Arial" w:hAnsi="Arial" w:cs="Arial"/>
+          <w:b/>
+          <w:bCs/>
+          <w:spacing w:val="1"/>
+          <w:sz w:val="24"/>
+          <w:szCs w:val="24"/>
+          <w:u w:val="single"/>
+        </w:rPr>
+      </w:pPr>
+    </w:p>
     <w:p>
       <w:pPr>
         <w:spacing w:line="276" w:lineRule="auto"/>
@@ -2118,7 +2150,7 @@
               </wp:anchor>
             </w:drawing>
           </mc:Choice>
-          <mc:Fallback>
+          <mc:Fallback xmlns:w16du="http://schemas.microsoft.com/office/word/2023/wordml/word16du" xmlns:oel="http://schemas.microsoft.com/office/2019/extlst">
             <w:pict>
               <v:shapetype w14:anchorId="3FF4F489" id="_x0000_t202" coordsize="21600,21600" o:spt="202" path="m,l,21600r21600,l21600,xe">
                 <v:stroke joinstyle="miter"/>
@@ -2525,7 +2557,6 @@
                 <w:rFonts w:ascii="Arial" w:hAnsi="Arial" w:cs="Arial"/>
                 <w:sz w:val="22"/>
                 <w:szCs w:val="22"/>
-                <w:u w:val="single"/>
               </w:rPr>
             </w:pPr>
             <w:r>
@@ -2536,29 +2567,6 @@
                 <w:u w:val="single"/>
               </w:rPr>
               <w:t>{ketua_pokja}</w:t>
-            </w:r>
-          </w:p>
-          <w:p>
-            <w:pPr>
-              <w:tabs>
-                <w:tab w:val="left" w:pos="6145"/>
-              </w:tabs>
-              <w:spacing w:line="276" w:lineRule="auto"/>
-              <w:contextualSpacing/>
-              <w:jc w:val="both"/>
-              <w:rPr>
-                <w:rFonts w:ascii="Arial" w:hAnsi="Arial" w:cs="Arial"/>
-                <w:sz w:val="22"/>
-                <w:szCs w:val="22"/>
-              </w:rPr>
-            </w:pPr>
-            <w:r>
-              <w:rPr>
-                <w:rFonts w:ascii="Arial" w:hAnsi="Arial" w:cs="Arial"/>
-                <w:sz w:val="22"/>
-                <w:szCs w:val="22"/>
-              </w:rPr>
-              <w:t>NIP. {nip_ketua_pokja}</w:t>
             </w:r>
           </w:p>
         </w:tc>
@@ -2734,7 +2742,7 @@
                 <w:rFonts w:ascii="Arial" w:hAnsi="Arial" w:cs="Arial"/>
                 <w:sz w:val="22"/>
                 <w:szCs w:val="22"/>
-                <w:u w:val="single"/>
+                <w:highlight w:val="yellow"/>
               </w:rPr>
             </w:pPr>
             <w:r>
@@ -2745,29 +2753,6 @@
                 <w:u w:val="single"/>
               </w:rPr>
               <w:t>{sekre_pokja}</w:t>
-            </w:r>
-          </w:p>
-          <w:p>
-            <w:pPr>
-              <w:tabs>
-                <w:tab w:val="left" w:pos="6145"/>
-              </w:tabs>
-              <w:spacing w:line="276" w:lineRule="auto"/>
-              <w:contextualSpacing/>
-              <w:rPr>
-                <w:rFonts w:ascii="Arial" w:hAnsi="Arial" w:cs="Arial"/>
-                <w:sz w:val="22"/>
-                <w:szCs w:val="22"/>
-                <w:highlight w:val="yellow"/>
-              </w:rPr>
-            </w:pPr>
-            <w:r>
-              <w:rPr>
-                <w:rFonts w:ascii="Arial" w:hAnsi="Arial" w:cs="Arial"/>
-                <w:sz w:val="22"/>
-                <w:szCs w:val="22"/>
-              </w:rPr>
-              <w:t>NIP. {nip_sekre_pokja}</w:t>
             </w:r>
           </w:p>
         </w:tc>
@@ -2945,7 +2930,7 @@
                 <w:rFonts w:ascii="Arial" w:hAnsi="Arial" w:cs="Arial"/>
                 <w:sz w:val="22"/>
                 <w:szCs w:val="22"/>
-                <w:u w:val="single"/>
+                <w:highlight w:val="yellow"/>
               </w:rPr>
             </w:pPr>
             <w:r>
@@ -2956,30 +2941,6 @@
                 <w:u w:val="single"/>
               </w:rPr>
               <w:t>{anggota3_pokja}</w:t>
-            </w:r>
-          </w:p>
-          <w:p>
-            <w:pPr>
-              <w:tabs>
-                <w:tab w:val="left" w:pos="6145"/>
-              </w:tabs>
-              <w:spacing w:line="276" w:lineRule="auto"/>
-              <w:contextualSpacing/>
-              <w:jc w:val="both"/>
-              <w:rPr>
-                <w:rFonts w:ascii="Arial" w:hAnsi="Arial" w:cs="Arial"/>
-                <w:sz w:val="22"/>
-                <w:szCs w:val="22"/>
-                <w:highlight w:val="yellow"/>
-              </w:rPr>
-            </w:pPr>
-            <w:r>
-              <w:rPr>
-                <w:rFonts w:ascii="Arial" w:hAnsi="Arial" w:cs="Arial"/>
-                <w:sz w:val="22"/>
-                <w:szCs w:val="22"/>
-              </w:rPr>
-              <w:t>NIP. {nip_anggota3_pokja}</w:t>
             </w:r>
           </w:p>
         </w:tc>
@@ -3157,7 +3118,7 @@
                 <w:rFonts w:ascii="Arial" w:hAnsi="Arial" w:cs="Arial"/>
                 <w:sz w:val="22"/>
                 <w:szCs w:val="22"/>
-                <w:u w:val="single"/>
+                <w:highlight w:val="yellow"/>
               </w:rPr>
             </w:pPr>
             <w:r>
@@ -3168,30 +3129,6 @@
                 <w:u w:val="single"/>
               </w:rPr>
               <w:t>{anggota4_pokja}</w:t>
-            </w:r>
-          </w:p>
-          <w:p>
-            <w:pPr>
-              <w:tabs>
-                <w:tab w:val="left" w:pos="6145"/>
-              </w:tabs>
-              <w:spacing w:line="276" w:lineRule="auto"/>
-              <w:contextualSpacing/>
-              <w:jc w:val="both"/>
-              <w:rPr>
-                <w:rFonts w:ascii="Arial" w:hAnsi="Arial" w:cs="Arial"/>
-                <w:sz w:val="22"/>
-                <w:szCs w:val="22"/>
-                <w:highlight w:val="yellow"/>
-              </w:rPr>
-            </w:pPr>
-            <w:r>
-              <w:rPr>
-                <w:rFonts w:ascii="Arial" w:hAnsi="Arial" w:cs="Arial"/>
-                <w:sz w:val="22"/>
-                <w:szCs w:val="22"/>
-              </w:rPr>
-              <w:t>NIP. {nip_anggota4_pokja}</w:t>
             </w:r>
           </w:p>
         </w:tc>
@@ -3368,7 +3305,7 @@
                 <w:rFonts w:ascii="Arial" w:hAnsi="Arial" w:cs="Arial"/>
                 <w:sz w:val="22"/>
                 <w:szCs w:val="22"/>
-                <w:u w:val="single"/>
+                <w:highlight w:val="yellow"/>
               </w:rPr>
             </w:pPr>
             <w:r>
@@ -3379,29 +3316,6 @@
                 <w:u w:val="single"/>
               </w:rPr>
               <w:t>{anggota5_pokja}</w:t>
-            </w:r>
-          </w:p>
-          <w:p>
-            <w:pPr>
-              <w:tabs>
-                <w:tab w:val="left" w:pos="6145"/>
-              </w:tabs>
-              <w:spacing w:line="276" w:lineRule="auto"/>
-              <w:contextualSpacing/>
-              <w:rPr>
-                <w:rFonts w:ascii="Arial" w:hAnsi="Arial" w:cs="Arial"/>
-                <w:sz w:val="22"/>
-                <w:szCs w:val="22"/>
-                <w:highlight w:val="yellow"/>
-              </w:rPr>
-            </w:pPr>
-            <w:r>
-              <w:rPr>
-                <w:rFonts w:ascii="Arial" w:hAnsi="Arial" w:cs="Arial"/>
-                <w:sz w:val="22"/>
-                <w:szCs w:val="22"/>
-              </w:rPr>
-              <w:t>NIP. {nip_anggota5_pokja}</w:t>
             </w:r>
           </w:p>
         </w:tc>
@@ -3574,7 +3488,7 @@
 </file>
 
 <file path=word/endnotes.xml><?xml version="1.0" encoding="utf-8"?>
-<w:endnotes xmlns:wpc="http://schemas.microsoft.com/office/word/2010/wordprocessingCanvas" xmlns:cx="http://schemas.microsoft.com/office/drawing/2014/chartex" xmlns:cx1="http://schemas.microsoft.com/office/drawing/2015/9/8/chartex" xmlns:cx2="http://schemas.microsoft.com/office/drawing/2015/10/21/chartex" xmlns:cx3="http://schemas.microsoft.com/office/drawing/2016/5/9/chartex" xmlns:cx4="http://schemas.microsoft.com/office/drawing/2016/5/10/chartex" xmlns:cx5="http://schemas.microsoft.com/office/drawing/2016/5/11/chartex" xmlns:cx6="http://schemas.microsoft.com/office/drawing/2016/5/12/chartex" xmlns:cx7="http://schemas.microsoft.com/office/drawing/2016/5/13/chartex" xmlns:cx8="http://schemas.microsoft.com/office/drawing/2016/5/14/chartex" xmlns:mc="http://schemas.openxmlformats.org/markup-compatibility/2006" xmlns:aink="http://schemas.microsoft.com/office/drawing/2016/ink" xmlns:am3d="http://schemas.microsoft.com/office/drawing/2017/model3d" xmlns:o="urn:schemas-microsoft-com:office:office" xmlns:oel="http://schemas.microsoft.com/office/2019/extlst" xmlns:r="http://schemas.openxmlformats.org/officeDocument/2006/relationships" xmlns:m="http://schemas.openxmlformats.org/officeDocument/2006/math" xmlns:v="urn:schemas-microsoft-com:vml" xmlns:wp14="http://schemas.microsoft.com/office/word/2010/wordprocessingDrawing" xmlns:wp="http://schemas.openxmlformats.org/drawingml/2006/wordprocessingDrawing" xmlns:w10="urn:schemas-microsoft-com:office:word" xmlns:w="http://schemas.openxmlformats.org/wordprocessingml/2006/main" xmlns:w14="http://schemas.microsoft.com/office/word/2010/wordml" xmlns:w15="http://schemas.microsoft.com/office/word/2012/wordml" xmlns:w16cex="http://schemas.microsoft.com/office/word/2018/wordml/cex" xmlns:w16cid="http://schemas.microsoft.com/office/word/2016/wordml/cid" xmlns:w16="http://schemas.microsoft.com/office/word/2018/wordml" xmlns:w16du="http://schemas.microsoft.com/office/word/2023/wordml/word16du" xmlns:w16sdtdh="http://schemas.microsoft.com/office/word/2020/wordml/sdtdatahash" xmlns:w16se="http://schemas.microsoft.com/office/word/2015/wordml/symex" xmlns:wpg="http://schemas.microsoft.com/office/word/2010/wordprocessingGroup" xmlns:wpi="http://schemas.microsoft.com/office/word/2010/wordprocessingInk" xmlns:wne="http://schemas.microsoft.com/office/word/2006/wordml" xmlns:wps="http://schemas.microsoft.com/office/word/2010/wordprocessingShape" mc:Ignorable="w14 w15 w16se w16cid w16 w16cex w16sdtdh wp14">
+<w:endnotes xmlns:wpc="http://schemas.microsoft.com/office/word/2010/wordprocessingCanvas" xmlns:cx="http://schemas.microsoft.com/office/drawing/2014/chartex" xmlns:cx1="http://schemas.microsoft.com/office/drawing/2015/9/8/chartex" xmlns:cx2="http://schemas.microsoft.com/office/drawing/2015/10/21/chartex" xmlns:cx3="http://schemas.microsoft.com/office/drawing/2016/5/9/chartex" xmlns:cx4="http://schemas.microsoft.com/office/drawing/2016/5/10/chartex" xmlns:cx5="http://schemas.microsoft.com/office/drawing/2016/5/11/chartex" xmlns:cx6="http://schemas.microsoft.com/office/drawing/2016/5/12/chartex" xmlns:cx7="http://schemas.microsoft.com/office/drawing/2016/5/13/chartex" xmlns:cx8="http://schemas.microsoft.com/office/drawing/2016/5/14/chartex" xmlns:mc="http://schemas.openxmlformats.org/markup-compatibility/2006" xmlns:aink="http://schemas.microsoft.com/office/drawing/2016/ink" xmlns:am3d="http://schemas.microsoft.com/office/drawing/2017/model3d" xmlns:o="urn:schemas-microsoft-com:office:office" xmlns:r="http://schemas.openxmlformats.org/officeDocument/2006/relationships" xmlns:m="http://schemas.openxmlformats.org/officeDocument/2006/math" xmlns:v="urn:schemas-microsoft-com:vml" xmlns:wp14="http://schemas.microsoft.com/office/word/2010/wordprocessingDrawing" xmlns:wp="http://schemas.openxmlformats.org/drawingml/2006/wordprocessingDrawing" xmlns:w10="urn:schemas-microsoft-com:office:word" xmlns:w="http://schemas.openxmlformats.org/wordprocessingml/2006/main" xmlns:w14="http://schemas.microsoft.com/office/word/2010/wordml" xmlns:w15="http://schemas.microsoft.com/office/word/2012/wordml" xmlns:w16cex="http://schemas.microsoft.com/office/word/2018/wordml/cex" xmlns:w16cid="http://schemas.microsoft.com/office/word/2016/wordml/cid" xmlns:w16="http://schemas.microsoft.com/office/word/2018/wordml" xmlns:w16sdtdh="http://schemas.microsoft.com/office/word/2020/wordml/sdtdatahash" xmlns:w16se="http://schemas.microsoft.com/office/word/2015/wordml/symex" xmlns:wpg="http://schemas.microsoft.com/office/word/2010/wordprocessingGroup" xmlns:wpi="http://schemas.microsoft.com/office/word/2010/wordprocessingInk" xmlns:wne="http://schemas.microsoft.com/office/word/2006/wordml" xmlns:wps="http://schemas.microsoft.com/office/word/2010/wordprocessingShape" mc:Ignorable="w14 w15 w16se w16cid w16 w16cex w16sdtdh wp14">
   <w:endnote w:type="separator" w:id="-1">
     <w:p>
       <w:r>
@@ -3596,7 +3510,7 @@
 </file>
 
 <file path=word/footer1.xml><?xml version="1.0" encoding="utf-8"?>
-<w:ftr xmlns:wpc="http://schemas.microsoft.com/office/word/2010/wordprocessingCanvas" xmlns:cx="http://schemas.microsoft.com/office/drawing/2014/chartex" xmlns:cx1="http://schemas.microsoft.com/office/drawing/2015/9/8/chartex" xmlns:cx2="http://schemas.microsoft.com/office/drawing/2015/10/21/chartex" xmlns:cx3="http://schemas.microsoft.com/office/drawing/2016/5/9/chartex" xmlns:cx4="http://schemas.microsoft.com/office/drawing/2016/5/10/chartex" xmlns:cx5="http://schemas.microsoft.com/office/drawing/2016/5/11/chartex" xmlns:cx6="http://schemas.microsoft.com/office/drawing/2016/5/12/chartex" xmlns:cx7="http://schemas.microsoft.com/office/drawing/2016/5/13/chartex" xmlns:cx8="http://schemas.microsoft.com/office/drawing/2016/5/14/chartex" xmlns:mc="http://schemas.openxmlformats.org/markup-compatibility/2006" xmlns:aink="http://schemas.microsoft.com/office/drawing/2016/ink" xmlns:am3d="http://schemas.microsoft.com/office/drawing/2017/model3d" xmlns:o="urn:schemas-microsoft-com:office:office" xmlns:oel="http://schemas.microsoft.com/office/2019/extlst" xmlns:r="http://schemas.openxmlformats.org/officeDocument/2006/relationships" xmlns:m="http://schemas.openxmlformats.org/officeDocument/2006/math" xmlns:v="urn:schemas-microsoft-com:vml" xmlns:wp14="http://schemas.microsoft.com/office/word/2010/wordprocessingDrawing" xmlns:wp="http://schemas.openxmlformats.org/drawingml/2006/wordprocessingDrawing" xmlns:w10="urn:schemas-microsoft-com:office:word" xmlns:w="http://schemas.openxmlformats.org/wordprocessingml/2006/main" xmlns:w14="http://schemas.microsoft.com/office/word/2010/wordml" xmlns:w15="http://schemas.microsoft.com/office/word/2012/wordml" xmlns:w16cex="http://schemas.microsoft.com/office/word/2018/wordml/cex" xmlns:w16cid="http://schemas.microsoft.com/office/word/2016/wordml/cid" xmlns:w16="http://schemas.microsoft.com/office/word/2018/wordml" xmlns:w16du="http://schemas.microsoft.com/office/word/2023/wordml/word16du" xmlns:w16sdtdh="http://schemas.microsoft.com/office/word/2020/wordml/sdtdatahash" xmlns:w16se="http://schemas.microsoft.com/office/word/2015/wordml/symex" xmlns:wpg="http://schemas.microsoft.com/office/word/2010/wordprocessingGroup" xmlns:wpi="http://schemas.microsoft.com/office/word/2010/wordprocessingInk" xmlns:wne="http://schemas.microsoft.com/office/word/2006/wordml" xmlns:wps="http://schemas.microsoft.com/office/word/2010/wordprocessingShape" mc:Ignorable="w14 w15 w16se w16cid w16 w16cex w16sdtdh wp14">
+<w:ftr xmlns:wpc="http://schemas.microsoft.com/office/word/2010/wordprocessingCanvas" xmlns:cx="http://schemas.microsoft.com/office/drawing/2014/chartex" xmlns:cx1="http://schemas.microsoft.com/office/drawing/2015/9/8/chartex" xmlns:cx2="http://schemas.microsoft.com/office/drawing/2015/10/21/chartex" xmlns:cx3="http://schemas.microsoft.com/office/drawing/2016/5/9/chartex" xmlns:cx4="http://schemas.microsoft.com/office/drawing/2016/5/10/chartex" xmlns:cx5="http://schemas.microsoft.com/office/drawing/2016/5/11/chartex" xmlns:cx6="http://schemas.microsoft.com/office/drawing/2016/5/12/chartex" xmlns:cx7="http://schemas.microsoft.com/office/drawing/2016/5/13/chartex" xmlns:cx8="http://schemas.microsoft.com/office/drawing/2016/5/14/chartex" xmlns:mc="http://schemas.openxmlformats.org/markup-compatibility/2006" xmlns:aink="http://schemas.microsoft.com/office/drawing/2016/ink" xmlns:am3d="http://schemas.microsoft.com/office/drawing/2017/model3d" xmlns:o="urn:schemas-microsoft-com:office:office" xmlns:r="http://schemas.openxmlformats.org/officeDocument/2006/relationships" xmlns:m="http://schemas.openxmlformats.org/officeDocument/2006/math" xmlns:v="urn:schemas-microsoft-com:vml" xmlns:wp14="http://schemas.microsoft.com/office/word/2010/wordprocessingDrawing" xmlns:wp="http://schemas.openxmlformats.org/drawingml/2006/wordprocessingDrawing" xmlns:w10="urn:schemas-microsoft-com:office:word" xmlns:w="http://schemas.openxmlformats.org/wordprocessingml/2006/main" xmlns:w14="http://schemas.microsoft.com/office/word/2010/wordml" xmlns:w15="http://schemas.microsoft.com/office/word/2012/wordml" xmlns:w16cex="http://schemas.microsoft.com/office/word/2018/wordml/cex" xmlns:w16cid="http://schemas.microsoft.com/office/word/2016/wordml/cid" xmlns:w16="http://schemas.microsoft.com/office/word/2018/wordml" xmlns:w16sdtdh="http://schemas.microsoft.com/office/word/2020/wordml/sdtdatahash" xmlns:w16se="http://schemas.microsoft.com/office/word/2015/wordml/symex" xmlns:wpg="http://schemas.microsoft.com/office/word/2010/wordprocessingGroup" xmlns:wpi="http://schemas.microsoft.com/office/word/2010/wordprocessingInk" xmlns:wne="http://schemas.microsoft.com/office/word/2006/wordml" xmlns:wps="http://schemas.microsoft.com/office/word/2010/wordprocessingShape" mc:Ignorable="w14 w15 w16se w16cid w16 w16cex w16sdtdh wp14">
   <w:tbl>
     <w:tblPr>
       <w:tblW w:w="0" w:type="auto"/>
@@ -3703,7 +3617,7 @@
 </file>
 
 <file path=word/footer2.xml><?xml version="1.0" encoding="utf-8"?>
-<w:ftr xmlns:wpc="http://schemas.microsoft.com/office/word/2010/wordprocessingCanvas" xmlns:cx="http://schemas.microsoft.com/office/drawing/2014/chartex" xmlns:cx1="http://schemas.microsoft.com/office/drawing/2015/9/8/chartex" xmlns:cx2="http://schemas.microsoft.com/office/drawing/2015/10/21/chartex" xmlns:cx3="http://schemas.microsoft.com/office/drawing/2016/5/9/chartex" xmlns:cx4="http://schemas.microsoft.com/office/drawing/2016/5/10/chartex" xmlns:cx5="http://schemas.microsoft.com/office/drawing/2016/5/11/chartex" xmlns:cx6="http://schemas.microsoft.com/office/drawing/2016/5/12/chartex" xmlns:cx7="http://schemas.microsoft.com/office/drawing/2016/5/13/chartex" xmlns:cx8="http://schemas.microsoft.com/office/drawing/2016/5/14/chartex" xmlns:mc="http://schemas.openxmlformats.org/markup-compatibility/2006" xmlns:aink="http://schemas.microsoft.com/office/drawing/2016/ink" xmlns:am3d="http://schemas.microsoft.com/office/drawing/2017/model3d" xmlns:o="urn:schemas-microsoft-com:office:office" xmlns:oel="http://schemas.microsoft.com/office/2019/extlst" xmlns:r="http://schemas.openxmlformats.org/officeDocument/2006/relationships" xmlns:m="http://schemas.openxmlformats.org/officeDocument/2006/math" xmlns:v="urn:schemas-microsoft-com:vml" xmlns:wp14="http://schemas.microsoft.com/office/word/2010/wordprocessingDrawing" xmlns:wp="http://schemas.openxmlformats.org/drawingml/2006/wordprocessingDrawing" xmlns:w10="urn:schemas-microsoft-com:office:word" xmlns:w="http://schemas.openxmlformats.org/wordprocessingml/2006/main" xmlns:w14="http://schemas.microsoft.com/office/word/2010/wordml" xmlns:w15="http://schemas.microsoft.com/office/word/2012/wordml" xmlns:w16cex="http://schemas.microsoft.com/office/word/2018/wordml/cex" xmlns:w16cid="http://schemas.microsoft.com/office/word/2016/wordml/cid" xmlns:w16="http://schemas.microsoft.com/office/word/2018/wordml" xmlns:w16du="http://schemas.microsoft.com/office/word/2023/wordml/word16du" xmlns:w16sdtdh="http://schemas.microsoft.com/office/word/2020/wordml/sdtdatahash" xmlns:w16se="http://schemas.microsoft.com/office/word/2015/wordml/symex" xmlns:wpg="http://schemas.microsoft.com/office/word/2010/wordprocessingGroup" xmlns:wpi="http://schemas.microsoft.com/office/word/2010/wordprocessingInk" xmlns:wne="http://schemas.microsoft.com/office/word/2006/wordml" xmlns:wps="http://schemas.microsoft.com/office/word/2010/wordprocessingShape" mc:Ignorable="w14 w15 w16se w16cid w16 w16cex w16sdtdh wp14">
+<w:ftr xmlns:wpc="http://schemas.microsoft.com/office/word/2010/wordprocessingCanvas" xmlns:cx="http://schemas.microsoft.com/office/drawing/2014/chartex" xmlns:cx1="http://schemas.microsoft.com/office/drawing/2015/9/8/chartex" xmlns:cx2="http://schemas.microsoft.com/office/drawing/2015/10/21/chartex" xmlns:cx3="http://schemas.microsoft.com/office/drawing/2016/5/9/chartex" xmlns:cx4="http://schemas.microsoft.com/office/drawing/2016/5/10/chartex" xmlns:cx5="http://schemas.microsoft.com/office/drawing/2016/5/11/chartex" xmlns:cx6="http://schemas.microsoft.com/office/drawing/2016/5/12/chartex" xmlns:cx7="http://schemas.microsoft.com/office/drawing/2016/5/13/chartex" xmlns:cx8="http://schemas.microsoft.com/office/drawing/2016/5/14/chartex" xmlns:mc="http://schemas.openxmlformats.org/markup-compatibility/2006" xmlns:aink="http://schemas.microsoft.com/office/drawing/2016/ink" xmlns:am3d="http://schemas.microsoft.com/office/drawing/2017/model3d" xmlns:o="urn:schemas-microsoft-com:office:office" xmlns:r="http://schemas.openxmlformats.org/officeDocument/2006/relationships" xmlns:m="http://schemas.openxmlformats.org/officeDocument/2006/math" xmlns:v="urn:schemas-microsoft-com:vml" xmlns:wp14="http://schemas.microsoft.com/office/word/2010/wordprocessingDrawing" xmlns:wp="http://schemas.openxmlformats.org/drawingml/2006/wordprocessingDrawing" xmlns:w10="urn:schemas-microsoft-com:office:word" xmlns:w="http://schemas.openxmlformats.org/wordprocessingml/2006/main" xmlns:w14="http://schemas.microsoft.com/office/word/2010/wordml" xmlns:w15="http://schemas.microsoft.com/office/word/2012/wordml" xmlns:w16cex="http://schemas.microsoft.com/office/word/2018/wordml/cex" xmlns:w16cid="http://schemas.microsoft.com/office/word/2016/wordml/cid" xmlns:w16="http://schemas.microsoft.com/office/word/2018/wordml" xmlns:w16sdtdh="http://schemas.microsoft.com/office/word/2020/wordml/sdtdatahash" xmlns:w16se="http://schemas.microsoft.com/office/word/2015/wordml/symex" xmlns:wpg="http://schemas.microsoft.com/office/word/2010/wordprocessingGroup" xmlns:wpi="http://schemas.microsoft.com/office/word/2010/wordprocessingInk" xmlns:wne="http://schemas.microsoft.com/office/word/2006/wordml" xmlns:wps="http://schemas.microsoft.com/office/word/2010/wordprocessingShape" mc:Ignorable="w14 w15 w16se w16cid w16 w16cex w16sdtdh wp14">
   <w:tbl>
     <w:tblPr>
       <w:tblW w:w="0" w:type="auto"/>
@@ -3810,7 +3724,7 @@
 </file>
 
 <file path=word/footnotes.xml><?xml version="1.0" encoding="utf-8"?>
-<w:footnotes xmlns:wpc="http://schemas.microsoft.com/office/word/2010/wordprocessingCanvas" xmlns:cx="http://schemas.microsoft.com/office/drawing/2014/chartex" xmlns:cx1="http://schemas.microsoft.com/office/drawing/2015/9/8/chartex" xmlns:cx2="http://schemas.microsoft.com/office/drawing/2015/10/21/chartex" xmlns:cx3="http://schemas.microsoft.com/office/drawing/2016/5/9/chartex" xmlns:cx4="http://schemas.microsoft.com/office/drawing/2016/5/10/chartex" xmlns:cx5="http://schemas.microsoft.com/office/drawing/2016/5/11/chartex" xmlns:cx6="http://schemas.microsoft.com/office/drawing/2016/5/12/chartex" xmlns:cx7="http://schemas.microsoft.com/office/drawing/2016/5/13/chartex" xmlns:cx8="http://schemas.microsoft.com/office/drawing/2016/5/14/chartex" xmlns:mc="http://schemas.openxmlformats.org/markup-compatibility/2006" xmlns:aink="http://schemas.microsoft.com/office/drawing/2016/ink" xmlns:am3d="http://schemas.microsoft.com/office/drawing/2017/model3d" xmlns:o="urn:schemas-microsoft-com:office:office" xmlns:oel="http://schemas.microsoft.com/office/2019/extlst" xmlns:r="http://schemas.openxmlformats.org/officeDocument/2006/relationships" xmlns:m="http://schemas.openxmlformats.org/officeDocument/2006/math" xmlns:v="urn:schemas-microsoft-com:vml" xmlns:wp14="http://schemas.microsoft.com/office/word/2010/wordprocessingDrawing" xmlns:wp="http://schemas.openxmlformats.org/drawingml/2006/wordprocessingDrawing" xmlns:w10="urn:schemas-microsoft-com:office:word" xmlns:w="http://schemas.openxmlformats.org/wordprocessingml/2006/main" xmlns:w14="http://schemas.microsoft.com/office/word/2010/wordml" xmlns:w15="http://schemas.microsoft.com/office/word/2012/wordml" xmlns:w16cex="http://schemas.microsoft.com/office/word/2018/wordml/cex" xmlns:w16cid="http://schemas.microsoft.com/office/word/2016/wordml/cid" xmlns:w16="http://schemas.microsoft.com/office/word/2018/wordml" xmlns:w16du="http://schemas.microsoft.com/office/word/2023/wordml/word16du" xmlns:w16sdtdh="http://schemas.microsoft.com/office/word/2020/wordml/sdtdatahash" xmlns:w16se="http://schemas.microsoft.com/office/word/2015/wordml/symex" xmlns:wpg="http://schemas.microsoft.com/office/word/2010/wordprocessingGroup" xmlns:wpi="http://schemas.microsoft.com/office/word/2010/wordprocessingInk" xmlns:wne="http://schemas.microsoft.com/office/word/2006/wordml" xmlns:wps="http://schemas.microsoft.com/office/word/2010/wordprocessingShape" mc:Ignorable="w14 w15 w16se w16cid w16 w16cex w16sdtdh wp14">
+<w:footnotes xmlns:wpc="http://schemas.microsoft.com/office/word/2010/wordprocessingCanvas" xmlns:cx="http://schemas.microsoft.com/office/drawing/2014/chartex" xmlns:cx1="http://schemas.microsoft.com/office/drawing/2015/9/8/chartex" xmlns:cx2="http://schemas.microsoft.com/office/drawing/2015/10/21/chartex" xmlns:cx3="http://schemas.microsoft.com/office/drawing/2016/5/9/chartex" xmlns:cx4="http://schemas.microsoft.com/office/drawing/2016/5/10/chartex" xmlns:cx5="http://schemas.microsoft.com/office/drawing/2016/5/11/chartex" xmlns:cx6="http://schemas.microsoft.com/office/drawing/2016/5/12/chartex" xmlns:cx7="http://schemas.microsoft.com/office/drawing/2016/5/13/chartex" xmlns:cx8="http://schemas.microsoft.com/office/drawing/2016/5/14/chartex" xmlns:mc="http://schemas.openxmlformats.org/markup-compatibility/2006" xmlns:aink="http://schemas.microsoft.com/office/drawing/2016/ink" xmlns:am3d="http://schemas.microsoft.com/office/drawing/2017/model3d" xmlns:o="urn:schemas-microsoft-com:office:office" xmlns:r="http://schemas.openxmlformats.org/officeDocument/2006/relationships" xmlns:m="http://schemas.openxmlformats.org/officeDocument/2006/math" xmlns:v="urn:schemas-microsoft-com:vml" xmlns:wp14="http://schemas.microsoft.com/office/word/2010/wordprocessingDrawing" xmlns:wp="http://schemas.openxmlformats.org/drawingml/2006/wordprocessingDrawing" xmlns:w10="urn:schemas-microsoft-com:office:word" xmlns:w="http://schemas.openxmlformats.org/wordprocessingml/2006/main" xmlns:w14="http://schemas.microsoft.com/office/word/2010/wordml" xmlns:w15="http://schemas.microsoft.com/office/word/2012/wordml" xmlns:w16cex="http://schemas.microsoft.com/office/word/2018/wordml/cex" xmlns:w16cid="http://schemas.microsoft.com/office/word/2016/wordml/cid" xmlns:w16="http://schemas.microsoft.com/office/word/2018/wordml" xmlns:w16sdtdh="http://schemas.microsoft.com/office/word/2020/wordml/sdtdatahash" xmlns:w16se="http://schemas.microsoft.com/office/word/2015/wordml/symex" xmlns:wpg="http://schemas.microsoft.com/office/word/2010/wordprocessingGroup" xmlns:wpi="http://schemas.microsoft.com/office/word/2010/wordprocessingInk" xmlns:wne="http://schemas.microsoft.com/office/word/2006/wordml" xmlns:wps="http://schemas.microsoft.com/office/word/2010/wordprocessingShape" mc:Ignorable="w14 w15 w16se w16cid w16 w16cex w16sdtdh wp14">
   <w:footnote w:type="separator" w:id="-1">
     <w:p>
       <w:r>
@@ -3832,7 +3746,7 @@
 </file>
 
 <file path=word/header1.xml><?xml version="1.0" encoding="utf-8"?>
-<w:hdr xmlns:wpc="http://schemas.microsoft.com/office/word/2010/wordprocessingCanvas" xmlns:cx="http://schemas.microsoft.com/office/drawing/2014/chartex" xmlns:cx1="http://schemas.microsoft.com/office/drawing/2015/9/8/chartex" xmlns:cx2="http://schemas.microsoft.com/office/drawing/2015/10/21/chartex" xmlns:cx3="http://schemas.microsoft.com/office/drawing/2016/5/9/chartex" xmlns:cx4="http://schemas.microsoft.com/office/drawing/2016/5/10/chartex" xmlns:cx5="http://schemas.microsoft.com/office/drawing/2016/5/11/chartex" xmlns:cx6="http://schemas.microsoft.com/office/drawing/2016/5/12/chartex" xmlns:cx7="http://schemas.microsoft.com/office/drawing/2016/5/13/chartex" xmlns:cx8="http://schemas.microsoft.com/office/drawing/2016/5/14/chartex" xmlns:mc="http://schemas.openxmlformats.org/markup-compatibility/2006" xmlns:aink="http://schemas.microsoft.com/office/drawing/2016/ink" xmlns:am3d="http://schemas.microsoft.com/office/drawing/2017/model3d" xmlns:o="urn:schemas-microsoft-com:office:office" xmlns:oel="http://schemas.microsoft.com/office/2019/extlst" xmlns:r="http://schemas.openxmlformats.org/officeDocument/2006/relationships" xmlns:m="http://schemas.openxmlformats.org/officeDocument/2006/math" xmlns:v="urn:schemas-microsoft-com:vml" xmlns:wp14="http://schemas.microsoft.com/office/word/2010/wordprocessingDrawing" xmlns:wp="http://schemas.openxmlformats.org/drawingml/2006/wordprocessingDrawing" xmlns:w10="urn:schemas-microsoft-com:office:word" xmlns:w="http://schemas.openxmlformats.org/wordprocessingml/2006/main" xmlns:w14="http://schemas.microsoft.com/office/word/2010/wordml" xmlns:w15="http://schemas.microsoft.com/office/word/2012/wordml" xmlns:w16cex="http://schemas.microsoft.com/office/word/2018/wordml/cex" xmlns:w16cid="http://schemas.microsoft.com/office/word/2016/wordml/cid" xmlns:w16="http://schemas.microsoft.com/office/word/2018/wordml" xmlns:w16du="http://schemas.microsoft.com/office/word/2023/wordml/word16du" xmlns:w16sdtdh="http://schemas.microsoft.com/office/word/2020/wordml/sdtdatahash" xmlns:w16se="http://schemas.microsoft.com/office/word/2015/wordml/symex" xmlns:wpg="http://schemas.microsoft.com/office/word/2010/wordprocessingGroup" xmlns:wpi="http://schemas.microsoft.com/office/word/2010/wordprocessingInk" xmlns:wne="http://schemas.microsoft.com/office/word/2006/wordml" xmlns:wps="http://schemas.microsoft.com/office/word/2010/wordprocessingShape" mc:Ignorable="w14 w15 w16se w16cid w16 w16cex w16sdtdh wp14">
+<w:hdr xmlns:wpc="http://schemas.microsoft.com/office/word/2010/wordprocessingCanvas" xmlns:cx="http://schemas.microsoft.com/office/drawing/2014/chartex" xmlns:cx1="http://schemas.microsoft.com/office/drawing/2015/9/8/chartex" xmlns:cx2="http://schemas.microsoft.com/office/drawing/2015/10/21/chartex" xmlns:cx3="http://schemas.microsoft.com/office/drawing/2016/5/9/chartex" xmlns:cx4="http://schemas.microsoft.com/office/drawing/2016/5/10/chartex" xmlns:cx5="http://schemas.microsoft.com/office/drawing/2016/5/11/chartex" xmlns:cx6="http://schemas.microsoft.com/office/drawing/2016/5/12/chartex" xmlns:cx7="http://schemas.microsoft.com/office/drawing/2016/5/13/chartex" xmlns:cx8="http://schemas.microsoft.com/office/drawing/2016/5/14/chartex" xmlns:mc="http://schemas.openxmlformats.org/markup-compatibility/2006" xmlns:aink="http://schemas.microsoft.com/office/drawing/2016/ink" xmlns:am3d="http://schemas.microsoft.com/office/drawing/2017/model3d" xmlns:o="urn:schemas-microsoft-com:office:office" xmlns:r="http://schemas.openxmlformats.org/officeDocument/2006/relationships" xmlns:m="http://schemas.openxmlformats.org/officeDocument/2006/math" xmlns:v="urn:schemas-microsoft-com:vml" xmlns:wp14="http://schemas.microsoft.com/office/word/2010/wordprocessingDrawing" xmlns:wp="http://schemas.openxmlformats.org/drawingml/2006/wordprocessingDrawing" xmlns:w10="urn:schemas-microsoft-com:office:word" xmlns:w="http://schemas.openxmlformats.org/wordprocessingml/2006/main" xmlns:w14="http://schemas.microsoft.com/office/word/2010/wordml" xmlns:w15="http://schemas.microsoft.com/office/word/2012/wordml" xmlns:w16cex="http://schemas.microsoft.com/office/word/2018/wordml/cex" xmlns:w16cid="http://schemas.microsoft.com/office/word/2016/wordml/cid" xmlns:w16="http://schemas.microsoft.com/office/word/2018/wordml" xmlns:w16sdtdh="http://schemas.microsoft.com/office/word/2020/wordml/sdtdatahash" xmlns:w16se="http://schemas.microsoft.com/office/word/2015/wordml/symex" xmlns:wpg="http://schemas.microsoft.com/office/word/2010/wordprocessingGroup" xmlns:wpi="http://schemas.microsoft.com/office/word/2010/wordprocessingInk" xmlns:wne="http://schemas.microsoft.com/office/word/2006/wordml" xmlns:wps="http://schemas.microsoft.com/office/word/2010/wordprocessingShape" mc:Ignorable="w14 w15 w16se w16cid w16 w16cex w16sdtdh wp14">
   <w:p>
     <w:pPr>
       <w:pStyle w:val="Header"/>
@@ -3848,7 +3762,7 @@
 </file>
 
 <file path=word/header2.xml><?xml version="1.0" encoding="utf-8"?>
-<w:hdr xmlns:wpc="http://schemas.microsoft.com/office/word/2010/wordprocessingCanvas" xmlns:cx="http://schemas.microsoft.com/office/drawing/2014/chartex" xmlns:cx1="http://schemas.microsoft.com/office/drawing/2015/9/8/chartex" xmlns:cx2="http://schemas.microsoft.com/office/drawing/2015/10/21/chartex" xmlns:cx3="http://schemas.microsoft.com/office/drawing/2016/5/9/chartex" xmlns:cx4="http://schemas.microsoft.com/office/drawing/2016/5/10/chartex" xmlns:cx5="http://schemas.microsoft.com/office/drawing/2016/5/11/chartex" xmlns:cx6="http://schemas.microsoft.com/office/drawing/2016/5/12/chartex" xmlns:cx7="http://schemas.microsoft.com/office/drawing/2016/5/13/chartex" xmlns:cx8="http://schemas.microsoft.com/office/drawing/2016/5/14/chartex" xmlns:mc="http://schemas.openxmlformats.org/markup-compatibility/2006" xmlns:aink="http://schemas.microsoft.com/office/drawing/2016/ink" xmlns:am3d="http://schemas.microsoft.com/office/drawing/2017/model3d" xmlns:o="urn:schemas-microsoft-com:office:office" xmlns:oel="http://schemas.microsoft.com/office/2019/extlst" xmlns:r="http://schemas.openxmlformats.org/officeDocument/2006/relationships" xmlns:m="http://schemas.openxmlformats.org/officeDocument/2006/math" xmlns:v="urn:schemas-microsoft-com:vml" xmlns:wp14="http://schemas.microsoft.com/office/word/2010/wordprocessingDrawing" xmlns:wp="http://schemas.openxmlformats.org/drawingml/2006/wordprocessingDrawing" xmlns:w10="urn:schemas-microsoft-com:office:word" xmlns:w="http://schemas.openxmlformats.org/wordprocessingml/2006/main" xmlns:w14="http://schemas.microsoft.com/office/word/2010/wordml" xmlns:w15="http://schemas.microsoft.com/office/word/2012/wordml" xmlns:w16cex="http://schemas.microsoft.com/office/word/2018/wordml/cex" xmlns:w16cid="http://schemas.microsoft.com/office/word/2016/wordml/cid" xmlns:w16="http://schemas.microsoft.com/office/word/2018/wordml" xmlns:w16du="http://schemas.microsoft.com/office/word/2023/wordml/word16du" xmlns:w16sdtdh="http://schemas.microsoft.com/office/word/2020/wordml/sdtdatahash" xmlns:w16se="http://schemas.microsoft.com/office/word/2015/wordml/symex" xmlns:wpg="http://schemas.microsoft.com/office/word/2010/wordprocessingGroup" xmlns:wpi="http://schemas.microsoft.com/office/word/2010/wordprocessingInk" xmlns:wne="http://schemas.microsoft.com/office/word/2006/wordml" xmlns:wps="http://schemas.microsoft.com/office/word/2010/wordprocessingShape" mc:Ignorable="w14 w15 w16se w16cid w16 w16cex w16sdtdh wp14">
+<w:hdr xmlns:wpc="http://schemas.microsoft.com/office/word/2010/wordprocessingCanvas" xmlns:cx="http://schemas.microsoft.com/office/drawing/2014/chartex" xmlns:cx1="http://schemas.microsoft.com/office/drawing/2015/9/8/chartex" xmlns:cx2="http://schemas.microsoft.com/office/drawing/2015/10/21/chartex" xmlns:cx3="http://schemas.microsoft.com/office/drawing/2016/5/9/chartex" xmlns:cx4="http://schemas.microsoft.com/office/drawing/2016/5/10/chartex" xmlns:cx5="http://schemas.microsoft.com/office/drawing/2016/5/11/chartex" xmlns:cx6="http://schemas.microsoft.com/office/drawing/2016/5/12/chartex" xmlns:cx7="http://schemas.microsoft.com/office/drawing/2016/5/13/chartex" xmlns:cx8="http://schemas.microsoft.com/office/drawing/2016/5/14/chartex" xmlns:mc="http://schemas.openxmlformats.org/markup-compatibility/2006" xmlns:aink="http://schemas.microsoft.com/office/drawing/2016/ink" xmlns:am3d="http://schemas.microsoft.com/office/drawing/2017/model3d" xmlns:o="urn:schemas-microsoft-com:office:office" xmlns:r="http://schemas.openxmlformats.org/officeDocument/2006/relationships" xmlns:m="http://schemas.openxmlformats.org/officeDocument/2006/math" xmlns:v="urn:schemas-microsoft-com:vml" xmlns:wp14="http://schemas.microsoft.com/office/word/2010/wordprocessingDrawing" xmlns:wp="http://schemas.openxmlformats.org/drawingml/2006/wordprocessingDrawing" xmlns:w10="urn:schemas-microsoft-com:office:word" xmlns:w="http://schemas.openxmlformats.org/wordprocessingml/2006/main" xmlns:w14="http://schemas.microsoft.com/office/word/2010/wordml" xmlns:w15="http://schemas.microsoft.com/office/word/2012/wordml" xmlns:w16cex="http://schemas.microsoft.com/office/word/2018/wordml/cex" xmlns:w16cid="http://schemas.microsoft.com/office/word/2016/wordml/cid" xmlns:w16="http://schemas.microsoft.com/office/word/2018/wordml" xmlns:w16sdtdh="http://schemas.microsoft.com/office/word/2020/wordml/sdtdatahash" xmlns:w16se="http://schemas.microsoft.com/office/word/2015/wordml/symex" xmlns:wpg="http://schemas.microsoft.com/office/word/2010/wordprocessingGroup" xmlns:wpi="http://schemas.microsoft.com/office/word/2010/wordprocessingInk" xmlns:wne="http://schemas.microsoft.com/office/word/2006/wordml" xmlns:wps="http://schemas.microsoft.com/office/word/2010/wordprocessingShape" mc:Ignorable="w14 w15 w16se w16cid w16 w16cex w16sdtdh wp14">
   <w:p>
     <w:pPr>
       <w:widowControl w:val="0"/>
@@ -3857,45 +3771,47 @@
       <w:ind w:left="851" w:right="-2"/>
       <w:jc w:val="center"/>
       <w:rPr>
-        <w:rFonts w:ascii="Arial" w:hAnsi="Arial" w:cs="Arial"/>
+        <w:rFonts w:ascii="Arial" w:eastAsia="Calibri" w:hAnsi="Arial" w:cs="Arial"/>
         <w:b/>
         <w:bCs/>
         <w:sz w:val="36"/>
         <w:szCs w:val="36"/>
-        <w:lang w:val="fi-FI"/>
       </w:rPr>
     </w:pPr>
+    <w:bookmarkStart w:id="3" w:name="_Hlk186188695"/>
+    <w:bookmarkStart w:id="4" w:name="_Hlk186188696"/>
+    <w:bookmarkStart w:id="5" w:name="_Hlk186188840"/>
+    <w:bookmarkStart w:id="6" w:name="_Hlk186188841"/>
+    <w:bookmarkStart w:id="7" w:name="_Hlk186189107"/>
+    <w:bookmarkStart w:id="8" w:name="_Hlk186189108"/>
     <w:r>
       <w:rPr>
-        <w:rFonts w:ascii="Tahoma" w:eastAsia="Tahoma" w:hAnsi="Tahoma" w:cs="Tahoma"/>
         <w:noProof/>
-        <w:sz w:val="24"/>
-        <w:szCs w:val="24"/>
-        <w:lang w:bidi="en-US"/>
+        <w:lang w:val="en-US"/>
       </w:rPr>
       <w:drawing>
-        <wp:anchor distT="0" distB="0" distL="114300" distR="114300" simplePos="0" relativeHeight="251659264" behindDoc="0" locked="0" layoutInCell="1" allowOverlap="1" wp14:anchorId="7ACA4EB9" wp14:editId="3E3B1508">
+        <wp:anchor distT="0" distB="0" distL="114300" distR="114300" simplePos="0" relativeHeight="251660288" behindDoc="0" locked="0" layoutInCell="1" allowOverlap="1" wp14:anchorId="76FC5790" wp14:editId="49B82480">
           <wp:simplePos x="0" y="0"/>
-          <wp:positionH relativeFrom="column">
-            <wp:posOffset>-324485</wp:posOffset>
+          <wp:positionH relativeFrom="margin">
+            <wp:posOffset>-308344</wp:posOffset>
           </wp:positionH>
           <wp:positionV relativeFrom="paragraph">
-            <wp:posOffset>6985</wp:posOffset>
+            <wp:posOffset>6867</wp:posOffset>
           </wp:positionV>
-          <wp:extent cx="835025" cy="835025"/>
-          <wp:effectExtent l="0" t="0" r="3175" b="3175"/>
+          <wp:extent cx="810000" cy="810000"/>
+          <wp:effectExtent l="0" t="0" r="9525" b="9525"/>
           <wp:wrapNone/>
-          <wp:docPr id="2139638182" name="Picture 1973342684" descr="A yellow and blue logo&#10;&#10;Description automatically generated"/>
+          <wp:docPr id="1140675709" name="Picture 3"/>
           <wp:cNvGraphicFramePr>
-            <a:graphicFrameLocks xmlns:a="http://schemas.openxmlformats.org/drawingml/2006/main"/>
+            <a:graphicFrameLocks xmlns:a="http://schemas.openxmlformats.org/drawingml/2006/main" noChangeAspect="1"/>
           </wp:cNvGraphicFramePr>
           <a:graphic xmlns:a="http://schemas.openxmlformats.org/drawingml/2006/main">
             <a:graphicData uri="http://schemas.openxmlformats.org/drawingml/2006/picture">
               <pic:pic xmlns:pic="http://schemas.openxmlformats.org/drawingml/2006/picture">
                 <pic:nvPicPr>
-                  <pic:cNvPr id="0" name="Picture 1973342684" descr="A yellow and blue logo&#10;&#10;Description automatically generated"/>
+                  <pic:cNvPr id="0" name="Picture 1"/>
                   <pic:cNvPicPr>
-                    <a:picLocks noChangeArrowheads="1"/>
+                    <a:picLocks noChangeAspect="1" noChangeArrowheads="1"/>
                   </pic:cNvPicPr>
                 </pic:nvPicPr>
                 <pic:blipFill>
@@ -3914,37 +3830,35 @@
                 <pic:spPr bwMode="auto">
                   <a:xfrm>
                     <a:off x="0" y="0"/>
-                    <a:ext cx="835025" cy="835025"/>
+                    <a:ext cx="810000" cy="810000"/>
                   </a:xfrm>
                   <a:prstGeom prst="rect">
                     <a:avLst/>
                   </a:prstGeom>
                   <a:noFill/>
+                  <a:ln>
+                    <a:noFill/>
+                  </a:ln>
                 </pic:spPr>
               </pic:pic>
             </a:graphicData>
           </a:graphic>
-          <wp14:sizeRelH relativeFrom="margin">
+          <wp14:sizeRelH relativeFrom="page">
             <wp14:pctWidth>0</wp14:pctWidth>
           </wp14:sizeRelH>
-          <wp14:sizeRelV relativeFrom="margin">
+          <wp14:sizeRelV relativeFrom="page">
             <wp14:pctHeight>0</wp14:pctHeight>
           </wp14:sizeRelV>
         </wp:anchor>
       </w:drawing>
     </w:r>
-    <w:bookmarkStart w:id="3" w:name="_Hlk186188695"/>
-    <w:bookmarkStart w:id="4" w:name="_Hlk186188696"/>
-    <w:bookmarkStart w:id="5" w:name="_Hlk186188840"/>
-    <w:bookmarkStart w:id="6" w:name="_Hlk186188841"/>
     <w:r>
       <w:rPr>
-        <w:rFonts w:ascii="Arial" w:hAnsi="Arial" w:cs="Arial"/>
+        <w:rFonts w:ascii="Arial" w:eastAsia="Calibri" w:hAnsi="Arial" w:cs="Arial"/>
         <w:b/>
         <w:bCs/>
         <w:sz w:val="36"/>
         <w:szCs w:val="36"/>
-        <w:lang w:val="fi-FI"/>
       </w:rPr>
       <w:t>KEMENTERIAN PEKERJAAN UMUM</w:t>
     </w:r>
@@ -3964,7 +3878,6 @@
         <w:bCs/>
         <w:sz w:val="28"/>
         <w:szCs w:val="28"/>
-        <w:lang w:val="fi-FI"/>
       </w:rPr>
     </w:pPr>
     <w:r>
@@ -3974,7 +3887,6 @@
         <w:bCs/>
         <w:sz w:val="24"/>
         <w:szCs w:val="24"/>
-        <w:lang w:val="fi-FI"/>
       </w:rPr>
       <w:t>DIREKTORAT JENDERAL BINA KONSTRUKSI</w:t>
     </w:r>
@@ -3987,20 +3899,18 @@
       <w:ind w:left="851" w:right="-2"/>
       <w:jc w:val="center"/>
       <w:rPr>
-        <w:rFonts w:ascii="Arial" w:hAnsi="Arial" w:cs="Arial"/>
+        <w:rFonts w:ascii="Arial" w:eastAsia="Calibri" w:hAnsi="Arial" w:cs="Arial"/>
         <w:b/>
         <w:bCs/>
         <w:sz w:val="19"/>
         <w:szCs w:val="19"/>
-        <w:lang w:val="fi-FI"/>
       </w:rPr>
     </w:pPr>
     <w:r>
       <w:rPr>
-        <w:rFonts w:ascii="Arial" w:hAnsi="Arial" w:cs="Arial"/>
+        <w:rFonts w:ascii="Arial" w:eastAsia="Calibri" w:hAnsi="Arial" w:cs="Arial"/>
         <w:b/>
         <w:bCs/>
-        <w:lang w:val="fi-FI"/>
       </w:rPr>
       <w:t>BALAI PELAKSANA PEMILIHAN JASA KONSTRUKSI WILAYAH KALIMANTAN SELATAN</w:t>
     </w:r>
@@ -4013,57 +3923,45 @@
       <w:ind w:left="851" w:right="-2"/>
       <w:jc w:val="center"/>
       <w:rPr>
-        <w:rFonts w:ascii="Arial" w:hAnsi="Arial" w:cs="Arial"/>
-        <w:spacing w:val="-14"/>
-        <w:sz w:val="18"/>
-        <w:szCs w:val="18"/>
+        <w:rFonts w:ascii="Arial" w:eastAsia="Calibri" w:hAnsi="Arial" w:cs="Arial"/>
+        <w:spacing w:val="-8"/>
+        <w:sz w:val="16"/>
+        <w:szCs w:val="16"/>
       </w:rPr>
     </w:pPr>
     <w:r>
       <w:rPr>
-        <w:rFonts w:ascii="Arial" w:hAnsi="Arial" w:cs="Arial"/>
+        <w:rFonts w:ascii="Arial" w:eastAsia="Calibri" w:hAnsi="Arial" w:cs="Arial"/>
         <w:b/>
         <w:bCs/>
-        <w:spacing w:val="-14"/>
-        <w:sz w:val="18"/>
-        <w:szCs w:val="18"/>
-        <w:lang w:val="fi-FI"/>
+        <w:spacing w:val="-8"/>
+        <w:sz w:val="16"/>
+        <w:szCs w:val="16"/>
       </w:rPr>
       <w:t xml:space="preserve">KELOMPOK KERJA PEMILIHAN </w:t>
     </w:r>
     <w:r>
       <w:rPr>
-        <w:rFonts w:ascii="Arial" w:hAnsi="Arial" w:cs="Arial"/>
+        <w:rFonts w:ascii="Arial" w:eastAsia="Calibri" w:hAnsi="Arial" w:cs="Arial"/>
         <w:b/>
         <w:bCs/>
-        <w:spacing w:val="-14"/>
-        <w:sz w:val="18"/>
-        <w:szCs w:val="18"/>
+        <w:spacing w:val="-8"/>
+        <w:sz w:val="16"/>
+        <w:szCs w:val="16"/>
+        <w:lang w:val="en-US"/>
       </w:rPr>
-      <w:t>{kode_pokja}</w:t>
+      <w:t xml:space="preserve">2.A.2 </w:t>
     </w:r>
     <w:r>
       <w:rPr>
-        <w:rFonts w:ascii="Arial" w:hAnsi="Arial" w:cs="Arial"/>
+        <w:rFonts w:ascii="Arial" w:eastAsia="Calibri" w:hAnsi="Arial" w:cs="Arial"/>
         <w:b/>
         <w:bCs/>
-        <w:spacing w:val="-14"/>
-        <w:sz w:val="18"/>
-        <w:szCs w:val="18"/>
-        <w:lang w:val="fi-FI"/>
+        <w:spacing w:val="-8"/>
+        <w:sz w:val="16"/>
+        <w:szCs w:val="16"/>
       </w:rPr>
-      <w:t xml:space="preserve"> BP2JK WILAYAH KALIMANTAN SELATAN TAHUN ANGGARAN </w:t>
-    </w:r>
-    <w:r>
-      <w:rPr>
-        <w:rFonts w:ascii="Arial" w:hAnsi="Arial" w:cs="Arial"/>
-        <w:b/>
-        <w:bCs/>
-        <w:spacing w:val="-14"/>
-        <w:sz w:val="18"/>
-        <w:szCs w:val="18"/>
-      </w:rPr>
-      <w:t>{tahun_anggaran}</w:t>
+      <w:t>BP2JK WILAYAH KALIMANTAN SELATAN TAHUN ANGGARAN 2026</w:t>
     </w:r>
   </w:p>
   <w:p>
@@ -4074,31 +3972,82 @@
       <w:ind w:left="851" w:right="-2"/>
       <w:jc w:val="center"/>
       <w:rPr>
-        <w:rFonts w:ascii="Arial" w:hAnsi="Arial" w:cs="Arial"/>
-        <w:spacing w:val="1"/>
-        <w:sz w:val="14"/>
-        <w:szCs w:val="14"/>
+        <w:rFonts w:ascii="Arial" w:eastAsia="Calibri" w:hAnsi="Arial" w:cs="Arial"/>
+        <w:sz w:val="15"/>
+        <w:szCs w:val="15"/>
       </w:rPr>
     </w:pPr>
     <w:r>
       <w:rPr>
-        <w:rFonts w:ascii="Arial" w:hAnsi="Arial" w:cs="Arial"/>
-        <w:sz w:val="14"/>
-        <w:szCs w:val="14"/>
+        <w:rFonts w:ascii="Arial" w:eastAsia="Calibri" w:hAnsi="Arial" w:cs="Arial"/>
+        <w:sz w:val="15"/>
+        <w:szCs w:val="15"/>
       </w:rPr>
-      <w:t xml:space="preserve">Alamat: Jl. Yos Sudarso No. 37A Lt.2, Banjarmasin 70119 Telp.0511-6723416 email: </w:t>
+      <w:t xml:space="preserve">Jl. Yos Sudarso No. 37A Lt.2, Banjarmasin 70119 Telepon (0511) 6723416 Surel </w:t>
     </w:r>
-    <w:hyperlink r:id="rId2" w:history="1">
-      <w:r>
-        <w:rPr>
-          <w:rStyle w:val="Hyperlink"/>
-          <w:spacing w:val="-6"/>
-          <w:sz w:val="16"/>
-          <w:szCs w:val="24"/>
-        </w:rPr>
-        <w:t>{email_ketua_pokja}</w:t>
-      </w:r>
-    </w:hyperlink>
+    <w:r>
+      <w:fldChar w:fldCharType="begin"/>
+    </w:r>
+    <w:r>
+      <w:instrText xml:space="preserve"> HYPERLINK "mailto:%7bemail_ketua_pokja%7ddi." </w:instrText>
+    </w:r>
+    <w:r>
+      <w:fldChar w:fldCharType="separate"/>
+    </w:r>
+    <w:r>
+      <w:rPr>
+        <w:rFonts w:ascii="Arial" w:eastAsia="Calibri" w:hAnsi="Arial" w:cs="Arial"/>
+        <w:color w:val="0000FF"/>
+        <w:sz w:val="15"/>
+        <w:szCs w:val="15"/>
+        <w:u w:val="single"/>
+        <w:lang w:val="en-US"/>
+      </w:rPr>
+      <w:t>{</w:t>
+    </w:r>
+    <w:proofErr w:type="spellStart"/>
+    <w:r>
+      <w:rPr>
+        <w:rFonts w:ascii="Arial" w:eastAsia="Calibri" w:hAnsi="Arial" w:cs="Arial"/>
+        <w:color w:val="0000FF"/>
+        <w:sz w:val="15"/>
+        <w:szCs w:val="15"/>
+        <w:u w:val="single"/>
+        <w:lang w:val="en-US"/>
+      </w:rPr>
+      <w:t>email_ketua_pokja</w:t>
+    </w:r>
+    <w:proofErr w:type="spellEnd"/>
+    <w:r>
+      <w:rPr>
+        <w:rFonts w:ascii="Arial" w:eastAsia="Calibri" w:hAnsi="Arial" w:cs="Arial"/>
+        <w:color w:val="0000FF"/>
+        <w:sz w:val="15"/>
+        <w:szCs w:val="15"/>
+        <w:u w:val="single"/>
+        <w:lang w:val="en-US"/>
+      </w:rPr>
+      <w:t>}</w:t>
+    </w:r>
+    <w:r>
+      <w:rPr>
+        <w:rFonts w:ascii="Arial" w:eastAsia="Calibri" w:hAnsi="Arial" w:cs="Arial"/>
+        <w:color w:val="0000FF"/>
+        <w:sz w:val="15"/>
+        <w:szCs w:val="15"/>
+        <w:u w:val="single"/>
+        <w:lang w:val="en-US"/>
+      </w:rPr>
+      <w:fldChar w:fldCharType="end"/>
+    </w:r>
+    <w:r>
+      <w:rPr>
+        <w:rFonts w:ascii="Arial" w:eastAsia="Calibri" w:hAnsi="Arial" w:cs="Arial"/>
+        <w:sz w:val="15"/>
+        <w:szCs w:val="15"/>
+      </w:rPr>
+      <w:t xml:space="preserve">  </w:t>
+    </w:r>
   </w:p>
   <w:bookmarkEnd w:id="3"/>
   <w:bookmarkEnd w:id="4"/>
@@ -4109,35 +4058,33 @@
       <w:autoSpaceDN w:val="0"/>
       <w:ind w:left="851"/>
       <w:rPr>
-        <w:rFonts w:ascii="Arial" w:hAnsi="Arial" w:cs="Arial"/>
+        <w:rFonts w:ascii="Arial" w:eastAsia="Calibri" w:hAnsi="Arial" w:cs="Arial"/>
         <w:spacing w:val="-6"/>
         <w:sz w:val="16"/>
-        <w:szCs w:val="24"/>
       </w:rPr>
     </w:pPr>
     <w:r>
       <w:rPr>
-        <w:rFonts w:ascii="Tahoma" w:eastAsia="Tahoma" w:hAnsi="Tahoma" w:cs="Tahoma"/>
+        <w:rFonts w:ascii="Arial" w:eastAsia="Calibri" w:hAnsi="Arial" w:cs="Arial"/>
         <w:noProof/>
-        <w:sz w:val="24"/>
-        <w:szCs w:val="24"/>
-        <w:lang w:bidi="en-US"/>
+        <w:spacing w:val="-6"/>
+        <w:sz w:val="16"/>
       </w:rPr>
       <mc:AlternateContent>
         <mc:Choice Requires="wps">
           <w:drawing>
-            <wp:anchor distT="0" distB="0" distL="114300" distR="114300" simplePos="0" relativeHeight="251660288" behindDoc="0" locked="0" layoutInCell="1" allowOverlap="1" wp14:anchorId="7BA29743" wp14:editId="2791F0DC">
+            <wp:anchor distT="0" distB="0" distL="114300" distR="114300" simplePos="0" relativeHeight="251659264" behindDoc="0" locked="0" layoutInCell="1" allowOverlap="1" wp14:anchorId="385D1FA3" wp14:editId="67938196">
               <wp:simplePos x="0" y="0"/>
               <wp:positionH relativeFrom="margin">
-                <wp:posOffset>567690</wp:posOffset>
+                <wp:posOffset>567858</wp:posOffset>
               </wp:positionH>
               <wp:positionV relativeFrom="paragraph">
-                <wp:posOffset>9525</wp:posOffset>
+                <wp:posOffset>9598</wp:posOffset>
               </wp:positionV>
-              <wp:extent cx="5380990" cy="0"/>
+              <wp:extent cx="5381086" cy="0"/>
               <wp:effectExtent l="0" t="19050" r="29210" b="19050"/>
               <wp:wrapNone/>
-              <wp:docPr id="984700384" name="Straight Connector 1"/>
+              <wp:docPr id="984700384" name="Straight Connector 984700384"/>
               <wp:cNvGraphicFramePr/>
               <a:graphic xmlns:a="http://schemas.openxmlformats.org/drawingml/2006/main">
                 <a:graphicData uri="http://schemas.microsoft.com/office/word/2010/wordprocessingShape">
@@ -4146,7 +4093,7 @@
                     <wps:spPr>
                       <a:xfrm>
                         <a:off x="0" y="0"/>
-                        <a:ext cx="5380990" cy="0"/>
+                        <a:ext cx="5381086" cy="0"/>
                       </a:xfrm>
                       <a:prstGeom prst="line">
                         <a:avLst/>
@@ -4176,7 +4123,7 @@
         </mc:Choice>
         <mc:Fallback>
           <w:pict>
-            <v:line w14:anchorId="69A5953E" id="Straight Connector 1" o:spid="_x0000_s1026" style="position:absolute;z-index:251660288;visibility:visible;mso-wrap-style:square;mso-width-percent:0;mso-height-percent:0;mso-wrap-distance-left:9pt;mso-wrap-distance-top:0;mso-wrap-distance-right:9pt;mso-wrap-distance-bottom:0;mso-position-horizontal:absolute;mso-position-horizontal-relative:margin;mso-position-vertical:absolute;mso-position-vertical-relative:text;mso-width-percent:0;mso-height-percent:0;mso-width-relative:margin;mso-height-relative:margin" from="44.7pt,.75pt" to="468.4pt,.75pt" o:gfxdata="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" strokecolor="windowText" strokeweight="2.5pt">
+            <v:line w14:anchorId="76406D82" id="Straight Connector 984700384" o:spid="_x0000_s1026" style="position:absolute;z-index:251659264;visibility:visible;mso-wrap-style:square;mso-width-percent:0;mso-height-percent:0;mso-wrap-distance-left:9pt;mso-wrap-distance-top:0;mso-wrap-distance-right:9pt;mso-wrap-distance-bottom:0;mso-position-horizontal:absolute;mso-position-horizontal-relative:margin;mso-position-vertical:absolute;mso-position-vertical-relative:text;mso-width-percent:0;mso-height-percent:0;mso-width-relative:margin;mso-height-relative:margin" from="44.7pt,.75pt" to="468.4pt,.75pt" o:gfxdata="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" strokecolor="windowText" strokeweight="2.5pt">
               <v:stroke joinstyle="miter"/>
               <w10:wrap anchorx="margin"/>
             </v:line>
@@ -4186,20 +4133,14 @@
     </w:r>
     <w:bookmarkEnd w:id="5"/>
     <w:bookmarkEnd w:id="6"/>
-  </w:p>
-  <w:p>
-    <w:pPr>
-      <w:pStyle w:val="Header"/>
-      <w:rPr>
-        <w:rFonts w:eastAsia="Calibri"/>
-      </w:rPr>
-    </w:pPr>
+    <w:bookmarkEnd w:id="7"/>
+    <w:bookmarkEnd w:id="8"/>
   </w:p>
 </w:hdr>
 </file>
 
 <file path=word/numbering.xml><?xml version="1.0" encoding="utf-8"?>
-<w:numbering xmlns:wpc="http://schemas.microsoft.com/office/word/2010/wordprocessingCanvas" xmlns:cx="http://schemas.microsoft.com/office/drawing/2014/chartex" xmlns:cx1="http://schemas.microsoft.com/office/drawing/2015/9/8/chartex" xmlns:cx2="http://schemas.microsoft.com/office/drawing/2015/10/21/chartex" xmlns:cx3="http://schemas.microsoft.com/office/drawing/2016/5/9/chartex" xmlns:cx4="http://schemas.microsoft.com/office/drawing/2016/5/10/chartex" xmlns:cx5="http://schemas.microsoft.com/office/drawing/2016/5/11/chartex" xmlns:cx6="http://schemas.microsoft.com/office/drawing/2016/5/12/chartex" xmlns:cx7="http://schemas.microsoft.com/office/drawing/2016/5/13/chartex" xmlns:cx8="http://schemas.microsoft.com/office/drawing/2016/5/14/chartex" xmlns:mc="http://schemas.openxmlformats.org/markup-compatibility/2006" xmlns:aink="http://schemas.microsoft.com/office/drawing/2016/ink" xmlns:am3d="http://schemas.microsoft.com/office/drawing/2017/model3d" xmlns:o="urn:schemas-microsoft-com:office:office" xmlns:oel="http://schemas.microsoft.com/office/2019/extlst" xmlns:r="http://schemas.openxmlformats.org/officeDocument/2006/relationships" xmlns:m="http://schemas.openxmlformats.org/officeDocument/2006/math" xmlns:v="urn:schemas-microsoft-com:vml" xmlns:wp14="http://schemas.microsoft.com/office/word/2010/wordprocessingDrawing" xmlns:wp="http://schemas.openxmlformats.org/drawingml/2006/wordprocessingDrawing" xmlns:w10="urn:schemas-microsoft-com:office:word" xmlns:w="http://schemas.openxmlformats.org/wordprocessingml/2006/main" xmlns:w14="http://schemas.microsoft.com/office/word/2010/wordml" xmlns:w15="http://schemas.microsoft.com/office/word/2012/wordml" xmlns:w16cex="http://schemas.microsoft.com/office/word/2018/wordml/cex" xmlns:w16cid="http://schemas.microsoft.com/office/word/2016/wordml/cid" xmlns:w16="http://schemas.microsoft.com/office/word/2018/wordml" xmlns:w16du="http://schemas.microsoft.com/office/word/2023/wordml/word16du" xmlns:w16sdtdh="http://schemas.microsoft.com/office/word/2020/wordml/sdtdatahash" xmlns:w16se="http://schemas.microsoft.com/office/word/2015/wordml/symex" xmlns:wpg="http://schemas.microsoft.com/office/word/2010/wordprocessingGroup" xmlns:wpi="http://schemas.microsoft.com/office/word/2010/wordprocessingInk" xmlns:wne="http://schemas.microsoft.com/office/word/2006/wordml" xmlns:wps="http://schemas.microsoft.com/office/word/2010/wordprocessingShape" mc:Ignorable="w14 w15 w16se w16cid w16 w16cex w16sdtdh wp14">
+<w:numbering xmlns:wpc="http://schemas.microsoft.com/office/word/2010/wordprocessingCanvas" xmlns:cx="http://schemas.microsoft.com/office/drawing/2014/chartex" xmlns:cx1="http://schemas.microsoft.com/office/drawing/2015/9/8/chartex" xmlns:cx2="http://schemas.microsoft.com/office/drawing/2015/10/21/chartex" xmlns:cx3="http://schemas.microsoft.com/office/drawing/2016/5/9/chartex" xmlns:cx4="http://schemas.microsoft.com/office/drawing/2016/5/10/chartex" xmlns:cx5="http://schemas.microsoft.com/office/drawing/2016/5/11/chartex" xmlns:cx6="http://schemas.microsoft.com/office/drawing/2016/5/12/chartex" xmlns:cx7="http://schemas.microsoft.com/office/drawing/2016/5/13/chartex" xmlns:cx8="http://schemas.microsoft.com/office/drawing/2016/5/14/chartex" xmlns:mc="http://schemas.openxmlformats.org/markup-compatibility/2006" xmlns:aink="http://schemas.microsoft.com/office/drawing/2016/ink" xmlns:am3d="http://schemas.microsoft.com/office/drawing/2017/model3d" xmlns:o="urn:schemas-microsoft-com:office:office" xmlns:r="http://schemas.openxmlformats.org/officeDocument/2006/relationships" xmlns:m="http://schemas.openxmlformats.org/officeDocument/2006/math" xmlns:v="urn:schemas-microsoft-com:vml" xmlns:wp14="http://schemas.microsoft.com/office/word/2010/wordprocessingDrawing" xmlns:wp="http://schemas.openxmlformats.org/drawingml/2006/wordprocessingDrawing" xmlns:w10="urn:schemas-microsoft-com:office:word" xmlns:w="http://schemas.openxmlformats.org/wordprocessingml/2006/main" xmlns:w14="http://schemas.microsoft.com/office/word/2010/wordml" xmlns:w15="http://schemas.microsoft.com/office/word/2012/wordml" xmlns:w16cex="http://schemas.microsoft.com/office/word/2018/wordml/cex" xmlns:w16cid="http://schemas.microsoft.com/office/word/2016/wordml/cid" xmlns:w16="http://schemas.microsoft.com/office/word/2018/wordml" xmlns:w16sdtdh="http://schemas.microsoft.com/office/word/2020/wordml/sdtdatahash" xmlns:w16se="http://schemas.microsoft.com/office/word/2015/wordml/symex" xmlns:wpg="http://schemas.microsoft.com/office/word/2010/wordprocessingGroup" xmlns:wpi="http://schemas.microsoft.com/office/word/2010/wordprocessingInk" xmlns:wne="http://schemas.microsoft.com/office/word/2006/wordml" xmlns:wps="http://schemas.microsoft.com/office/word/2010/wordprocessingShape" mc:Ignorable="w14 w15 w16se w16cid w16 w16cex w16sdtdh wp14">
   <w:abstractNum w:abstractNumId="0" w15:restartNumberingAfterBreak="0">
     <w:nsid w:val="FFFFFF88"/>
     <w:multiLevelType w:val="singleLevel"/>
@@ -7566,43 +7507,43 @@
       </w:pPr>
     </w:lvl>
   </w:abstractNum>
-  <w:num w:numId="1" w16cid:durableId="81726282">
+  <w:num w:numId="1">
     <w:abstractNumId w:val="10"/>
   </w:num>
-  <w:num w:numId="2" w16cid:durableId="324362595">
+  <w:num w:numId="2">
     <w:abstractNumId w:val="23"/>
   </w:num>
-  <w:num w:numId="3" w16cid:durableId="1361008008">
+  <w:num w:numId="3">
     <w:abstractNumId w:val="22"/>
   </w:num>
-  <w:num w:numId="4" w16cid:durableId="1334451500">
+  <w:num w:numId="4">
     <w:abstractNumId w:val="20"/>
   </w:num>
-  <w:num w:numId="5" w16cid:durableId="729815783">
+  <w:num w:numId="5">
     <w:abstractNumId w:val="17"/>
   </w:num>
-  <w:num w:numId="6" w16cid:durableId="2130932016">
+  <w:num w:numId="6">
     <w:abstractNumId w:val="33"/>
   </w:num>
-  <w:num w:numId="7" w16cid:durableId="1288199116">
+  <w:num w:numId="7">
     <w:abstractNumId w:val="30"/>
   </w:num>
-  <w:num w:numId="8" w16cid:durableId="969088056">
+  <w:num w:numId="8">
     <w:abstractNumId w:val="31"/>
   </w:num>
-  <w:num w:numId="9" w16cid:durableId="498812837">
+  <w:num w:numId="9">
     <w:abstractNumId w:val="5"/>
   </w:num>
-  <w:num w:numId="10" w16cid:durableId="1412777744">
+  <w:num w:numId="10">
     <w:abstractNumId w:val="27"/>
   </w:num>
-  <w:num w:numId="11" w16cid:durableId="1280146292">
+  <w:num w:numId="11">
     <w:abstractNumId w:val="15"/>
   </w:num>
-  <w:num w:numId="12" w16cid:durableId="1429159809">
+  <w:num w:numId="12">
     <w:abstractNumId w:val="24"/>
   </w:num>
-  <w:num w:numId="13" w16cid:durableId="124590828">
+  <w:num w:numId="13">
     <w:abstractNumId w:val="25"/>
     <w:lvlOverride w:ilvl="0">
       <w:lvl w:ilvl="0">
@@ -7612,70 +7553,70 @@
       </w:lvl>
     </w:lvlOverride>
   </w:num>
-  <w:num w:numId="14" w16cid:durableId="1514341678">
+  <w:num w:numId="14">
     <w:abstractNumId w:val="28"/>
   </w:num>
-  <w:num w:numId="15" w16cid:durableId="784345151">
+  <w:num w:numId="15">
     <w:abstractNumId w:val="26"/>
   </w:num>
-  <w:num w:numId="16" w16cid:durableId="999307923">
+  <w:num w:numId="16">
     <w:abstractNumId w:val="9"/>
   </w:num>
-  <w:num w:numId="17" w16cid:durableId="1999266320">
+  <w:num w:numId="17">
     <w:abstractNumId w:val="34"/>
   </w:num>
-  <w:num w:numId="18" w16cid:durableId="141624990">
+  <w:num w:numId="18">
     <w:abstractNumId w:val="0"/>
   </w:num>
-  <w:num w:numId="19" w16cid:durableId="960113470">
+  <w:num w:numId="19">
     <w:abstractNumId w:val="13"/>
   </w:num>
-  <w:num w:numId="20" w16cid:durableId="699089066">
+  <w:num w:numId="20">
     <w:abstractNumId w:val="2"/>
   </w:num>
-  <w:num w:numId="21" w16cid:durableId="2111779933">
+  <w:num w:numId="21">
     <w:abstractNumId w:val="4"/>
   </w:num>
-  <w:num w:numId="22" w16cid:durableId="1534924705">
+  <w:num w:numId="22">
     <w:abstractNumId w:val="7"/>
   </w:num>
-  <w:num w:numId="23" w16cid:durableId="155731031">
+  <w:num w:numId="23">
     <w:abstractNumId w:val="12"/>
   </w:num>
-  <w:num w:numId="24" w16cid:durableId="1057432444">
+  <w:num w:numId="24">
     <w:abstractNumId w:val="14"/>
   </w:num>
-  <w:num w:numId="25" w16cid:durableId="572862589">
+  <w:num w:numId="25">
     <w:abstractNumId w:val="6"/>
   </w:num>
-  <w:num w:numId="26" w16cid:durableId="840242024">
+  <w:num w:numId="26">
     <w:abstractNumId w:val="32"/>
   </w:num>
-  <w:num w:numId="27" w16cid:durableId="1123618157">
+  <w:num w:numId="27">
     <w:abstractNumId w:val="3"/>
   </w:num>
-  <w:num w:numId="28" w16cid:durableId="612370613">
+  <w:num w:numId="28">
     <w:abstractNumId w:val="16"/>
   </w:num>
-  <w:num w:numId="29" w16cid:durableId="692338032">
+  <w:num w:numId="29">
     <w:abstractNumId w:val="1"/>
   </w:num>
-  <w:num w:numId="30" w16cid:durableId="1192184587">
+  <w:num w:numId="30">
     <w:abstractNumId w:val="11"/>
   </w:num>
-  <w:num w:numId="31" w16cid:durableId="687951505">
+  <w:num w:numId="31">
     <w:abstractNumId w:val="8"/>
   </w:num>
-  <w:num w:numId="32" w16cid:durableId="1887837917">
+  <w:num w:numId="32">
     <w:abstractNumId w:val="19"/>
   </w:num>
-  <w:num w:numId="33" w16cid:durableId="1559170932">
+  <w:num w:numId="33">
     <w:abstractNumId w:val="21"/>
   </w:num>
-  <w:num w:numId="34" w16cid:durableId="511534719">
+  <w:num w:numId="34">
     <w:abstractNumId w:val="35"/>
   </w:num>
-  <w:num w:numId="35" w16cid:durableId="2143033867">
+  <w:num w:numId="35">
     <w:abstractNumId w:val="18"/>
     <w:lvlOverride w:ilvl="0">
       <w:startOverride w:val="1"/>
@@ -7705,7 +7646,7 @@
       <w:startOverride w:val="1"/>
     </w:lvlOverride>
   </w:num>
-  <w:num w:numId="36" w16cid:durableId="1890913665">
+  <w:num w:numId="36">
     <w:abstractNumId w:val="29"/>
     <w:lvlOverride w:ilvl="0">
       <w:startOverride w:val="1"/>
@@ -9220,27 +9161,10 @@
 </file>
 
 <file path=customXml/item1.xml><?xml version="1.0" encoding="utf-8"?>
-<?mso-contentType ?>
-<FormTemplates xmlns="http://schemas.microsoft.com/sharepoint/v3/contenttype/forms">
-  <Display>DocumentLibraryForm</Display>
-  <Edit>DocumentLibraryForm</Edit>
-  <New>DocumentLibraryForm</New>
-</FormTemplates>
+<b:Sources xmlns:b="http://schemas.openxmlformats.org/officeDocument/2006/bibliography" xmlns="http://schemas.openxmlformats.org/officeDocument/2006/bibliography" SelectedStyle="\APASixthEditionOfficeOnline.xsl" StyleName="APA" Version="6"/>
 </file>
 
 <file path=customXml/item2.xml><?xml version="1.0" encoding="utf-8"?>
-<p:properties xmlns:p="http://schemas.microsoft.com/office/2006/metadata/properties" xmlns:xsi="http://www.w3.org/2001/XMLSchema-instance" xmlns:pc="http://schemas.microsoft.com/office/infopath/2007/PartnerControls">
-  <documentManagement>
-    <TaxCatchAll xmlns="23b7ebbb-480e-4d36-8f38-fd0ac82dae9c" xsi:nil="true"/>
-    <lcf76f155ced4ddcb4097134ff3c332f xmlns="87f1a149-5420-40c2-b2e8-d8d0877ebc85">
-      <Terms xmlns="http://schemas.microsoft.com/office/infopath/2007/PartnerControls"/>
-    </lcf76f155ced4ddcb4097134ff3c332f>
-    <PIC xmlns="87f1a149-5420-40c2-b2e8-d8d0877ebc85" xsi:nil="true"/>
-  </documentManagement>
-</p:properties>
-</file>
-
-<file path=customXml/item3.xml><?xml version="1.0" encoding="utf-8"?>
 <ct:contentTypeSchema xmlns:ct="http://schemas.microsoft.com/office/2006/metadata/contentType" xmlns:ma="http://schemas.microsoft.com/office/2006/metadata/properties/metaAttributes" ct:_="" ma:_="" ma:contentTypeName="Document" ma:contentTypeID="0x010100AEF28E0A17E4AE4FA5DD6A9AABB5DBC8" ma:contentTypeVersion="16" ma:contentTypeDescription="Create a new document." ma:contentTypeScope="" ma:versionID="a17fa769c7c4fea18ba461e558e121e5">
   <xsd:schema xmlns:xsd="http://www.w3.org/2001/XMLSchema" xmlns:xs="http://www.w3.org/2001/XMLSchema" xmlns:p="http://schemas.microsoft.com/office/2006/metadata/properties" xmlns:ns2="87f1a149-5420-40c2-b2e8-d8d0877ebc85" xmlns:ns3="23b7ebbb-480e-4d36-8f38-fd0ac82dae9c" targetNamespace="http://schemas.microsoft.com/office/2006/metadata/properties" ma:root="true" ma:fieldsID="3bfa0fac8ae4d24da5269d6ff34039be" ns2:_="" ns3:_="">
     <xsd:import namespace="87f1a149-5420-40c2-b2e8-d8d0877ebc85"/>
@@ -9483,30 +9407,36 @@
 </ct:contentTypeSchema>
 </file>
 
+<file path=customXml/item3.xml><?xml version="1.0" encoding="utf-8"?>
+<p:properties xmlns:p="http://schemas.microsoft.com/office/2006/metadata/properties" xmlns:xsi="http://www.w3.org/2001/XMLSchema-instance" xmlns:pc="http://schemas.microsoft.com/office/infopath/2007/PartnerControls">
+  <documentManagement>
+    <TaxCatchAll xmlns="23b7ebbb-480e-4d36-8f38-fd0ac82dae9c" xsi:nil="true"/>
+    <lcf76f155ced4ddcb4097134ff3c332f xmlns="87f1a149-5420-40c2-b2e8-d8d0877ebc85">
+      <Terms xmlns="http://schemas.microsoft.com/office/infopath/2007/PartnerControls"/>
+    </lcf76f155ced4ddcb4097134ff3c332f>
+    <PIC xmlns="87f1a149-5420-40c2-b2e8-d8d0877ebc85" xsi:nil="true"/>
+  </documentManagement>
+</p:properties>
+</file>
+
 <file path=customXml/item4.xml><?xml version="1.0" encoding="utf-8"?>
-<b:Sources xmlns:b="http://schemas.openxmlformats.org/officeDocument/2006/bibliography" xmlns="http://schemas.openxmlformats.org/officeDocument/2006/bibliography" SelectedStyle="\APASixthEditionOfficeOnline.xsl" StyleName="APA" Version="6"/>
+<?mso-contentType ?>
+<FormTemplates xmlns="http://schemas.microsoft.com/sharepoint/v3/contenttype/forms">
+  <Display>DocumentLibraryForm</Display>
+  <Edit>DocumentLibraryForm</Edit>
+  <New>DocumentLibraryForm</New>
+</FormTemplates>
 </file>
 
 <file path=customXml/itemProps1.xml><?xml version="1.0" encoding="utf-8"?>
-<ds:datastoreItem xmlns:ds="http://schemas.openxmlformats.org/officeDocument/2006/customXml" ds:itemID="{ADE80AD1-B511-437D-9EC6-E71B406ED00D}">
+<ds:datastoreItem xmlns:ds="http://schemas.openxmlformats.org/officeDocument/2006/customXml" ds:itemID="{10D35394-9BBA-4CA7-9ACA-93FF9FC4B9FE}">
   <ds:schemaRefs>
-    <ds:schemaRef ds:uri="http://schemas.microsoft.com/sharepoint/v3/contenttype/forms"/>
+    <ds:schemaRef ds:uri="http://schemas.openxmlformats.org/officeDocument/2006/bibliography"/>
   </ds:schemaRefs>
 </ds:datastoreItem>
 </file>
 
 <file path=customXml/itemProps2.xml><?xml version="1.0" encoding="utf-8"?>
-<ds:datastoreItem xmlns:ds="http://schemas.openxmlformats.org/officeDocument/2006/customXml" ds:itemID="{0EF6B3C1-2C0C-45C1-848E-2E47DFDB0FBC}">
-  <ds:schemaRefs>
-    <ds:schemaRef ds:uri="http://schemas.microsoft.com/office/2006/metadata/properties"/>
-    <ds:schemaRef ds:uri="http://schemas.microsoft.com/office/infopath/2007/PartnerControls"/>
-    <ds:schemaRef ds:uri="23b7ebbb-480e-4d36-8f38-fd0ac82dae9c"/>
-    <ds:schemaRef ds:uri="87f1a149-5420-40c2-b2e8-d8d0877ebc85"/>
-  </ds:schemaRefs>
-</ds:datastoreItem>
-</file>
-
-<file path=customXml/itemProps3.xml><?xml version="1.0" encoding="utf-8"?>
 <ds:datastoreItem xmlns:ds="http://schemas.openxmlformats.org/officeDocument/2006/customXml" ds:itemID="{A2934C3C-1F7E-4BE6-BD60-DDF56A21B2D7}">
   <ds:schemaRefs>
     <ds:schemaRef ds:uri="http://schemas.microsoft.com/office/2006/metadata/contentType"/>
@@ -9525,10 +9455,21 @@
 </ds:datastoreItem>
 </file>
 
+<file path=customXml/itemProps3.xml><?xml version="1.0" encoding="utf-8"?>
+<ds:datastoreItem xmlns:ds="http://schemas.openxmlformats.org/officeDocument/2006/customXml" ds:itemID="{0EF6B3C1-2C0C-45C1-848E-2E47DFDB0FBC}">
+  <ds:schemaRefs>
+    <ds:schemaRef ds:uri="http://schemas.microsoft.com/office/2006/metadata/properties"/>
+    <ds:schemaRef ds:uri="http://schemas.microsoft.com/office/infopath/2007/PartnerControls"/>
+    <ds:schemaRef ds:uri="23b7ebbb-480e-4d36-8f38-fd0ac82dae9c"/>
+    <ds:schemaRef ds:uri="87f1a149-5420-40c2-b2e8-d8d0877ebc85"/>
+  </ds:schemaRefs>
+</ds:datastoreItem>
+</file>
+
 <file path=customXml/itemProps4.xml><?xml version="1.0" encoding="utf-8"?>
-<ds:datastoreItem xmlns:ds="http://schemas.openxmlformats.org/officeDocument/2006/customXml" ds:itemID="{10D35394-9BBA-4CA7-9ACA-93FF9FC4B9FE}">
+<ds:datastoreItem xmlns:ds="http://schemas.openxmlformats.org/officeDocument/2006/customXml" ds:itemID="{ADE80AD1-B511-437D-9EC6-E71B406ED00D}">
   <ds:schemaRefs>
-    <ds:schemaRef ds:uri="http://schemas.openxmlformats.org/officeDocument/2006/bibliography"/>
+    <ds:schemaRef ds:uri="http://schemas.microsoft.com/sharepoint/v3/contenttype/forms"/>
   </ds:schemaRefs>
 </ds:datastoreItem>
 </file>
--- a/Master Folder/Master BA Timlak Konsultan/08. BA Penetapan Dokumen Pemilihan.docx
+++ b/Master Folder/Master BA Timlak Konsultan/08. BA Penetapan Dokumen Pemilihan.docx
@@ -2150,7 +2150,7 @@
               </wp:anchor>
             </w:drawing>
           </mc:Choice>
-          <mc:Fallback xmlns:w16du="http://schemas.microsoft.com/office/word/2023/wordml/word16du" xmlns:oel="http://schemas.microsoft.com/office/2019/extlst">
+          <mc:Fallback xmlns:oel="http://schemas.microsoft.com/office/2019/extlst" xmlns:w16du="http://schemas.microsoft.com/office/word/2023/wordml/word16du">
             <w:pict>
               <v:shapetype w14:anchorId="3FF4F489" id="_x0000_t202" coordsize="21600,21600" o:spt="202" path="m,l,21600r21600,l21600,xe">
                 <v:stroke joinstyle="miter"/>
@@ -2564,7 +2564,6 @@
                 <w:rFonts w:ascii="Arial" w:hAnsi="Arial" w:cs="Arial"/>
                 <w:sz w:val="22"/>
                 <w:szCs w:val="22"/>
-                <w:u w:val="single"/>
               </w:rPr>
               <w:t>{ketua_pokja}</w:t>
             </w:r>
@@ -2750,7 +2749,6 @@
                 <w:rFonts w:ascii="Arial" w:hAnsi="Arial" w:cs="Arial"/>
                 <w:sz w:val="22"/>
                 <w:szCs w:val="22"/>
-                <w:u w:val="single"/>
               </w:rPr>
               <w:t>{sekre_pokja}</w:t>
             </w:r>
@@ -2938,7 +2936,6 @@
                 <w:rFonts w:ascii="Arial" w:hAnsi="Arial" w:cs="Arial"/>
                 <w:sz w:val="22"/>
                 <w:szCs w:val="22"/>
-                <w:u w:val="single"/>
               </w:rPr>
               <w:t>{anggota3_pokja}</w:t>
             </w:r>
@@ -3126,7 +3123,6 @@
                 <w:rFonts w:ascii="Arial" w:hAnsi="Arial" w:cs="Arial"/>
                 <w:sz w:val="22"/>
                 <w:szCs w:val="22"/>
-                <w:u w:val="single"/>
               </w:rPr>
               <w:t>{anggota4_pokja}</w:t>
             </w:r>
@@ -3313,7 +3309,6 @@
                 <w:rFonts w:ascii="Arial" w:hAnsi="Arial" w:cs="Arial"/>
                 <w:sz w:val="22"/>
                 <w:szCs w:val="22"/>
-                <w:u w:val="single"/>
               </w:rPr>
               <w:t>{anggota5_pokja}</w:t>
             </w:r>
@@ -3983,7 +3978,15 @@
         <w:sz w:val="15"/>
         <w:szCs w:val="15"/>
       </w:rPr>
-      <w:t xml:space="preserve">Jl. Yos Sudarso No. 37A Lt.2, Banjarmasin 70119 Telepon (0511) 6723416 Surel </w:t>
+      <w:t xml:space="preserve">Jl. Yos Sudarso No. 37A Lt.2, Banjarmasin 70119 Telepon (0511) 6723416 </w:t>
+    </w:r>
+    <w:r>
+      <w:rPr>
+        <w:rFonts w:ascii="Arial" w:eastAsia="Calibri" w:hAnsi="Arial" w:cs="Arial"/>
+        <w:sz w:val="15"/>
+        <w:szCs w:val="15"/>
+      </w:rPr>
+      <w:t xml:space="preserve">Surel </w:t>
     </w:r>
     <w:r>
       <w:fldChar w:fldCharType="begin"/>
@@ -9161,10 +9164,27 @@
 </file>
 
 <file path=customXml/item1.xml><?xml version="1.0" encoding="utf-8"?>
-<b:Sources xmlns:b="http://schemas.openxmlformats.org/officeDocument/2006/bibliography" xmlns="http://schemas.openxmlformats.org/officeDocument/2006/bibliography" SelectedStyle="\APASixthEditionOfficeOnline.xsl" StyleName="APA" Version="6"/>
+<?mso-contentType ?>
+<FormTemplates xmlns="http://schemas.microsoft.com/sharepoint/v3/contenttype/forms">
+  <Display>DocumentLibraryForm</Display>
+  <Edit>DocumentLibraryForm</Edit>
+  <New>DocumentLibraryForm</New>
+</FormTemplates>
 </file>
 
 <file path=customXml/item2.xml><?xml version="1.0" encoding="utf-8"?>
+<p:properties xmlns:p="http://schemas.microsoft.com/office/2006/metadata/properties" xmlns:xsi="http://www.w3.org/2001/XMLSchema-instance" xmlns:pc="http://schemas.microsoft.com/office/infopath/2007/PartnerControls">
+  <documentManagement>
+    <TaxCatchAll xmlns="23b7ebbb-480e-4d36-8f38-fd0ac82dae9c" xsi:nil="true"/>
+    <lcf76f155ced4ddcb4097134ff3c332f xmlns="87f1a149-5420-40c2-b2e8-d8d0877ebc85">
+      <Terms xmlns="http://schemas.microsoft.com/office/infopath/2007/PartnerControls"/>
+    </lcf76f155ced4ddcb4097134ff3c332f>
+    <PIC xmlns="87f1a149-5420-40c2-b2e8-d8d0877ebc85" xsi:nil="true"/>
+  </documentManagement>
+</p:properties>
+</file>
+
+<file path=customXml/item3.xml><?xml version="1.0" encoding="utf-8"?>
 <ct:contentTypeSchema xmlns:ct="http://schemas.microsoft.com/office/2006/metadata/contentType" xmlns:ma="http://schemas.microsoft.com/office/2006/metadata/properties/metaAttributes" ct:_="" ma:_="" ma:contentTypeName="Document" ma:contentTypeID="0x010100AEF28E0A17E4AE4FA5DD6A9AABB5DBC8" ma:contentTypeVersion="16" ma:contentTypeDescription="Create a new document." ma:contentTypeScope="" ma:versionID="a17fa769c7c4fea18ba461e558e121e5">
   <xsd:schema xmlns:xsd="http://www.w3.org/2001/XMLSchema" xmlns:xs="http://www.w3.org/2001/XMLSchema" xmlns:p="http://schemas.microsoft.com/office/2006/metadata/properties" xmlns:ns2="87f1a149-5420-40c2-b2e8-d8d0877ebc85" xmlns:ns3="23b7ebbb-480e-4d36-8f38-fd0ac82dae9c" targetNamespace="http://schemas.microsoft.com/office/2006/metadata/properties" ma:root="true" ma:fieldsID="3bfa0fac8ae4d24da5269d6ff34039be" ns2:_="" ns3:_="">
     <xsd:import namespace="87f1a149-5420-40c2-b2e8-d8d0877ebc85"/>
@@ -9407,36 +9427,30 @@
 </ct:contentTypeSchema>
 </file>
 
-<file path=customXml/item3.xml><?xml version="1.0" encoding="utf-8"?>
-<p:properties xmlns:p="http://schemas.microsoft.com/office/2006/metadata/properties" xmlns:xsi="http://www.w3.org/2001/XMLSchema-instance" xmlns:pc="http://schemas.microsoft.com/office/infopath/2007/PartnerControls">
-  <documentManagement>
-    <TaxCatchAll xmlns="23b7ebbb-480e-4d36-8f38-fd0ac82dae9c" xsi:nil="true"/>
-    <lcf76f155ced4ddcb4097134ff3c332f xmlns="87f1a149-5420-40c2-b2e8-d8d0877ebc85">
-      <Terms xmlns="http://schemas.microsoft.com/office/infopath/2007/PartnerControls"/>
-    </lcf76f155ced4ddcb4097134ff3c332f>
-    <PIC xmlns="87f1a149-5420-40c2-b2e8-d8d0877ebc85" xsi:nil="true"/>
-  </documentManagement>
-</p:properties>
-</file>
-
 <file path=customXml/item4.xml><?xml version="1.0" encoding="utf-8"?>
-<?mso-contentType ?>
-<FormTemplates xmlns="http://schemas.microsoft.com/sharepoint/v3/contenttype/forms">
-  <Display>DocumentLibraryForm</Display>
-  <Edit>DocumentLibraryForm</Edit>
-  <New>DocumentLibraryForm</New>
-</FormTemplates>
+<b:Sources xmlns:b="http://schemas.openxmlformats.org/officeDocument/2006/bibliography" xmlns="http://schemas.openxmlformats.org/officeDocument/2006/bibliography" SelectedStyle="\APASixthEditionOfficeOnline.xsl" StyleName="APA" Version="6"/>
 </file>
 
 <file path=customXml/itemProps1.xml><?xml version="1.0" encoding="utf-8"?>
-<ds:datastoreItem xmlns:ds="http://schemas.openxmlformats.org/officeDocument/2006/customXml" ds:itemID="{10D35394-9BBA-4CA7-9ACA-93FF9FC4B9FE}">
+<ds:datastoreItem xmlns:ds="http://schemas.openxmlformats.org/officeDocument/2006/customXml" ds:itemID="{ADE80AD1-B511-437D-9EC6-E71B406ED00D}">
   <ds:schemaRefs>
-    <ds:schemaRef ds:uri="http://schemas.openxmlformats.org/officeDocument/2006/bibliography"/>
+    <ds:schemaRef ds:uri="http://schemas.microsoft.com/sharepoint/v3/contenttype/forms"/>
   </ds:schemaRefs>
 </ds:datastoreItem>
 </file>
 
 <file path=customXml/itemProps2.xml><?xml version="1.0" encoding="utf-8"?>
+<ds:datastoreItem xmlns:ds="http://schemas.openxmlformats.org/officeDocument/2006/customXml" ds:itemID="{0EF6B3C1-2C0C-45C1-848E-2E47DFDB0FBC}">
+  <ds:schemaRefs>
+    <ds:schemaRef ds:uri="http://schemas.microsoft.com/office/2006/metadata/properties"/>
+    <ds:schemaRef ds:uri="http://schemas.microsoft.com/office/infopath/2007/PartnerControls"/>
+    <ds:schemaRef ds:uri="23b7ebbb-480e-4d36-8f38-fd0ac82dae9c"/>
+    <ds:schemaRef ds:uri="87f1a149-5420-40c2-b2e8-d8d0877ebc85"/>
+  </ds:schemaRefs>
+</ds:datastoreItem>
+</file>
+
+<file path=customXml/itemProps3.xml><?xml version="1.0" encoding="utf-8"?>
 <ds:datastoreItem xmlns:ds="http://schemas.openxmlformats.org/officeDocument/2006/customXml" ds:itemID="{A2934C3C-1F7E-4BE6-BD60-DDF56A21B2D7}">
   <ds:schemaRefs>
     <ds:schemaRef ds:uri="http://schemas.microsoft.com/office/2006/metadata/contentType"/>
@@ -9455,21 +9469,10 @@
 </ds:datastoreItem>
 </file>
 
-<file path=customXml/itemProps3.xml><?xml version="1.0" encoding="utf-8"?>
-<ds:datastoreItem xmlns:ds="http://schemas.openxmlformats.org/officeDocument/2006/customXml" ds:itemID="{0EF6B3C1-2C0C-45C1-848E-2E47DFDB0FBC}">
+<file path=customXml/itemProps4.xml><?xml version="1.0" encoding="utf-8"?>
+<ds:datastoreItem xmlns:ds="http://schemas.openxmlformats.org/officeDocument/2006/customXml" ds:itemID="{10D35394-9BBA-4CA7-9ACA-93FF9FC4B9FE}">
   <ds:schemaRefs>
-    <ds:schemaRef ds:uri="http://schemas.microsoft.com/office/2006/metadata/properties"/>
-    <ds:schemaRef ds:uri="http://schemas.microsoft.com/office/infopath/2007/PartnerControls"/>
-    <ds:schemaRef ds:uri="23b7ebbb-480e-4d36-8f38-fd0ac82dae9c"/>
-    <ds:schemaRef ds:uri="87f1a149-5420-40c2-b2e8-d8d0877ebc85"/>
-  </ds:schemaRefs>
-</ds:datastoreItem>
-</file>
-
-<file path=customXml/itemProps4.xml><?xml version="1.0" encoding="utf-8"?>
-<ds:datastoreItem xmlns:ds="http://schemas.openxmlformats.org/officeDocument/2006/customXml" ds:itemID="{ADE80AD1-B511-437D-9EC6-E71B406ED00D}">
-  <ds:schemaRefs>
-    <ds:schemaRef ds:uri="http://schemas.microsoft.com/sharepoint/v3/contenttype/forms"/>
+    <ds:schemaRef ds:uri="http://schemas.openxmlformats.org/officeDocument/2006/bibliography"/>
   </ds:schemaRefs>
 </ds:datastoreItem>
 </file>
--- a/Master Folder/Master BA Timlak Konsultan/08. BA Penetapan Dokumen Pemilihan.docx
+++ b/Master Folder/Master BA Timlak Konsultan/08. BA Penetapan Dokumen Pemilihan.docx
@@ -261,8 +261,34 @@
           <w:rFonts w:ascii="Arial" w:eastAsia="Arial" w:hAnsi="Arial" w:cs="Arial"/>
           <w:sz w:val="22"/>
           <w:szCs w:val="22"/>
-        </w:rPr>
-        <w:t>{nomor_timlak_08}</w:t>
+          <w:lang w:val="en-US"/>
+        </w:rPr>
+        <w:t>{kode_klasifikasi}</w:t>
+      </w:r>
+      <w:r>
+        <w:rPr>
+          <w:rFonts w:ascii="Arial" w:eastAsia="Arial" w:hAnsi="Arial" w:cs="Arial"/>
+          <w:sz w:val="22"/>
+          <w:szCs w:val="22"/>
+        </w:rPr>
+        <w:t>/R/Bp2jk17/POKJA-</w:t>
+      </w:r>
+      <w:r>
+        <w:rPr>
+          <w:rFonts w:ascii="Arial" w:eastAsia="Arial" w:hAnsi="Arial" w:cs="Arial"/>
+          <w:sz w:val="22"/>
+          <w:szCs w:val="22"/>
+          <w:lang w:val="en-US"/>
+        </w:rPr>
+        <w:t>{kode_pokja}</w:t>
+      </w:r>
+      <w:r>
+        <w:rPr>
+          <w:rFonts w:ascii="Arial" w:eastAsia="Arial" w:hAnsi="Arial" w:cs="Arial"/>
+          <w:sz w:val="22"/>
+          <w:szCs w:val="22"/>
+        </w:rPr>
+        <w:t>/2026/03</w:t>
       </w:r>
     </w:p>
     <w:p>
@@ -414,7 +440,7 @@
           <w:sz w:val="22"/>
           <w:szCs w:val="22"/>
         </w:rPr>
-        <w:t>{hari_surat_timlak_08}</w:t>
+        <w:t>{hari_</w:t>
       </w:r>
       <w:r>
         <w:rPr>
@@ -424,6 +450,29 @@
           <w:spacing w:val="7"/>
           <w:sz w:val="22"/>
           <w:szCs w:val="22"/>
+          <w:lang w:val="en-US"/>
+        </w:rPr>
+        <w:t>reviu</w:t>
+      </w:r>
+      <w:r>
+        <w:rPr>
+          <w:rFonts w:ascii="Arial" w:eastAsia="Arial" w:hAnsi="Arial" w:cs="Arial"/>
+          <w:b/>
+          <w:bCs/>
+          <w:spacing w:val="7"/>
+          <w:sz w:val="22"/>
+          <w:szCs w:val="22"/>
+        </w:rPr>
+        <w:t>}</w:t>
+      </w:r>
+      <w:r>
+        <w:rPr>
+          <w:rFonts w:ascii="Arial" w:eastAsia="Arial" w:hAnsi="Arial" w:cs="Arial"/>
+          <w:b/>
+          <w:bCs/>
+          <w:spacing w:val="7"/>
+          <w:sz w:val="22"/>
+          <w:szCs w:val="22"/>
         </w:rPr>
         <w:t xml:space="preserve"> </w:t>
       </w:r>
@@ -500,7 +549,7 @@
           <w:sz w:val="22"/>
           <w:szCs w:val="22"/>
         </w:rPr>
-        <w:t>{tanggal_sebut_timlak_08}</w:t>
+        <w:t>{tanggal_sebut_</w:t>
       </w:r>
       <w:r>
         <w:rPr>
@@ -510,6 +559,29 @@
           <w:spacing w:val="5"/>
           <w:sz w:val="22"/>
           <w:szCs w:val="22"/>
+          <w:lang w:val="en-US"/>
+        </w:rPr>
+        <w:t>reviu</w:t>
+      </w:r>
+      <w:r>
+        <w:rPr>
+          <w:rFonts w:ascii="Arial" w:eastAsia="Arial" w:hAnsi="Arial" w:cs="Arial"/>
+          <w:b/>
+          <w:bCs/>
+          <w:spacing w:val="5"/>
+          <w:sz w:val="22"/>
+          <w:szCs w:val="22"/>
+        </w:rPr>
+        <w:t>}</w:t>
+      </w:r>
+      <w:r>
+        <w:rPr>
+          <w:rFonts w:ascii="Arial" w:eastAsia="Arial" w:hAnsi="Arial" w:cs="Arial"/>
+          <w:b/>
+          <w:bCs/>
+          <w:spacing w:val="5"/>
+          <w:sz w:val="22"/>
+          <w:szCs w:val="22"/>
         </w:rPr>
         <w:t xml:space="preserve"> </w:t>
       </w:r>
@@ -576,7 +648,7 @@
           <w:sz w:val="22"/>
           <w:szCs w:val="22"/>
         </w:rPr>
-        <w:t>{bulan_sebut_timlak_08}</w:t>
+        <w:t>{bulan_sebut_</w:t>
       </w:r>
       <w:r>
         <w:rPr>
@@ -586,6 +658,29 @@
           <w:spacing w:val="2"/>
           <w:sz w:val="22"/>
           <w:szCs w:val="22"/>
+          <w:lang w:val="en-US"/>
+        </w:rPr>
+        <w:t>reviu</w:t>
+      </w:r>
+      <w:r>
+        <w:rPr>
+          <w:rFonts w:ascii="Arial" w:eastAsia="Arial" w:hAnsi="Arial" w:cs="Arial"/>
+          <w:b/>
+          <w:bCs/>
+          <w:spacing w:val="2"/>
+          <w:sz w:val="22"/>
+          <w:szCs w:val="22"/>
+        </w:rPr>
+        <w:t>}</w:t>
+      </w:r>
+      <w:r>
+        <w:rPr>
+          <w:rFonts w:ascii="Arial" w:eastAsia="Arial" w:hAnsi="Arial" w:cs="Arial"/>
+          <w:b/>
+          <w:bCs/>
+          <w:spacing w:val="2"/>
+          <w:sz w:val="22"/>
+          <w:szCs w:val="22"/>
         </w:rPr>
         <w:t xml:space="preserve"> </w:t>
       </w:r>
@@ -642,7 +737,30 @@
           <w:sz w:val="22"/>
           <w:szCs w:val="22"/>
         </w:rPr>
-        <w:t>{tahun_sebut_timlak_08}</w:t>
+        <w:t>{tahun_sebut_</w:t>
+      </w:r>
+      <w:r>
+        <w:rPr>
+          <w:rFonts w:ascii="Arial" w:eastAsia="Arial" w:hAnsi="Arial" w:cs="Arial"/>
+          <w:b/>
+          <w:bCs/>
+          <w:spacing w:val="1"/>
+          <w:sz w:val="22"/>
+          <w:szCs w:val="22"/>
+          <w:lang w:val="en-US"/>
+        </w:rPr>
+        <w:t>reviu</w:t>
+      </w:r>
+      <w:r>
+        <w:rPr>
+          <w:rFonts w:ascii="Arial" w:eastAsia="Arial" w:hAnsi="Arial" w:cs="Arial"/>
+          <w:b/>
+          <w:bCs/>
+          <w:spacing w:val="1"/>
+          <w:sz w:val="22"/>
+          <w:szCs w:val="22"/>
+        </w:rPr>
+        <w:t>}</w:t>
       </w:r>
       <w:r>
         <w:rPr>
@@ -714,7 +832,7 @@
           <w:sz w:val="22"/>
           <w:szCs w:val="22"/>
         </w:rPr>
-        <w:t>{nomor_timlak_06}</w:t>
+        <w:t>{kode_klasifikasi}/R/Bp2jk17/2026/{nomor_surat_2</w:t>
       </w:r>
       <w:r>
         <w:rPr>
@@ -723,6 +841,15 @@
           <w:sz w:val="22"/>
           <w:szCs w:val="22"/>
         </w:rPr>
+        <w:t>}</w:t>
+      </w:r>
+      <w:r>
+        <w:rPr>
+          <w:rFonts w:ascii="Arial" w:eastAsia="Arial" w:hAnsi="Arial" w:cs="Arial"/>
+          <w:spacing w:val="7"/>
+          <w:sz w:val="22"/>
+          <w:szCs w:val="22"/>
+        </w:rPr>
         <w:t xml:space="preserve"> </w:t>
       </w:r>
       <w:r>
@@ -741,7 +868,7 @@
           <w:sz w:val="22"/>
           <w:szCs w:val="22"/>
         </w:rPr>
-        <w:t>{tanggal_timlak_06}</w:t>
+        <w:t>{tanggal_</w:t>
       </w:r>
       <w:r>
         <w:rPr>
@@ -749,6 +876,25 @@
           <w:spacing w:val="7"/>
           <w:sz w:val="22"/>
           <w:szCs w:val="22"/>
+          <w:lang w:val="en-US"/>
+        </w:rPr>
+        <w:t>reviu</w:t>
+      </w:r>
+      <w:r>
+        <w:rPr>
+          <w:rFonts w:ascii="Arial" w:eastAsia="Arial" w:hAnsi="Arial" w:cs="Arial"/>
+          <w:spacing w:val="7"/>
+          <w:sz w:val="22"/>
+          <w:szCs w:val="22"/>
+        </w:rPr>
+        <w:t>}</w:t>
+      </w:r>
+      <w:r>
+        <w:rPr>
+          <w:rFonts w:ascii="Arial" w:eastAsia="Arial" w:hAnsi="Arial" w:cs="Arial"/>
+          <w:spacing w:val="7"/>
+          <w:sz w:val="22"/>
+          <w:szCs w:val="22"/>
         </w:rPr>
         <w:t xml:space="preserve"> </w:t>
       </w:r>
@@ -759,7 +905,7 @@
           <w:sz w:val="22"/>
           <w:szCs w:val="22"/>
         </w:rPr>
-        <w:t xml:space="preserve">dan Nota Dinas Kepala Balai Pelaksana Pemilihan Jasa Konstruksi Wilayah Kalimantan Selatan </w:t>
+        <w:t xml:space="preserve">dan </w:t>
       </w:r>
       <w:r>
         <w:rPr>
@@ -767,6 +913,25 @@
           <w:spacing w:val="7"/>
           <w:sz w:val="22"/>
           <w:szCs w:val="22"/>
+          <w:lang w:val="en-US"/>
+        </w:rPr>
+        <w:t>Memorandum</w:t>
+      </w:r>
+      <w:r>
+        <w:rPr>
+          <w:rFonts w:ascii="Arial" w:eastAsia="Arial" w:hAnsi="Arial" w:cs="Arial"/>
+          <w:spacing w:val="7"/>
+          <w:sz w:val="22"/>
+          <w:szCs w:val="22"/>
+        </w:rPr>
+        <w:t xml:space="preserve"> Kepala Balai Pelaksana Pemilihan Jasa Konstruksi Wilayah Kalimantan Selatan </w:t>
+      </w:r>
+      <w:r>
+        <w:rPr>
+          <w:rFonts w:ascii="Arial" w:eastAsia="Arial" w:hAnsi="Arial" w:cs="Arial"/>
+          <w:spacing w:val="7"/>
+          <w:sz w:val="22"/>
+          <w:szCs w:val="22"/>
         </w:rPr>
         <w:t xml:space="preserve">Nomor </w:t>
       </w:r>
@@ -777,7 +942,7 @@
           <w:sz w:val="22"/>
           <w:szCs w:val="22"/>
         </w:rPr>
-        <w:t>{nomor_timlak_07}</w:t>
+        <w:t>{kode_klasifikasi}/R/Bp2jk17/2026/{nomor_surat_3}</w:t>
       </w:r>
       <w:r>
         <w:rPr>
@@ -813,7 +978,26 @@
           <w:sz w:val="22"/>
           <w:szCs w:val="22"/>
         </w:rPr>
-        <w:t>_timlak_07}</w:t>
+        <w:t>_</w:t>
+      </w:r>
+      <w:r>
+        <w:rPr>
+          <w:rFonts w:ascii="Arial" w:eastAsia="Arial" w:hAnsi="Arial" w:cs="Arial"/>
+          <w:spacing w:val="7"/>
+          <w:sz w:val="22"/>
+          <w:szCs w:val="22"/>
+          <w:lang w:val="en-US"/>
+        </w:rPr>
+        <w:t>reviu</w:t>
+      </w:r>
+      <w:r>
+        <w:rPr>
+          <w:rFonts w:ascii="Arial" w:eastAsia="Arial" w:hAnsi="Arial" w:cs="Arial"/>
+          <w:spacing w:val="7"/>
+          <w:sz w:val="22"/>
+          <w:szCs w:val="22"/>
+        </w:rPr>
+        <w:t>}</w:t>
       </w:r>
       <w:r>
         <w:rPr>
@@ -1318,7 +1502,27 @@
                 <w:szCs w:val="22"/>
                 <w:lang w:val="ms-MY"/>
               </w:rPr>
-              <w:t>{kegiatan}</w:t>
+              <w:t>{</w:t>
+            </w:r>
+            <w:r>
+              <w:rPr>
+                <w:rFonts w:ascii="Arial" w:eastAsia="Arial" w:hAnsi="Arial" w:cs="Arial"/>
+                <w:spacing w:val="-2"/>
+                <w:sz w:val="22"/>
+                <w:szCs w:val="22"/>
+                <w:lang w:val="ms-MY"/>
+              </w:rPr>
+              <w:t>ppk</w:t>
+            </w:r>
+            <w:r>
+              <w:rPr>
+                <w:rFonts w:ascii="Arial" w:eastAsia="Arial" w:hAnsi="Arial" w:cs="Arial"/>
+                <w:spacing w:val="-2"/>
+                <w:sz w:val="22"/>
+                <w:szCs w:val="22"/>
+                <w:lang w:val="ms-MY"/>
+              </w:rPr>
+              <w:t>}</w:t>
             </w:r>
           </w:p>
         </w:tc>
@@ -1538,7 +1742,23 @@
                 <w:sz w:val="22"/>
                 <w:szCs w:val="22"/>
               </w:rPr>
-              <w:t>{metode_pengadaan}</w:t>
+              <w:t>{metode_</w:t>
+            </w:r>
+            <w:r>
+              <w:rPr>
+                <w:rFonts w:ascii="Arial" w:hAnsi="Arial" w:cs="Arial"/>
+                <w:sz w:val="22"/>
+                <w:szCs w:val="22"/>
+              </w:rPr>
+              <w:t>pemilihan</w:t>
+            </w:r>
+            <w:r>
+              <w:rPr>
+                <w:rFonts w:ascii="Arial" w:hAnsi="Arial" w:cs="Arial"/>
+                <w:sz w:val="22"/>
+                <w:szCs w:val="22"/>
+              </w:rPr>
+              <w:t>}</w:t>
             </w:r>
           </w:p>
         </w:tc>
@@ -2150,7 +2370,7 @@
               </wp:anchor>
             </w:drawing>
           </mc:Choice>
-          <mc:Fallback xmlns:oel="http://schemas.microsoft.com/office/2019/extlst" xmlns:w16du="http://schemas.microsoft.com/office/word/2023/wordml/word16du">
+          <mc:Fallback xmlns:w16du="http://schemas.microsoft.com/office/word/2023/wordml/word16du" xmlns:oel="http://schemas.microsoft.com/office/2019/extlst">
             <w:pict>
               <v:shapetype w14:anchorId="3FF4F489" id="_x0000_t202" coordsize="21600,21600" o:spt="202" path="m,l,21600r21600,l21600,xe">
                 <v:stroke joinstyle="miter"/>
@@ -2937,7 +3157,24 @@
                 <w:sz w:val="22"/>
                 <w:szCs w:val="22"/>
               </w:rPr>
-              <w:t>{anggota3_pokja}</w:t>
+              <w:t>{anggota_pokja</w:t>
+            </w:r>
+            <w:r>
+              <w:rPr>
+                <w:rFonts w:ascii="Arial" w:hAnsi="Arial" w:cs="Arial"/>
+                <w:sz w:val="22"/>
+                <w:szCs w:val="22"/>
+                <w:lang w:val="en-US"/>
+              </w:rPr>
+              <w:t>1</w:t>
+            </w:r>
+            <w:r>
+              <w:rPr>
+                <w:rFonts w:ascii="Arial" w:hAnsi="Arial" w:cs="Arial"/>
+                <w:sz w:val="22"/>
+                <w:szCs w:val="22"/>
+              </w:rPr>
+              <w:t>}</w:t>
             </w:r>
           </w:p>
         </w:tc>
@@ -3124,7 +3361,24 @@
                 <w:sz w:val="22"/>
                 <w:szCs w:val="22"/>
               </w:rPr>
-              <w:t>{anggota4_pokja}</w:t>
+              <w:t>{anggota_pokja</w:t>
+            </w:r>
+            <w:r>
+              <w:rPr>
+                <w:rFonts w:ascii="Arial" w:hAnsi="Arial" w:cs="Arial"/>
+                <w:sz w:val="22"/>
+                <w:szCs w:val="22"/>
+                <w:lang w:val="en-US"/>
+              </w:rPr>
+              <w:t>2</w:t>
+            </w:r>
+            <w:r>
+              <w:rPr>
+                <w:rFonts w:ascii="Arial" w:hAnsi="Arial" w:cs="Arial"/>
+                <w:sz w:val="22"/>
+                <w:szCs w:val="22"/>
+              </w:rPr>
+              <w:t>}</w:t>
             </w:r>
           </w:p>
         </w:tc>
@@ -3310,7 +3564,24 @@
                 <w:sz w:val="22"/>
                 <w:szCs w:val="22"/>
               </w:rPr>
-              <w:t>{anggota5_pokja}</w:t>
+              <w:t>{anggota_pokja</w:t>
+            </w:r>
+            <w:r>
+              <w:rPr>
+                <w:rFonts w:ascii="Arial" w:hAnsi="Arial" w:cs="Arial"/>
+                <w:sz w:val="22"/>
+                <w:szCs w:val="22"/>
+                <w:lang w:val="en-US"/>
+              </w:rPr>
+              <w:t>3</w:t>
+            </w:r>
+            <w:r>
+              <w:rPr>
+                <w:rFonts w:ascii="Arial" w:hAnsi="Arial" w:cs="Arial"/>
+                <w:sz w:val="22"/>
+                <w:szCs w:val="22"/>
+              </w:rPr>
+              <w:t>}</w:t>
             </w:r>
           </w:p>
         </w:tc>
@@ -3945,7 +4216,19 @@
         <w:szCs w:val="16"/>
         <w:lang w:val="en-US"/>
       </w:rPr>
-      <w:t xml:space="preserve">2.A.2 </w:t>
+      <w:t>{kode_pokja}</w:t>
+    </w:r>
+    <w:r>
+      <w:rPr>
+        <w:rFonts w:ascii="Arial" w:eastAsia="Calibri" w:hAnsi="Arial" w:cs="Arial"/>
+        <w:b/>
+        <w:bCs/>
+        <w:spacing w:val="-8"/>
+        <w:sz w:val="16"/>
+        <w:szCs w:val="16"/>
+        <w:lang w:val="en-US"/>
+      </w:rPr>
+      <w:t xml:space="preserve"> </w:t>
     </w:r>
     <w:r>
       <w:rPr>
@@ -3978,71 +4261,21 @@
         <w:sz w:val="15"/>
         <w:szCs w:val="15"/>
       </w:rPr>
-      <w:t xml:space="preserve">Jl. Yos Sudarso No. 37A Lt.2, Banjarmasin 70119 Telepon (0511) 6723416 </w:t>
+      <w:t xml:space="preserve">Jl. Yos Sudarso No. 37A Lt.2, Banjarmasin 70119 Telepon (0511) 6723416 Surel </w:t>
     </w:r>
-    <w:r>
-      <w:rPr>
-        <w:rFonts w:ascii="Arial" w:eastAsia="Calibri" w:hAnsi="Arial" w:cs="Arial"/>
-        <w:sz w:val="15"/>
-        <w:szCs w:val="15"/>
-      </w:rPr>
-      <w:t xml:space="preserve">Surel </w:t>
-    </w:r>
-    <w:r>
-      <w:fldChar w:fldCharType="begin"/>
-    </w:r>
-    <w:r>
-      <w:instrText xml:space="preserve"> HYPERLINK "mailto:%7bemail_ketua_pokja%7ddi." </w:instrText>
-    </w:r>
-    <w:r>
-      <w:fldChar w:fldCharType="separate"/>
-    </w:r>
-    <w:r>
-      <w:rPr>
-        <w:rFonts w:ascii="Arial" w:eastAsia="Calibri" w:hAnsi="Arial" w:cs="Arial"/>
-        <w:color w:val="0000FF"/>
-        <w:sz w:val="15"/>
-        <w:szCs w:val="15"/>
-        <w:u w:val="single"/>
-        <w:lang w:val="en-US"/>
-      </w:rPr>
-      <w:t>{</w:t>
-    </w:r>
-    <w:proofErr w:type="spellStart"/>
-    <w:r>
-      <w:rPr>
-        <w:rFonts w:ascii="Arial" w:eastAsia="Calibri" w:hAnsi="Arial" w:cs="Arial"/>
-        <w:color w:val="0000FF"/>
-        <w:sz w:val="15"/>
-        <w:szCs w:val="15"/>
-        <w:u w:val="single"/>
-        <w:lang w:val="en-US"/>
-      </w:rPr>
-      <w:t>email_ketua_pokja</w:t>
-    </w:r>
-    <w:proofErr w:type="spellEnd"/>
-    <w:r>
-      <w:rPr>
-        <w:rFonts w:ascii="Arial" w:eastAsia="Calibri" w:hAnsi="Arial" w:cs="Arial"/>
-        <w:color w:val="0000FF"/>
-        <w:sz w:val="15"/>
-        <w:szCs w:val="15"/>
-        <w:u w:val="single"/>
-        <w:lang w:val="en-US"/>
-      </w:rPr>
-      <w:t>}</w:t>
-    </w:r>
-    <w:r>
-      <w:rPr>
-        <w:rFonts w:ascii="Arial" w:eastAsia="Calibri" w:hAnsi="Arial" w:cs="Arial"/>
-        <w:color w:val="0000FF"/>
-        <w:sz w:val="15"/>
-        <w:szCs w:val="15"/>
-        <w:u w:val="single"/>
-        <w:lang w:val="en-US"/>
-      </w:rPr>
-      <w:fldChar w:fldCharType="end"/>
-    </w:r>
+    <w:hyperlink r:id="rId2" w:history="1">
+      <w:r>
+        <w:rPr>
+          <w:rFonts w:ascii="Arial" w:eastAsia="Calibri" w:hAnsi="Arial" w:cs="Arial"/>
+          <w:color w:val="0000FF"/>
+          <w:sz w:val="15"/>
+          <w:szCs w:val="15"/>
+          <w:u w:val="single"/>
+          <w:lang w:val="en-US"/>
+        </w:rPr>
+        <w:t>{email_ketua_pokja}</w:t>
+      </w:r>
+    </w:hyperlink>
     <w:r>
       <w:rPr>
         <w:rFonts w:ascii="Arial" w:eastAsia="Calibri" w:hAnsi="Arial" w:cs="Arial"/>
@@ -9164,27 +9397,10 @@
 </file>
 
 <file path=customXml/item1.xml><?xml version="1.0" encoding="utf-8"?>
-<?mso-contentType ?>
-<FormTemplates xmlns="http://schemas.microsoft.com/sharepoint/v3/contenttype/forms">
-  <Display>DocumentLibraryForm</Display>
-  <Edit>DocumentLibraryForm</Edit>
-  <New>DocumentLibraryForm</New>
-</FormTemplates>
+<b:Sources xmlns:b="http://schemas.openxmlformats.org/officeDocument/2006/bibliography" xmlns="http://schemas.openxmlformats.org/officeDocument/2006/bibliography" SelectedStyle="\APASixthEditionOfficeOnline.xsl" StyleName="APA" Version="6"/>
 </file>
 
 <file path=customXml/item2.xml><?xml version="1.0" encoding="utf-8"?>
-<p:properties xmlns:p="http://schemas.microsoft.com/office/2006/metadata/properties" xmlns:xsi="http://www.w3.org/2001/XMLSchema-instance" xmlns:pc="http://schemas.microsoft.com/office/infopath/2007/PartnerControls">
-  <documentManagement>
-    <TaxCatchAll xmlns="23b7ebbb-480e-4d36-8f38-fd0ac82dae9c" xsi:nil="true"/>
-    <lcf76f155ced4ddcb4097134ff3c332f xmlns="87f1a149-5420-40c2-b2e8-d8d0877ebc85">
-      <Terms xmlns="http://schemas.microsoft.com/office/infopath/2007/PartnerControls"/>
-    </lcf76f155ced4ddcb4097134ff3c332f>
-    <PIC xmlns="87f1a149-5420-40c2-b2e8-d8d0877ebc85" xsi:nil="true"/>
-  </documentManagement>
-</p:properties>
-</file>
-
-<file path=customXml/item3.xml><?xml version="1.0" encoding="utf-8"?>
 <ct:contentTypeSchema xmlns:ct="http://schemas.microsoft.com/office/2006/metadata/contentType" xmlns:ma="http://schemas.microsoft.com/office/2006/metadata/properties/metaAttributes" ct:_="" ma:_="" ma:contentTypeName="Document" ma:contentTypeID="0x010100AEF28E0A17E4AE4FA5DD6A9AABB5DBC8" ma:contentTypeVersion="16" ma:contentTypeDescription="Create a new document." ma:contentTypeScope="" ma:versionID="a17fa769c7c4fea18ba461e558e121e5">
   <xsd:schema xmlns:xsd="http://www.w3.org/2001/XMLSchema" xmlns:xs="http://www.w3.org/2001/XMLSchema" xmlns:p="http://schemas.microsoft.com/office/2006/metadata/properties" xmlns:ns2="87f1a149-5420-40c2-b2e8-d8d0877ebc85" xmlns:ns3="23b7ebbb-480e-4d36-8f38-fd0ac82dae9c" targetNamespace="http://schemas.microsoft.com/office/2006/metadata/properties" ma:root="true" ma:fieldsID="3bfa0fac8ae4d24da5269d6ff34039be" ns2:_="" ns3:_="">
     <xsd:import namespace="87f1a149-5420-40c2-b2e8-d8d0877ebc85"/>
@@ -9427,30 +9643,36 @@
 </ct:contentTypeSchema>
 </file>
 
+<file path=customXml/item3.xml><?xml version="1.0" encoding="utf-8"?>
+<p:properties xmlns:p="http://schemas.microsoft.com/office/2006/metadata/properties" xmlns:xsi="http://www.w3.org/2001/XMLSchema-instance" xmlns:pc="http://schemas.microsoft.com/office/infopath/2007/PartnerControls">
+  <documentManagement>
+    <TaxCatchAll xmlns="23b7ebbb-480e-4d36-8f38-fd0ac82dae9c" xsi:nil="true"/>
+    <lcf76f155ced4ddcb4097134ff3c332f xmlns="87f1a149-5420-40c2-b2e8-d8d0877ebc85">
+      <Terms xmlns="http://schemas.microsoft.com/office/infopath/2007/PartnerControls"/>
+    </lcf76f155ced4ddcb4097134ff3c332f>
+    <PIC xmlns="87f1a149-5420-40c2-b2e8-d8d0877ebc85" xsi:nil="true"/>
+  </documentManagement>
+</p:properties>
+</file>
+
 <file path=customXml/item4.xml><?xml version="1.0" encoding="utf-8"?>
-<b:Sources xmlns:b="http://schemas.openxmlformats.org/officeDocument/2006/bibliography" xmlns="http://schemas.openxmlformats.org/officeDocument/2006/bibliography" SelectedStyle="\APASixthEditionOfficeOnline.xsl" StyleName="APA" Version="6"/>
+<?mso-contentType ?>
+<FormTemplates xmlns="http://schemas.microsoft.com/sharepoint/v3/contenttype/forms">
+  <Display>DocumentLibraryForm</Display>
+  <Edit>DocumentLibraryForm</Edit>
+  <New>DocumentLibraryForm</New>
+</FormTemplates>
 </file>
 
 <file path=customXml/itemProps1.xml><?xml version="1.0" encoding="utf-8"?>
-<ds:datastoreItem xmlns:ds="http://schemas.openxmlformats.org/officeDocument/2006/customXml" ds:itemID="{ADE80AD1-B511-437D-9EC6-E71B406ED00D}">
+<ds:datastoreItem xmlns:ds="http://schemas.openxmlformats.org/officeDocument/2006/customXml" ds:itemID="{10D35394-9BBA-4CA7-9ACA-93FF9FC4B9FE}">
   <ds:schemaRefs>
-    <ds:schemaRef ds:uri="http://schemas.microsoft.com/sharepoint/v3/contenttype/forms"/>
+    <ds:schemaRef ds:uri="http://schemas.openxmlformats.org/officeDocument/2006/bibliography"/>
   </ds:schemaRefs>
 </ds:datastoreItem>
 </file>
 
 <file path=customXml/itemProps2.xml><?xml version="1.0" encoding="utf-8"?>
-<ds:datastoreItem xmlns:ds="http://schemas.openxmlformats.org/officeDocument/2006/customXml" ds:itemID="{0EF6B3C1-2C0C-45C1-848E-2E47DFDB0FBC}">
-  <ds:schemaRefs>
-    <ds:schemaRef ds:uri="http://schemas.microsoft.com/office/2006/metadata/properties"/>
-    <ds:schemaRef ds:uri="http://schemas.microsoft.com/office/infopath/2007/PartnerControls"/>
-    <ds:schemaRef ds:uri="23b7ebbb-480e-4d36-8f38-fd0ac82dae9c"/>
-    <ds:schemaRef ds:uri="87f1a149-5420-40c2-b2e8-d8d0877ebc85"/>
-  </ds:schemaRefs>
-</ds:datastoreItem>
-</file>
-
-<file path=customXml/itemProps3.xml><?xml version="1.0" encoding="utf-8"?>
 <ds:datastoreItem xmlns:ds="http://schemas.openxmlformats.org/officeDocument/2006/customXml" ds:itemID="{A2934C3C-1F7E-4BE6-BD60-DDF56A21B2D7}">
   <ds:schemaRefs>
     <ds:schemaRef ds:uri="http://schemas.microsoft.com/office/2006/metadata/contentType"/>
@@ -9469,10 +9691,21 @@
 </ds:datastoreItem>
 </file>
 
+<file path=customXml/itemProps3.xml><?xml version="1.0" encoding="utf-8"?>
+<ds:datastoreItem xmlns:ds="http://schemas.openxmlformats.org/officeDocument/2006/customXml" ds:itemID="{0EF6B3C1-2C0C-45C1-848E-2E47DFDB0FBC}">
+  <ds:schemaRefs>
+    <ds:schemaRef ds:uri="http://schemas.microsoft.com/office/2006/metadata/properties"/>
+    <ds:schemaRef ds:uri="http://schemas.microsoft.com/office/infopath/2007/PartnerControls"/>
+    <ds:schemaRef ds:uri="23b7ebbb-480e-4d36-8f38-fd0ac82dae9c"/>
+    <ds:schemaRef ds:uri="87f1a149-5420-40c2-b2e8-d8d0877ebc85"/>
+  </ds:schemaRefs>
+</ds:datastoreItem>
+</file>
+
 <file path=customXml/itemProps4.xml><?xml version="1.0" encoding="utf-8"?>
-<ds:datastoreItem xmlns:ds="http://schemas.openxmlformats.org/officeDocument/2006/customXml" ds:itemID="{10D35394-9BBA-4CA7-9ACA-93FF9FC4B9FE}">
+<ds:datastoreItem xmlns:ds="http://schemas.openxmlformats.org/officeDocument/2006/customXml" ds:itemID="{ADE80AD1-B511-437D-9EC6-E71B406ED00D}">
   <ds:schemaRefs>
-    <ds:schemaRef ds:uri="http://schemas.openxmlformats.org/officeDocument/2006/bibliography"/>
+    <ds:schemaRef ds:uri="http://schemas.microsoft.com/sharepoint/v3/contenttype/forms"/>
   </ds:schemaRefs>
 </ds:datastoreItem>
 </file>
--- a/Master Folder/Master BA Timlak Konsultan/08. BA Penetapan Dokumen Pemilihan.docx
+++ b/Master Folder/Master BA Timlak Konsultan/08. BA Penetapan Dokumen Pemilihan.docx
@@ -1,6 +1,6 @@
 
 <file path=word/document.xml><?xml version="1.0" encoding="utf-8"?>
-<w:document xmlns:wpc="http://schemas.microsoft.com/office/word/2010/wordprocessingCanvas" xmlns:cx="http://schemas.microsoft.com/office/drawing/2014/chartex" xmlns:cx1="http://schemas.microsoft.com/office/drawing/2015/9/8/chartex" xmlns:cx2="http://schemas.microsoft.com/office/drawing/2015/10/21/chartex" xmlns:cx3="http://schemas.microsoft.com/office/drawing/2016/5/9/chartex" xmlns:cx4="http://schemas.microsoft.com/office/drawing/2016/5/10/chartex" xmlns:cx5="http://schemas.microsoft.com/office/drawing/2016/5/11/chartex" xmlns:cx6="http://schemas.microsoft.com/office/drawing/2016/5/12/chartex" xmlns:cx7="http://schemas.microsoft.com/office/drawing/2016/5/13/chartex" xmlns:cx8="http://schemas.microsoft.com/office/drawing/2016/5/14/chartex" xmlns:mc="http://schemas.openxmlformats.org/markup-compatibility/2006" xmlns:aink="http://schemas.microsoft.com/office/drawing/2016/ink" xmlns:am3d="http://schemas.microsoft.com/office/drawing/2017/model3d" xmlns:o="urn:schemas-microsoft-com:office:office" xmlns:r="http://schemas.openxmlformats.org/officeDocument/2006/relationships" xmlns:m="http://schemas.openxmlformats.org/officeDocument/2006/math" xmlns:v="urn:schemas-microsoft-com:vml" xmlns:wp14="http://schemas.microsoft.com/office/word/2010/wordprocessingDrawing" xmlns:wp="http://schemas.openxmlformats.org/drawingml/2006/wordprocessingDrawing" xmlns:w10="urn:schemas-microsoft-com:office:word" xmlns:w="http://schemas.openxmlformats.org/wordprocessingml/2006/main" xmlns:w14="http://schemas.microsoft.com/office/word/2010/wordml" xmlns:w15="http://schemas.microsoft.com/office/word/2012/wordml" xmlns:w16cex="http://schemas.microsoft.com/office/word/2018/wordml/cex" xmlns:w16cid="http://schemas.microsoft.com/office/word/2016/wordml/cid" xmlns:w16="http://schemas.microsoft.com/office/word/2018/wordml" xmlns:w16sdtdh="http://schemas.microsoft.com/office/word/2020/wordml/sdtdatahash" xmlns:w16se="http://schemas.microsoft.com/office/word/2015/wordml/symex" xmlns:wpg="http://schemas.microsoft.com/office/word/2010/wordprocessingGroup" xmlns:wpi="http://schemas.microsoft.com/office/word/2010/wordprocessingInk" xmlns:wne="http://schemas.microsoft.com/office/word/2006/wordml" xmlns:wps="http://schemas.microsoft.com/office/word/2010/wordprocessingShape" mc:Ignorable="w14 w15 w16se w16cid w16 w16cex w16sdtdh wp14">
+<w:document xmlns:wpc="http://schemas.microsoft.com/office/word/2010/wordprocessingCanvas" xmlns:cx="http://schemas.microsoft.com/office/drawing/2014/chartex" xmlns:cx1="http://schemas.microsoft.com/office/drawing/2015/9/8/chartex" xmlns:cx2="http://schemas.microsoft.com/office/drawing/2015/10/21/chartex" xmlns:cx3="http://schemas.microsoft.com/office/drawing/2016/5/9/chartex" xmlns:cx4="http://schemas.microsoft.com/office/drawing/2016/5/10/chartex" xmlns:cx5="http://schemas.microsoft.com/office/drawing/2016/5/11/chartex" xmlns:cx6="http://schemas.microsoft.com/office/drawing/2016/5/12/chartex" xmlns:cx7="http://schemas.microsoft.com/office/drawing/2016/5/13/chartex" xmlns:cx8="http://schemas.microsoft.com/office/drawing/2016/5/14/chartex" xmlns:mc="http://schemas.openxmlformats.org/markup-compatibility/2006" xmlns:aink="http://schemas.microsoft.com/office/drawing/2016/ink" xmlns:am3d="http://schemas.microsoft.com/office/drawing/2017/model3d" xmlns:o="urn:schemas-microsoft-com:office:office" xmlns:oel="http://schemas.microsoft.com/office/2019/extlst" xmlns:r="http://schemas.openxmlformats.org/officeDocument/2006/relationships" xmlns:m="http://schemas.openxmlformats.org/officeDocument/2006/math" xmlns:v="urn:schemas-microsoft-com:vml" xmlns:wp14="http://schemas.microsoft.com/office/word/2010/wordprocessingDrawing" xmlns:wp="http://schemas.openxmlformats.org/drawingml/2006/wordprocessingDrawing" xmlns:w10="urn:schemas-microsoft-com:office:word" xmlns:w="http://schemas.openxmlformats.org/wordprocessingml/2006/main" xmlns:w14="http://schemas.microsoft.com/office/word/2010/wordml" xmlns:w15="http://schemas.microsoft.com/office/word/2012/wordml" xmlns:w16cex="http://schemas.microsoft.com/office/word/2018/wordml/cex" xmlns:w16cid="http://schemas.microsoft.com/office/word/2016/wordml/cid" xmlns:w16="http://schemas.microsoft.com/office/word/2018/wordml" xmlns:w16du="http://schemas.microsoft.com/office/word/2023/wordml/word16du" xmlns:w16sdtdh="http://schemas.microsoft.com/office/word/2020/wordml/sdtdatahash" xmlns:w16sdtfl="http://schemas.microsoft.com/office/word/2024/wordml/sdtformatlock" xmlns:w16se="http://schemas.microsoft.com/office/word/2015/wordml/symex" xmlns:wpg="http://schemas.microsoft.com/office/word/2010/wordprocessingGroup" xmlns:wpi="http://schemas.microsoft.com/office/word/2010/wordprocessingInk" xmlns:wne="http://schemas.microsoft.com/office/word/2006/wordml" xmlns:wps="http://schemas.microsoft.com/office/word/2010/wordprocessingShape" mc:Ignorable="w14 w15 w16se w16cid w16 w16cex w16sdtdh w16sdtfl w16du wp14">
   <w:body>
     <w:p>
       <w:pPr>
@@ -2370,7 +2370,7 @@
               </wp:anchor>
             </w:drawing>
           </mc:Choice>
-          <mc:Fallback xmlns:w16du="http://schemas.microsoft.com/office/word/2023/wordml/word16du" xmlns:oel="http://schemas.microsoft.com/office/2019/extlst">
+          <mc:Fallback>
             <w:pict>
               <v:shapetype w14:anchorId="3FF4F489" id="_x0000_t202" coordsize="21600,21600" o:spt="202" path="m,l,21600r21600,l21600,xe">
                 <v:stroke joinstyle="miter"/>
@@ -3094,6 +3094,14 @@
               </w:rPr>
               <w:t xml:space="preserve">2. </w:t>
             </w:r>
+            <w:r>
+              <w:rPr>
+                <w:rFonts w:ascii="Arial" w:hAnsi="Arial" w:cs="Arial"/>
+                <w:sz w:val="22"/>
+                <w:szCs w:val="22"/>
+              </w:rPr>
+              <w:t>…………………</w:t>
+            </w:r>
           </w:p>
         </w:tc>
       </w:tr>
@@ -3754,7 +3762,7 @@
 </file>
 
 <file path=word/endnotes.xml><?xml version="1.0" encoding="utf-8"?>
-<w:endnotes xmlns:wpc="http://schemas.microsoft.com/office/word/2010/wordprocessingCanvas" xmlns:cx="http://schemas.microsoft.com/office/drawing/2014/chartex" xmlns:cx1="http://schemas.microsoft.com/office/drawing/2015/9/8/chartex" xmlns:cx2="http://schemas.microsoft.com/office/drawing/2015/10/21/chartex" xmlns:cx3="http://schemas.microsoft.com/office/drawing/2016/5/9/chartex" xmlns:cx4="http://schemas.microsoft.com/office/drawing/2016/5/10/chartex" xmlns:cx5="http://schemas.microsoft.com/office/drawing/2016/5/11/chartex" xmlns:cx6="http://schemas.microsoft.com/office/drawing/2016/5/12/chartex" xmlns:cx7="http://schemas.microsoft.com/office/drawing/2016/5/13/chartex" xmlns:cx8="http://schemas.microsoft.com/office/drawing/2016/5/14/chartex" xmlns:mc="http://schemas.openxmlformats.org/markup-compatibility/2006" xmlns:aink="http://schemas.microsoft.com/office/drawing/2016/ink" xmlns:am3d="http://schemas.microsoft.com/office/drawing/2017/model3d" xmlns:o="urn:schemas-microsoft-com:office:office" xmlns:r="http://schemas.openxmlformats.org/officeDocument/2006/relationships" xmlns:m="http://schemas.openxmlformats.org/officeDocument/2006/math" xmlns:v="urn:schemas-microsoft-com:vml" xmlns:wp14="http://schemas.microsoft.com/office/word/2010/wordprocessingDrawing" xmlns:wp="http://schemas.openxmlformats.org/drawingml/2006/wordprocessingDrawing" xmlns:w10="urn:schemas-microsoft-com:office:word" xmlns:w="http://schemas.openxmlformats.org/wordprocessingml/2006/main" xmlns:w14="http://schemas.microsoft.com/office/word/2010/wordml" xmlns:w15="http://schemas.microsoft.com/office/word/2012/wordml" xmlns:w16cex="http://schemas.microsoft.com/office/word/2018/wordml/cex" xmlns:w16cid="http://schemas.microsoft.com/office/word/2016/wordml/cid" xmlns:w16="http://schemas.microsoft.com/office/word/2018/wordml" xmlns:w16sdtdh="http://schemas.microsoft.com/office/word/2020/wordml/sdtdatahash" xmlns:w16se="http://schemas.microsoft.com/office/word/2015/wordml/symex" xmlns:wpg="http://schemas.microsoft.com/office/word/2010/wordprocessingGroup" xmlns:wpi="http://schemas.microsoft.com/office/word/2010/wordprocessingInk" xmlns:wne="http://schemas.microsoft.com/office/word/2006/wordml" xmlns:wps="http://schemas.microsoft.com/office/word/2010/wordprocessingShape" mc:Ignorable="w14 w15 w16se w16cid w16 w16cex w16sdtdh wp14">
+<w:endnotes xmlns:wpc="http://schemas.microsoft.com/office/word/2010/wordprocessingCanvas" xmlns:cx="http://schemas.microsoft.com/office/drawing/2014/chartex" xmlns:cx1="http://schemas.microsoft.com/office/drawing/2015/9/8/chartex" xmlns:cx2="http://schemas.microsoft.com/office/drawing/2015/10/21/chartex" xmlns:cx3="http://schemas.microsoft.com/office/drawing/2016/5/9/chartex" xmlns:cx4="http://schemas.microsoft.com/office/drawing/2016/5/10/chartex" xmlns:cx5="http://schemas.microsoft.com/office/drawing/2016/5/11/chartex" xmlns:cx6="http://schemas.microsoft.com/office/drawing/2016/5/12/chartex" xmlns:cx7="http://schemas.microsoft.com/office/drawing/2016/5/13/chartex" xmlns:cx8="http://schemas.microsoft.com/office/drawing/2016/5/14/chartex" xmlns:mc="http://schemas.openxmlformats.org/markup-compatibility/2006" xmlns:aink="http://schemas.microsoft.com/office/drawing/2016/ink" xmlns:am3d="http://schemas.microsoft.com/office/drawing/2017/model3d" xmlns:o="urn:schemas-microsoft-com:office:office" xmlns:oel="http://schemas.microsoft.com/office/2019/extlst" xmlns:r="http://schemas.openxmlformats.org/officeDocument/2006/relationships" xmlns:m="http://schemas.openxmlformats.org/officeDocument/2006/math" xmlns:v="urn:schemas-microsoft-com:vml" xmlns:wp14="http://schemas.microsoft.com/office/word/2010/wordprocessingDrawing" xmlns:wp="http://schemas.openxmlformats.org/drawingml/2006/wordprocessingDrawing" xmlns:w10="urn:schemas-microsoft-com:office:word" xmlns:w="http://schemas.openxmlformats.org/wordprocessingml/2006/main" xmlns:w14="http://schemas.microsoft.com/office/word/2010/wordml" xmlns:w15="http://schemas.microsoft.com/office/word/2012/wordml" xmlns:w16cex="http://schemas.microsoft.com/office/word/2018/wordml/cex" xmlns:w16cid="http://schemas.microsoft.com/office/word/2016/wordml/cid" xmlns:w16="http://schemas.microsoft.com/office/word/2018/wordml" xmlns:w16du="http://schemas.microsoft.com/office/word/2023/wordml/word16du" xmlns:w16sdtdh="http://schemas.microsoft.com/office/word/2020/wordml/sdtdatahash" xmlns:w16sdtfl="http://schemas.microsoft.com/office/word/2024/wordml/sdtformatlock" xmlns:w16se="http://schemas.microsoft.com/office/word/2015/wordml/symex" xmlns:wpg="http://schemas.microsoft.com/office/word/2010/wordprocessingGroup" xmlns:wpi="http://schemas.microsoft.com/office/word/2010/wordprocessingInk" xmlns:wne="http://schemas.microsoft.com/office/word/2006/wordml" xmlns:wps="http://schemas.microsoft.com/office/word/2010/wordprocessingShape" mc:Ignorable="w14 w15 w16se w16cid w16 w16cex w16sdtdh w16sdtfl w16du wp14">
   <w:endnote w:type="separator" w:id="-1">
     <w:p>
       <w:r>
@@ -3776,7 +3784,7 @@
 </file>
 
 <file path=word/footer1.xml><?xml version="1.0" encoding="utf-8"?>
-<w:ftr xmlns:wpc="http://schemas.microsoft.com/office/word/2010/wordprocessingCanvas" xmlns:cx="http://schemas.microsoft.com/office/drawing/2014/chartex" xmlns:cx1="http://schemas.microsoft.com/office/drawing/2015/9/8/chartex" xmlns:cx2="http://schemas.microsoft.com/office/drawing/2015/10/21/chartex" xmlns:cx3="http://schemas.microsoft.com/office/drawing/2016/5/9/chartex" xmlns:cx4="http://schemas.microsoft.com/office/drawing/2016/5/10/chartex" xmlns:cx5="http://schemas.microsoft.com/office/drawing/2016/5/11/chartex" xmlns:cx6="http://schemas.microsoft.com/office/drawing/2016/5/12/chartex" xmlns:cx7="http://schemas.microsoft.com/office/drawing/2016/5/13/chartex" xmlns:cx8="http://schemas.microsoft.com/office/drawing/2016/5/14/chartex" xmlns:mc="http://schemas.openxmlformats.org/markup-compatibility/2006" xmlns:aink="http://schemas.microsoft.com/office/drawing/2016/ink" xmlns:am3d="http://schemas.microsoft.com/office/drawing/2017/model3d" xmlns:o="urn:schemas-microsoft-com:office:office" xmlns:r="http://schemas.openxmlformats.org/officeDocument/2006/relationships" xmlns:m="http://schemas.openxmlformats.org/officeDocument/2006/math" xmlns:v="urn:schemas-microsoft-com:vml" xmlns:wp14="http://schemas.microsoft.com/office/word/2010/wordprocessingDrawing" xmlns:wp="http://schemas.openxmlformats.org/drawingml/2006/wordprocessingDrawing" xmlns:w10="urn:schemas-microsoft-com:office:word" xmlns:w="http://schemas.openxmlformats.org/wordprocessingml/2006/main" xmlns:w14="http://schemas.microsoft.com/office/word/2010/wordml" xmlns:w15="http://schemas.microsoft.com/office/word/2012/wordml" xmlns:w16cex="http://schemas.microsoft.com/office/word/2018/wordml/cex" xmlns:w16cid="http://schemas.microsoft.com/office/word/2016/wordml/cid" xmlns:w16="http://schemas.microsoft.com/office/word/2018/wordml" xmlns:w16sdtdh="http://schemas.microsoft.com/office/word/2020/wordml/sdtdatahash" xmlns:w16se="http://schemas.microsoft.com/office/word/2015/wordml/symex" xmlns:wpg="http://schemas.microsoft.com/office/word/2010/wordprocessingGroup" xmlns:wpi="http://schemas.microsoft.com/office/word/2010/wordprocessingInk" xmlns:wne="http://schemas.microsoft.com/office/word/2006/wordml" xmlns:wps="http://schemas.microsoft.com/office/word/2010/wordprocessingShape" mc:Ignorable="w14 w15 w16se w16cid w16 w16cex w16sdtdh wp14">
+<w:ftr xmlns:wpc="http://schemas.microsoft.com/office/word/2010/wordprocessingCanvas" xmlns:cx="http://schemas.microsoft.com/office/drawing/2014/chartex" xmlns:cx1="http://schemas.microsoft.com/office/drawing/2015/9/8/chartex" xmlns:cx2="http://schemas.microsoft.com/office/drawing/2015/10/21/chartex" xmlns:cx3="http://schemas.microsoft.com/office/drawing/2016/5/9/chartex" xmlns:cx4="http://schemas.microsoft.com/office/drawing/2016/5/10/chartex" xmlns:cx5="http://schemas.microsoft.com/office/drawing/2016/5/11/chartex" xmlns:cx6="http://schemas.microsoft.com/office/drawing/2016/5/12/chartex" xmlns:cx7="http://schemas.microsoft.com/office/drawing/2016/5/13/chartex" xmlns:cx8="http://schemas.microsoft.com/office/drawing/2016/5/14/chartex" xmlns:mc="http://schemas.openxmlformats.org/markup-compatibility/2006" xmlns:aink="http://schemas.microsoft.com/office/drawing/2016/ink" xmlns:am3d="http://schemas.microsoft.com/office/drawing/2017/model3d" xmlns:o="urn:schemas-microsoft-com:office:office" xmlns:oel="http://schemas.microsoft.com/office/2019/extlst" xmlns:r="http://schemas.openxmlformats.org/officeDocument/2006/relationships" xmlns:m="http://schemas.openxmlformats.org/officeDocument/2006/math" xmlns:v="urn:schemas-microsoft-com:vml" xmlns:wp14="http://schemas.microsoft.com/office/word/2010/wordprocessingDrawing" xmlns:wp="http://schemas.openxmlformats.org/drawingml/2006/wordprocessingDrawing" xmlns:w10="urn:schemas-microsoft-com:office:word" xmlns:w="http://schemas.openxmlformats.org/wordprocessingml/2006/main" xmlns:w14="http://schemas.microsoft.com/office/word/2010/wordml" xmlns:w15="http://schemas.microsoft.com/office/word/2012/wordml" xmlns:w16cex="http://schemas.microsoft.com/office/word/2018/wordml/cex" xmlns:w16cid="http://schemas.microsoft.com/office/word/2016/wordml/cid" xmlns:w16="http://schemas.microsoft.com/office/word/2018/wordml" xmlns:w16du="http://schemas.microsoft.com/office/word/2023/wordml/word16du" xmlns:w16sdtdh="http://schemas.microsoft.com/office/word/2020/wordml/sdtdatahash" xmlns:w16sdtfl="http://schemas.microsoft.com/office/word/2024/wordml/sdtformatlock" xmlns:w16se="http://schemas.microsoft.com/office/word/2015/wordml/symex" xmlns:wpg="http://schemas.microsoft.com/office/word/2010/wordprocessingGroup" xmlns:wpi="http://schemas.microsoft.com/office/word/2010/wordprocessingInk" xmlns:wne="http://schemas.microsoft.com/office/word/2006/wordml" xmlns:wps="http://schemas.microsoft.com/office/word/2010/wordprocessingShape" mc:Ignorable="w14 w15 w16se w16cid w16 w16cex w16sdtdh w16sdtfl w16du wp14">
   <w:tbl>
     <w:tblPr>
       <w:tblW w:w="0" w:type="auto"/>
@@ -3883,7 +3891,7 @@
 </file>
 
 <file path=word/footer2.xml><?xml version="1.0" encoding="utf-8"?>
-<w:ftr xmlns:wpc="http://schemas.microsoft.com/office/word/2010/wordprocessingCanvas" xmlns:cx="http://schemas.microsoft.com/office/drawing/2014/chartex" xmlns:cx1="http://schemas.microsoft.com/office/drawing/2015/9/8/chartex" xmlns:cx2="http://schemas.microsoft.com/office/drawing/2015/10/21/chartex" xmlns:cx3="http://schemas.microsoft.com/office/drawing/2016/5/9/chartex" xmlns:cx4="http://schemas.microsoft.com/office/drawing/2016/5/10/chartex" xmlns:cx5="http://schemas.microsoft.com/office/drawing/2016/5/11/chartex" xmlns:cx6="http://schemas.microsoft.com/office/drawing/2016/5/12/chartex" xmlns:cx7="http://schemas.microsoft.com/office/drawing/2016/5/13/chartex" xmlns:cx8="http://schemas.microsoft.com/office/drawing/2016/5/14/chartex" xmlns:mc="http://schemas.openxmlformats.org/markup-compatibility/2006" xmlns:aink="http://schemas.microsoft.com/office/drawing/2016/ink" xmlns:am3d="http://schemas.microsoft.com/office/drawing/2017/model3d" xmlns:o="urn:schemas-microsoft-com:office:office" xmlns:r="http://schemas.openxmlformats.org/officeDocument/2006/relationships" xmlns:m="http://schemas.openxmlformats.org/officeDocument/2006/math" xmlns:v="urn:schemas-microsoft-com:vml" xmlns:wp14="http://schemas.microsoft.com/office/word/2010/wordprocessingDrawing" xmlns:wp="http://schemas.openxmlformats.org/drawingml/2006/wordprocessingDrawing" xmlns:w10="urn:schemas-microsoft-com:office:word" xmlns:w="http://schemas.openxmlformats.org/wordprocessingml/2006/main" xmlns:w14="http://schemas.microsoft.com/office/word/2010/wordml" xmlns:w15="http://schemas.microsoft.com/office/word/2012/wordml" xmlns:w16cex="http://schemas.microsoft.com/office/word/2018/wordml/cex" xmlns:w16cid="http://schemas.microsoft.com/office/word/2016/wordml/cid" xmlns:w16="http://schemas.microsoft.com/office/word/2018/wordml" xmlns:w16sdtdh="http://schemas.microsoft.com/office/word/2020/wordml/sdtdatahash" xmlns:w16se="http://schemas.microsoft.com/office/word/2015/wordml/symex" xmlns:wpg="http://schemas.microsoft.com/office/word/2010/wordprocessingGroup" xmlns:wpi="http://schemas.microsoft.com/office/word/2010/wordprocessingInk" xmlns:wne="http://schemas.microsoft.com/office/word/2006/wordml" xmlns:wps="http://schemas.microsoft.com/office/word/2010/wordprocessingShape" mc:Ignorable="w14 w15 w16se w16cid w16 w16cex w16sdtdh wp14">
+<w:ftr xmlns:wpc="http://schemas.microsoft.com/office/word/2010/wordprocessingCanvas" xmlns:cx="http://schemas.microsoft.com/office/drawing/2014/chartex" xmlns:cx1="http://schemas.microsoft.com/office/drawing/2015/9/8/chartex" xmlns:cx2="http://schemas.microsoft.com/office/drawing/2015/10/21/chartex" xmlns:cx3="http://schemas.microsoft.com/office/drawing/2016/5/9/chartex" xmlns:cx4="http://schemas.microsoft.com/office/drawing/2016/5/10/chartex" xmlns:cx5="http://schemas.microsoft.com/office/drawing/2016/5/11/chartex" xmlns:cx6="http://schemas.microsoft.com/office/drawing/2016/5/12/chartex" xmlns:cx7="http://schemas.microsoft.com/office/drawing/2016/5/13/chartex" xmlns:cx8="http://schemas.microsoft.com/office/drawing/2016/5/14/chartex" xmlns:mc="http://schemas.openxmlformats.org/markup-compatibility/2006" xmlns:aink="http://schemas.microsoft.com/office/drawing/2016/ink" xmlns:am3d="http://schemas.microsoft.com/office/drawing/2017/model3d" xmlns:o="urn:schemas-microsoft-com:office:office" xmlns:oel="http://schemas.microsoft.com/office/2019/extlst" xmlns:r="http://schemas.openxmlformats.org/officeDocument/2006/relationships" xmlns:m="http://schemas.openxmlformats.org/officeDocument/2006/math" xmlns:v="urn:schemas-microsoft-com:vml" xmlns:wp14="http://schemas.microsoft.com/office/word/2010/wordprocessingDrawing" xmlns:wp="http://schemas.openxmlformats.org/drawingml/2006/wordprocessingDrawing" xmlns:w10="urn:schemas-microsoft-com:office:word" xmlns:w="http://schemas.openxmlformats.org/wordprocessingml/2006/main" xmlns:w14="http://schemas.microsoft.com/office/word/2010/wordml" xmlns:w15="http://schemas.microsoft.com/office/word/2012/wordml" xmlns:w16cex="http://schemas.microsoft.com/office/word/2018/wordml/cex" xmlns:w16cid="http://schemas.microsoft.com/office/word/2016/wordml/cid" xmlns:w16="http://schemas.microsoft.com/office/word/2018/wordml" xmlns:w16du="http://schemas.microsoft.com/office/word/2023/wordml/word16du" xmlns:w16sdtdh="http://schemas.microsoft.com/office/word/2020/wordml/sdtdatahash" xmlns:w16sdtfl="http://schemas.microsoft.com/office/word/2024/wordml/sdtformatlock" xmlns:w16se="http://schemas.microsoft.com/office/word/2015/wordml/symex" xmlns:wpg="http://schemas.microsoft.com/office/word/2010/wordprocessingGroup" xmlns:wpi="http://schemas.microsoft.com/office/word/2010/wordprocessingInk" xmlns:wne="http://schemas.microsoft.com/office/word/2006/wordml" xmlns:wps="http://schemas.microsoft.com/office/word/2010/wordprocessingShape" mc:Ignorable="w14 w15 w16se w16cid w16 w16cex w16sdtdh w16sdtfl w16du wp14">
   <w:tbl>
     <w:tblPr>
       <w:tblW w:w="0" w:type="auto"/>
@@ -3919,52 +3927,6 @@
             <w:pStyle w:val="Header"/>
             <w:jc w:val="center"/>
           </w:pPr>
-          <w:r>
-            <w:rPr>
-              <w:noProof/>
-            </w:rPr>
-            <w:drawing>
-              <wp:inline distT="0" distB="0" distL="0" distR="0" wp14:anchorId="12CFE291" wp14:editId="4C339C02">
-                <wp:extent cx="1076325" cy="783054"/>
-                <wp:effectExtent l="0" t="0" r="0" b="0"/>
-                <wp:docPr id="901662316" name="Picture 2" descr="A black and blue rectangular card with red text&#10;&#10;Description automatically generated"/>
-                <wp:cNvGraphicFramePr>
-                  <a:graphicFrameLocks xmlns:a="http://schemas.openxmlformats.org/drawingml/2006/main" noChangeAspect="1"/>
-                </wp:cNvGraphicFramePr>
-                <a:graphic xmlns:a="http://schemas.openxmlformats.org/drawingml/2006/main">
-                  <a:graphicData uri="http://schemas.openxmlformats.org/drawingml/2006/picture">
-                    <pic:pic xmlns:pic="http://schemas.openxmlformats.org/drawingml/2006/picture">
-                      <pic:nvPicPr>
-                        <pic:cNvPr id="1524224242" name="Picture 2" descr="A black and blue rectangular card with red text&#10;&#10;Description automatically generated"/>
-                        <pic:cNvPicPr/>
-                      </pic:nvPicPr>
-                      <pic:blipFill>
-                        <a:blip r:embed="rId1">
-                          <a:extLst>
-                            <a:ext uri="{28A0092B-C50C-407E-A947-70E740481C1C}">
-                              <a14:useLocalDpi xmlns:a14="http://schemas.microsoft.com/office/drawing/2010/main" val="0"/>
-                            </a:ext>
-                          </a:extLst>
-                        </a:blip>
-                        <a:stretch>
-                          <a:fillRect/>
-                        </a:stretch>
-                      </pic:blipFill>
-                      <pic:spPr>
-                        <a:xfrm>
-                          <a:off x="0" y="0"/>
-                          <a:ext cx="1139584" cy="829077"/>
-                        </a:xfrm>
-                        <a:prstGeom prst="rect">
-                          <a:avLst/>
-                        </a:prstGeom>
-                      </pic:spPr>
-                    </pic:pic>
-                  </a:graphicData>
-                </a:graphic>
-              </wp:inline>
-            </w:drawing>
-          </w:r>
         </w:p>
       </w:tc>
       <w:tc>
@@ -3990,7 +3952,7 @@
 </file>
 
 <file path=word/footnotes.xml><?xml version="1.0" encoding="utf-8"?>
-<w:footnotes xmlns:wpc="http://schemas.microsoft.com/office/word/2010/wordprocessingCanvas" xmlns:cx="http://schemas.microsoft.com/office/drawing/2014/chartex" xmlns:cx1="http://schemas.microsoft.com/office/drawing/2015/9/8/chartex" xmlns:cx2="http://schemas.microsoft.com/office/drawing/2015/10/21/chartex" xmlns:cx3="http://schemas.microsoft.com/office/drawing/2016/5/9/chartex" xmlns:cx4="http://schemas.microsoft.com/office/drawing/2016/5/10/chartex" xmlns:cx5="http://schemas.microsoft.com/office/drawing/2016/5/11/chartex" xmlns:cx6="http://schemas.microsoft.com/office/drawing/2016/5/12/chartex" xmlns:cx7="http://schemas.microsoft.com/office/drawing/2016/5/13/chartex" xmlns:cx8="http://schemas.microsoft.com/office/drawing/2016/5/14/chartex" xmlns:mc="http://schemas.openxmlformats.org/markup-compatibility/2006" xmlns:aink="http://schemas.microsoft.com/office/drawing/2016/ink" xmlns:am3d="http://schemas.microsoft.com/office/drawing/2017/model3d" xmlns:o="urn:schemas-microsoft-com:office:office" xmlns:r="http://schemas.openxmlformats.org/officeDocument/2006/relationships" xmlns:m="http://schemas.openxmlformats.org/officeDocument/2006/math" xmlns:v="urn:schemas-microsoft-com:vml" xmlns:wp14="http://schemas.microsoft.com/office/word/2010/wordprocessingDrawing" xmlns:wp="http://schemas.openxmlformats.org/drawingml/2006/wordprocessingDrawing" xmlns:w10="urn:schemas-microsoft-com:office:word" xmlns:w="http://schemas.openxmlformats.org/wordprocessingml/2006/main" xmlns:w14="http://schemas.microsoft.com/office/word/2010/wordml" xmlns:w15="http://schemas.microsoft.com/office/word/2012/wordml" xmlns:w16cex="http://schemas.microsoft.com/office/word/2018/wordml/cex" xmlns:w16cid="http://schemas.microsoft.com/office/word/2016/wordml/cid" xmlns:w16="http://schemas.microsoft.com/office/word/2018/wordml" xmlns:w16sdtdh="http://schemas.microsoft.com/office/word/2020/wordml/sdtdatahash" xmlns:w16se="http://schemas.microsoft.com/office/word/2015/wordml/symex" xmlns:wpg="http://schemas.microsoft.com/office/word/2010/wordprocessingGroup" xmlns:wpi="http://schemas.microsoft.com/office/word/2010/wordprocessingInk" xmlns:wne="http://schemas.microsoft.com/office/word/2006/wordml" xmlns:wps="http://schemas.microsoft.com/office/word/2010/wordprocessingShape" mc:Ignorable="w14 w15 w16se w16cid w16 w16cex w16sdtdh wp14">
+<w:footnotes xmlns:wpc="http://schemas.microsoft.com/office/word/2010/wordprocessingCanvas" xmlns:cx="http://schemas.microsoft.com/office/drawing/2014/chartex" xmlns:cx1="http://schemas.microsoft.com/office/drawing/2015/9/8/chartex" xmlns:cx2="http://schemas.microsoft.com/office/drawing/2015/10/21/chartex" xmlns:cx3="http://schemas.microsoft.com/office/drawing/2016/5/9/chartex" xmlns:cx4="http://schemas.microsoft.com/office/drawing/2016/5/10/chartex" xmlns:cx5="http://schemas.microsoft.com/office/drawing/2016/5/11/chartex" xmlns:cx6="http://schemas.microsoft.com/office/drawing/2016/5/12/chartex" xmlns:cx7="http://schemas.microsoft.com/office/drawing/2016/5/13/chartex" xmlns:cx8="http://schemas.microsoft.com/office/drawing/2016/5/14/chartex" xmlns:mc="http://schemas.openxmlformats.org/markup-compatibility/2006" xmlns:aink="http://schemas.microsoft.com/office/drawing/2016/ink" xmlns:am3d="http://schemas.microsoft.com/office/drawing/2017/model3d" xmlns:o="urn:schemas-microsoft-com:office:office" xmlns:oel="http://schemas.microsoft.com/office/2019/extlst" xmlns:r="http://schemas.openxmlformats.org/officeDocument/2006/relationships" xmlns:m="http://schemas.openxmlformats.org/officeDocument/2006/math" xmlns:v="urn:schemas-microsoft-com:vml" xmlns:wp14="http://schemas.microsoft.com/office/word/2010/wordprocessingDrawing" xmlns:wp="http://schemas.openxmlformats.org/drawingml/2006/wordprocessingDrawing" xmlns:w10="urn:schemas-microsoft-com:office:word" xmlns:w="http://schemas.openxmlformats.org/wordprocessingml/2006/main" xmlns:w14="http://schemas.microsoft.com/office/word/2010/wordml" xmlns:w15="http://schemas.microsoft.com/office/word/2012/wordml" xmlns:w16cex="http://schemas.microsoft.com/office/word/2018/wordml/cex" xmlns:w16cid="http://schemas.microsoft.com/office/word/2016/wordml/cid" xmlns:w16="http://schemas.microsoft.com/office/word/2018/wordml" xmlns:w16du="http://schemas.microsoft.com/office/word/2023/wordml/word16du" xmlns:w16sdtdh="http://schemas.microsoft.com/office/word/2020/wordml/sdtdatahash" xmlns:w16sdtfl="http://schemas.microsoft.com/office/word/2024/wordml/sdtformatlock" xmlns:w16se="http://schemas.microsoft.com/office/word/2015/wordml/symex" xmlns:wpg="http://schemas.microsoft.com/office/word/2010/wordprocessingGroup" xmlns:wpi="http://schemas.microsoft.com/office/word/2010/wordprocessingInk" xmlns:wne="http://schemas.microsoft.com/office/word/2006/wordml" xmlns:wps="http://schemas.microsoft.com/office/word/2010/wordprocessingShape" mc:Ignorable="w14 w15 w16se w16cid w16 w16cex w16sdtdh w16sdtfl w16du wp14">
   <w:footnote w:type="separator" w:id="-1">
     <w:p>
       <w:r>
@@ -4012,7 +3974,7 @@
 </file>
 
 <file path=word/header1.xml><?xml version="1.0" encoding="utf-8"?>
-<w:hdr xmlns:wpc="http://schemas.microsoft.com/office/word/2010/wordprocessingCanvas" xmlns:cx="http://schemas.microsoft.com/office/drawing/2014/chartex" xmlns:cx1="http://schemas.microsoft.com/office/drawing/2015/9/8/chartex" xmlns:cx2="http://schemas.microsoft.com/office/drawing/2015/10/21/chartex" xmlns:cx3="http://schemas.microsoft.com/office/drawing/2016/5/9/chartex" xmlns:cx4="http://schemas.microsoft.com/office/drawing/2016/5/10/chartex" xmlns:cx5="http://schemas.microsoft.com/office/drawing/2016/5/11/chartex" xmlns:cx6="http://schemas.microsoft.com/office/drawing/2016/5/12/chartex" xmlns:cx7="http://schemas.microsoft.com/office/drawing/2016/5/13/chartex" xmlns:cx8="http://schemas.microsoft.com/office/drawing/2016/5/14/chartex" xmlns:mc="http://schemas.openxmlformats.org/markup-compatibility/2006" xmlns:aink="http://schemas.microsoft.com/office/drawing/2016/ink" xmlns:am3d="http://schemas.microsoft.com/office/drawing/2017/model3d" xmlns:o="urn:schemas-microsoft-com:office:office" xmlns:r="http://schemas.openxmlformats.org/officeDocument/2006/relationships" xmlns:m="http://schemas.openxmlformats.org/officeDocument/2006/math" xmlns:v="urn:schemas-microsoft-com:vml" xmlns:wp14="http://schemas.microsoft.com/office/word/2010/wordprocessingDrawing" xmlns:wp="http://schemas.openxmlformats.org/drawingml/2006/wordprocessingDrawing" xmlns:w10="urn:schemas-microsoft-com:office:word" xmlns:w="http://schemas.openxmlformats.org/wordprocessingml/2006/main" xmlns:w14="http://schemas.microsoft.com/office/word/2010/wordml" xmlns:w15="http://schemas.microsoft.com/office/word/2012/wordml" xmlns:w16cex="http://schemas.microsoft.com/office/word/2018/wordml/cex" xmlns:w16cid="http://schemas.microsoft.com/office/word/2016/wordml/cid" xmlns:w16="http://schemas.microsoft.com/office/word/2018/wordml" xmlns:w16sdtdh="http://schemas.microsoft.com/office/word/2020/wordml/sdtdatahash" xmlns:w16se="http://schemas.microsoft.com/office/word/2015/wordml/symex" xmlns:wpg="http://schemas.microsoft.com/office/word/2010/wordprocessingGroup" xmlns:wpi="http://schemas.microsoft.com/office/word/2010/wordprocessingInk" xmlns:wne="http://schemas.microsoft.com/office/word/2006/wordml" xmlns:wps="http://schemas.microsoft.com/office/word/2010/wordprocessingShape" mc:Ignorable="w14 w15 w16se w16cid w16 w16cex w16sdtdh wp14">
+<w:hdr xmlns:wpc="http://schemas.microsoft.com/office/word/2010/wordprocessingCanvas" xmlns:cx="http://schemas.microsoft.com/office/drawing/2014/chartex" xmlns:cx1="http://schemas.microsoft.com/office/drawing/2015/9/8/chartex" xmlns:cx2="http://schemas.microsoft.com/office/drawing/2015/10/21/chartex" xmlns:cx3="http://schemas.microsoft.com/office/drawing/2016/5/9/chartex" xmlns:cx4="http://schemas.microsoft.com/office/drawing/2016/5/10/chartex" xmlns:cx5="http://schemas.microsoft.com/office/drawing/2016/5/11/chartex" xmlns:cx6="http://schemas.microsoft.com/office/drawing/2016/5/12/chartex" xmlns:cx7="http://schemas.microsoft.com/office/drawing/2016/5/13/chartex" xmlns:cx8="http://schemas.microsoft.com/office/drawing/2016/5/14/chartex" xmlns:mc="http://schemas.openxmlformats.org/markup-compatibility/2006" xmlns:aink="http://schemas.microsoft.com/office/drawing/2016/ink" xmlns:am3d="http://schemas.microsoft.com/office/drawing/2017/model3d" xmlns:o="urn:schemas-microsoft-com:office:office" xmlns:oel="http://schemas.microsoft.com/office/2019/extlst" xmlns:r="http://schemas.openxmlformats.org/officeDocument/2006/relationships" xmlns:m="http://schemas.openxmlformats.org/officeDocument/2006/math" xmlns:v="urn:schemas-microsoft-com:vml" xmlns:wp14="http://schemas.microsoft.com/office/word/2010/wordprocessingDrawing" xmlns:wp="http://schemas.openxmlformats.org/drawingml/2006/wordprocessingDrawing" xmlns:w10="urn:schemas-microsoft-com:office:word" xmlns:w="http://schemas.openxmlformats.org/wordprocessingml/2006/main" xmlns:w14="http://schemas.microsoft.com/office/word/2010/wordml" xmlns:w15="http://schemas.microsoft.com/office/word/2012/wordml" xmlns:w16cex="http://schemas.microsoft.com/office/word/2018/wordml/cex" xmlns:w16cid="http://schemas.microsoft.com/office/word/2016/wordml/cid" xmlns:w16="http://schemas.microsoft.com/office/word/2018/wordml" xmlns:w16du="http://schemas.microsoft.com/office/word/2023/wordml/word16du" xmlns:w16sdtdh="http://schemas.microsoft.com/office/word/2020/wordml/sdtdatahash" xmlns:w16sdtfl="http://schemas.microsoft.com/office/word/2024/wordml/sdtformatlock" xmlns:w16se="http://schemas.microsoft.com/office/word/2015/wordml/symex" xmlns:wpg="http://schemas.microsoft.com/office/word/2010/wordprocessingGroup" xmlns:wpi="http://schemas.microsoft.com/office/word/2010/wordprocessingInk" xmlns:wne="http://schemas.microsoft.com/office/word/2006/wordml" xmlns:wps="http://schemas.microsoft.com/office/word/2010/wordprocessingShape" mc:Ignorable="w14 w15 w16se w16cid w16 w16cex w16sdtdh w16sdtfl w16du wp14">
   <w:p>
     <w:pPr>
       <w:pStyle w:val="Header"/>
@@ -4028,7 +3990,7 @@
 </file>
 
 <file path=word/header2.xml><?xml version="1.0" encoding="utf-8"?>
-<w:hdr xmlns:wpc="http://schemas.microsoft.com/office/word/2010/wordprocessingCanvas" xmlns:cx="http://schemas.microsoft.com/office/drawing/2014/chartex" xmlns:cx1="http://schemas.microsoft.com/office/drawing/2015/9/8/chartex" xmlns:cx2="http://schemas.microsoft.com/office/drawing/2015/10/21/chartex" xmlns:cx3="http://schemas.microsoft.com/office/drawing/2016/5/9/chartex" xmlns:cx4="http://schemas.microsoft.com/office/drawing/2016/5/10/chartex" xmlns:cx5="http://schemas.microsoft.com/office/drawing/2016/5/11/chartex" xmlns:cx6="http://schemas.microsoft.com/office/drawing/2016/5/12/chartex" xmlns:cx7="http://schemas.microsoft.com/office/drawing/2016/5/13/chartex" xmlns:cx8="http://schemas.microsoft.com/office/drawing/2016/5/14/chartex" xmlns:mc="http://schemas.openxmlformats.org/markup-compatibility/2006" xmlns:aink="http://schemas.microsoft.com/office/drawing/2016/ink" xmlns:am3d="http://schemas.microsoft.com/office/drawing/2017/model3d" xmlns:o="urn:schemas-microsoft-com:office:office" xmlns:r="http://schemas.openxmlformats.org/officeDocument/2006/relationships" xmlns:m="http://schemas.openxmlformats.org/officeDocument/2006/math" xmlns:v="urn:schemas-microsoft-com:vml" xmlns:wp14="http://schemas.microsoft.com/office/word/2010/wordprocessingDrawing" xmlns:wp="http://schemas.openxmlformats.org/drawingml/2006/wordprocessingDrawing" xmlns:w10="urn:schemas-microsoft-com:office:word" xmlns:w="http://schemas.openxmlformats.org/wordprocessingml/2006/main" xmlns:w14="http://schemas.microsoft.com/office/word/2010/wordml" xmlns:w15="http://schemas.microsoft.com/office/word/2012/wordml" xmlns:w16cex="http://schemas.microsoft.com/office/word/2018/wordml/cex" xmlns:w16cid="http://schemas.microsoft.com/office/word/2016/wordml/cid" xmlns:w16="http://schemas.microsoft.com/office/word/2018/wordml" xmlns:w16sdtdh="http://schemas.microsoft.com/office/word/2020/wordml/sdtdatahash" xmlns:w16se="http://schemas.microsoft.com/office/word/2015/wordml/symex" xmlns:wpg="http://schemas.microsoft.com/office/word/2010/wordprocessingGroup" xmlns:wpi="http://schemas.microsoft.com/office/word/2010/wordprocessingInk" xmlns:wne="http://schemas.microsoft.com/office/word/2006/wordml" xmlns:wps="http://schemas.microsoft.com/office/word/2010/wordprocessingShape" mc:Ignorable="w14 w15 w16se w16cid w16 w16cex w16sdtdh wp14">
+<w:hdr xmlns:wpc="http://schemas.microsoft.com/office/word/2010/wordprocessingCanvas" xmlns:cx="http://schemas.microsoft.com/office/drawing/2014/chartex" xmlns:cx1="http://schemas.microsoft.com/office/drawing/2015/9/8/chartex" xmlns:cx2="http://schemas.microsoft.com/office/drawing/2015/10/21/chartex" xmlns:cx3="http://schemas.microsoft.com/office/drawing/2016/5/9/chartex" xmlns:cx4="http://schemas.microsoft.com/office/drawing/2016/5/10/chartex" xmlns:cx5="http://schemas.microsoft.com/office/drawing/2016/5/11/chartex" xmlns:cx6="http://schemas.microsoft.com/office/drawing/2016/5/12/chartex" xmlns:cx7="http://schemas.microsoft.com/office/drawing/2016/5/13/chartex" xmlns:cx8="http://schemas.microsoft.com/office/drawing/2016/5/14/chartex" xmlns:mc="http://schemas.openxmlformats.org/markup-compatibility/2006" xmlns:aink="http://schemas.microsoft.com/office/drawing/2016/ink" xmlns:am3d="http://schemas.microsoft.com/office/drawing/2017/model3d" xmlns:o="urn:schemas-microsoft-com:office:office" xmlns:oel="http://schemas.microsoft.com/office/2019/extlst" xmlns:r="http://schemas.openxmlformats.org/officeDocument/2006/relationships" xmlns:m="http://schemas.openxmlformats.org/officeDocument/2006/math" xmlns:v="urn:schemas-microsoft-com:vml" xmlns:wp14="http://schemas.microsoft.com/office/word/2010/wordprocessingDrawing" xmlns:wp="http://schemas.openxmlformats.org/drawingml/2006/wordprocessingDrawing" xmlns:w10="urn:schemas-microsoft-com:office:word" xmlns:w="http://schemas.openxmlformats.org/wordprocessingml/2006/main" xmlns:w14="http://schemas.microsoft.com/office/word/2010/wordml" xmlns:w15="http://schemas.microsoft.com/office/word/2012/wordml" xmlns:w16cex="http://schemas.microsoft.com/office/word/2018/wordml/cex" xmlns:w16cid="http://schemas.microsoft.com/office/word/2016/wordml/cid" xmlns:w16="http://schemas.microsoft.com/office/word/2018/wordml" xmlns:w16du="http://schemas.microsoft.com/office/word/2023/wordml/word16du" xmlns:w16sdtdh="http://schemas.microsoft.com/office/word/2020/wordml/sdtdatahash" xmlns:w16sdtfl="http://schemas.microsoft.com/office/word/2024/wordml/sdtformatlock" xmlns:w16se="http://schemas.microsoft.com/office/word/2015/wordml/symex" xmlns:wpg="http://schemas.microsoft.com/office/word/2010/wordprocessingGroup" xmlns:wpi="http://schemas.microsoft.com/office/word/2010/wordprocessingInk" xmlns:wne="http://schemas.microsoft.com/office/word/2006/wordml" xmlns:wps="http://schemas.microsoft.com/office/word/2010/wordprocessingShape" mc:Ignorable="w14 w15 w16se w16cid w16 w16cex w16sdtdh w16sdtfl w16du wp14">
   <w:p>
     <w:pPr>
       <w:widowControl w:val="0"/>
@@ -4376,7 +4338,7 @@
 </file>
 
 <file path=word/numbering.xml><?xml version="1.0" encoding="utf-8"?>
-<w:numbering xmlns:wpc="http://schemas.microsoft.com/office/word/2010/wordprocessingCanvas" xmlns:cx="http://schemas.microsoft.com/office/drawing/2014/chartex" xmlns:cx1="http://schemas.microsoft.com/office/drawing/2015/9/8/chartex" xmlns:cx2="http://schemas.microsoft.com/office/drawing/2015/10/21/chartex" xmlns:cx3="http://schemas.microsoft.com/office/drawing/2016/5/9/chartex" xmlns:cx4="http://schemas.microsoft.com/office/drawing/2016/5/10/chartex" xmlns:cx5="http://schemas.microsoft.com/office/drawing/2016/5/11/chartex" xmlns:cx6="http://schemas.microsoft.com/office/drawing/2016/5/12/chartex" xmlns:cx7="http://schemas.microsoft.com/office/drawing/2016/5/13/chartex" xmlns:cx8="http://schemas.microsoft.com/office/drawing/2016/5/14/chartex" xmlns:mc="http://schemas.openxmlformats.org/markup-compatibility/2006" xmlns:aink="http://schemas.microsoft.com/office/drawing/2016/ink" xmlns:am3d="http://schemas.microsoft.com/office/drawing/2017/model3d" xmlns:o="urn:schemas-microsoft-com:office:office" xmlns:r="http://schemas.openxmlformats.org/officeDocument/2006/relationships" xmlns:m="http://schemas.openxmlformats.org/officeDocument/2006/math" xmlns:v="urn:schemas-microsoft-com:vml" xmlns:wp14="http://schemas.microsoft.com/office/word/2010/wordprocessingDrawing" xmlns:wp="http://schemas.openxmlformats.org/drawingml/2006/wordprocessingDrawing" xmlns:w10="urn:schemas-microsoft-com:office:word" xmlns:w="http://schemas.openxmlformats.org/wordprocessingml/2006/main" xmlns:w14="http://schemas.microsoft.com/office/word/2010/wordml" xmlns:w15="http://schemas.microsoft.com/office/word/2012/wordml" xmlns:w16cex="http://schemas.microsoft.com/office/word/2018/wordml/cex" xmlns:w16cid="http://schemas.microsoft.com/office/word/2016/wordml/cid" xmlns:w16="http://schemas.microsoft.com/office/word/2018/wordml" xmlns:w16sdtdh="http://schemas.microsoft.com/office/word/2020/wordml/sdtdatahash" xmlns:w16se="http://schemas.microsoft.com/office/word/2015/wordml/symex" xmlns:wpg="http://schemas.microsoft.com/office/word/2010/wordprocessingGroup" xmlns:wpi="http://schemas.microsoft.com/office/word/2010/wordprocessingInk" xmlns:wne="http://schemas.microsoft.com/office/word/2006/wordml" xmlns:wps="http://schemas.microsoft.com/office/word/2010/wordprocessingShape" mc:Ignorable="w14 w15 w16se w16cid w16 w16cex w16sdtdh wp14">
+<w:numbering xmlns:wpc="http://schemas.microsoft.com/office/word/2010/wordprocessingCanvas" xmlns:cx="http://schemas.microsoft.com/office/drawing/2014/chartex" xmlns:cx1="http://schemas.microsoft.com/office/drawing/2015/9/8/chartex" xmlns:cx2="http://schemas.microsoft.com/office/drawing/2015/10/21/chartex" xmlns:cx3="http://schemas.microsoft.com/office/drawing/2016/5/9/chartex" xmlns:cx4="http://schemas.microsoft.com/office/drawing/2016/5/10/chartex" xmlns:cx5="http://schemas.microsoft.com/office/drawing/2016/5/11/chartex" xmlns:cx6="http://schemas.microsoft.com/office/drawing/2016/5/12/chartex" xmlns:cx7="http://schemas.microsoft.com/office/drawing/2016/5/13/chartex" xmlns:cx8="http://schemas.microsoft.com/office/drawing/2016/5/14/chartex" xmlns:mc="http://schemas.openxmlformats.org/markup-compatibility/2006" xmlns:aink="http://schemas.microsoft.com/office/drawing/2016/ink" xmlns:am3d="http://schemas.microsoft.com/office/drawing/2017/model3d" xmlns:o="urn:schemas-microsoft-com:office:office" xmlns:oel="http://schemas.microsoft.com/office/2019/extlst" xmlns:r="http://schemas.openxmlformats.org/officeDocument/2006/relationships" xmlns:m="http://schemas.openxmlformats.org/officeDocument/2006/math" xmlns:v="urn:schemas-microsoft-com:vml" xmlns:wp14="http://schemas.microsoft.com/office/word/2010/wordprocessingDrawing" xmlns:wp="http://schemas.openxmlformats.org/drawingml/2006/wordprocessingDrawing" xmlns:w10="urn:schemas-microsoft-com:office:word" xmlns:w="http://schemas.openxmlformats.org/wordprocessingml/2006/main" xmlns:w14="http://schemas.microsoft.com/office/word/2010/wordml" xmlns:w15="http://schemas.microsoft.com/office/word/2012/wordml" xmlns:w16cex="http://schemas.microsoft.com/office/word/2018/wordml/cex" xmlns:w16cid="http://schemas.microsoft.com/office/word/2016/wordml/cid" xmlns:w16="http://schemas.microsoft.com/office/word/2018/wordml" xmlns:w16du="http://schemas.microsoft.com/office/word/2023/wordml/word16du" xmlns:w16sdtdh="http://schemas.microsoft.com/office/word/2020/wordml/sdtdatahash" xmlns:w16sdtfl="http://schemas.microsoft.com/office/word/2024/wordml/sdtformatlock" xmlns:w16se="http://schemas.microsoft.com/office/word/2015/wordml/symex" xmlns:wpg="http://schemas.microsoft.com/office/word/2010/wordprocessingGroup" xmlns:wpi="http://schemas.microsoft.com/office/word/2010/wordprocessingInk" xmlns:wne="http://schemas.microsoft.com/office/word/2006/wordml" xmlns:wps="http://schemas.microsoft.com/office/word/2010/wordprocessingShape" mc:Ignorable="w14 w15 w16se w16cid w16 w16cex w16sdtdh w16sdtfl w16du wp14">
   <w:abstractNum w:abstractNumId="0" w15:restartNumberingAfterBreak="0">
     <w:nsid w:val="FFFFFF88"/>
     <w:multiLevelType w:val="singleLevel"/>
@@ -7743,43 +7705,43 @@
       </w:pPr>
     </w:lvl>
   </w:abstractNum>
-  <w:num w:numId="1">
+  <w:num w:numId="1" w16cid:durableId="1447386103">
     <w:abstractNumId w:val="10"/>
   </w:num>
-  <w:num w:numId="2">
+  <w:num w:numId="2" w16cid:durableId="1963026925">
     <w:abstractNumId w:val="23"/>
   </w:num>
-  <w:num w:numId="3">
+  <w:num w:numId="3" w16cid:durableId="1901286302">
     <w:abstractNumId w:val="22"/>
   </w:num>
-  <w:num w:numId="4">
+  <w:num w:numId="4" w16cid:durableId="386271022">
     <w:abstractNumId w:val="20"/>
   </w:num>
-  <w:num w:numId="5">
+  <w:num w:numId="5" w16cid:durableId="1961061716">
     <w:abstractNumId w:val="17"/>
   </w:num>
-  <w:num w:numId="6">
+  <w:num w:numId="6" w16cid:durableId="1761486093">
     <w:abstractNumId w:val="33"/>
   </w:num>
-  <w:num w:numId="7">
+  <w:num w:numId="7" w16cid:durableId="618226590">
     <w:abstractNumId w:val="30"/>
   </w:num>
-  <w:num w:numId="8">
+  <w:num w:numId="8" w16cid:durableId="371079056">
     <w:abstractNumId w:val="31"/>
   </w:num>
-  <w:num w:numId="9">
+  <w:num w:numId="9" w16cid:durableId="1261647904">
     <w:abstractNumId w:val="5"/>
   </w:num>
-  <w:num w:numId="10">
+  <w:num w:numId="10" w16cid:durableId="783155442">
     <w:abstractNumId w:val="27"/>
   </w:num>
-  <w:num w:numId="11">
+  <w:num w:numId="11" w16cid:durableId="1253902119">
     <w:abstractNumId w:val="15"/>
   </w:num>
-  <w:num w:numId="12">
+  <w:num w:numId="12" w16cid:durableId="129179836">
     <w:abstractNumId w:val="24"/>
   </w:num>
-  <w:num w:numId="13">
+  <w:num w:numId="13" w16cid:durableId="728963586">
     <w:abstractNumId w:val="25"/>
     <w:lvlOverride w:ilvl="0">
       <w:lvl w:ilvl="0">
@@ -7789,70 +7751,70 @@
       </w:lvl>
     </w:lvlOverride>
   </w:num>
-  <w:num w:numId="14">
+  <w:num w:numId="14" w16cid:durableId="1353263377">
     <w:abstractNumId w:val="28"/>
   </w:num>
-  <w:num w:numId="15">
+  <w:num w:numId="15" w16cid:durableId="690571881">
     <w:abstractNumId w:val="26"/>
   </w:num>
-  <w:num w:numId="16">
+  <w:num w:numId="16" w16cid:durableId="183566870">
     <w:abstractNumId w:val="9"/>
   </w:num>
-  <w:num w:numId="17">
+  <w:num w:numId="17" w16cid:durableId="309482473">
     <w:abstractNumId w:val="34"/>
   </w:num>
-  <w:num w:numId="18">
+  <w:num w:numId="18" w16cid:durableId="14238175">
     <w:abstractNumId w:val="0"/>
   </w:num>
-  <w:num w:numId="19">
+  <w:num w:numId="19" w16cid:durableId="1109854489">
     <w:abstractNumId w:val="13"/>
   </w:num>
-  <w:num w:numId="20">
+  <w:num w:numId="20" w16cid:durableId="2060203498">
     <w:abstractNumId w:val="2"/>
   </w:num>
-  <w:num w:numId="21">
+  <w:num w:numId="21" w16cid:durableId="1079904716">
     <w:abstractNumId w:val="4"/>
   </w:num>
-  <w:num w:numId="22">
+  <w:num w:numId="22" w16cid:durableId="1875387089">
     <w:abstractNumId w:val="7"/>
   </w:num>
-  <w:num w:numId="23">
+  <w:num w:numId="23" w16cid:durableId="1627544996">
     <w:abstractNumId w:val="12"/>
   </w:num>
-  <w:num w:numId="24">
+  <w:num w:numId="24" w16cid:durableId="1375617859">
     <w:abstractNumId w:val="14"/>
   </w:num>
-  <w:num w:numId="25">
+  <w:num w:numId="25" w16cid:durableId="126361638">
     <w:abstractNumId w:val="6"/>
   </w:num>
-  <w:num w:numId="26">
+  <w:num w:numId="26" w16cid:durableId="1302687087">
     <w:abstractNumId w:val="32"/>
   </w:num>
-  <w:num w:numId="27">
+  <w:num w:numId="27" w16cid:durableId="922764044">
     <w:abstractNumId w:val="3"/>
   </w:num>
-  <w:num w:numId="28">
+  <w:num w:numId="28" w16cid:durableId="1596670291">
     <w:abstractNumId w:val="16"/>
   </w:num>
-  <w:num w:numId="29">
+  <w:num w:numId="29" w16cid:durableId="1145010114">
     <w:abstractNumId w:val="1"/>
   </w:num>
-  <w:num w:numId="30">
+  <w:num w:numId="30" w16cid:durableId="780220009">
     <w:abstractNumId w:val="11"/>
   </w:num>
-  <w:num w:numId="31">
+  <w:num w:numId="31" w16cid:durableId="1201279750">
     <w:abstractNumId w:val="8"/>
   </w:num>
-  <w:num w:numId="32">
+  <w:num w:numId="32" w16cid:durableId="1374772358">
     <w:abstractNumId w:val="19"/>
   </w:num>
-  <w:num w:numId="33">
+  <w:num w:numId="33" w16cid:durableId="2128815538">
     <w:abstractNumId w:val="21"/>
   </w:num>
-  <w:num w:numId="34">
+  <w:num w:numId="34" w16cid:durableId="644358529">
     <w:abstractNumId w:val="35"/>
   </w:num>
-  <w:num w:numId="35">
+  <w:num w:numId="35" w16cid:durableId="1922904020">
     <w:abstractNumId w:val="18"/>
     <w:lvlOverride w:ilvl="0">
       <w:startOverride w:val="1"/>
@@ -7882,7 +7844,7 @@
       <w:startOverride w:val="1"/>
     </w:lvlOverride>
   </w:num>
-  <w:num w:numId="36">
+  <w:num w:numId="36" w16cid:durableId="1155875580">
     <w:abstractNumId w:val="29"/>
     <w:lvlOverride w:ilvl="0">
       <w:startOverride w:val="1"/>
@@ -7916,7 +7878,7 @@
 </file>
 
 <file path=word/styles.xml><?xml version="1.0" encoding="utf-8"?>
-<w:styles xmlns:mc="http://schemas.openxmlformats.org/markup-compatibility/2006" xmlns:r="http://schemas.openxmlformats.org/officeDocument/2006/relationships" xmlns:w="http://schemas.openxmlformats.org/wordprocessingml/2006/main" xmlns:w14="http://schemas.microsoft.com/office/word/2010/wordml" xmlns:w15="http://schemas.microsoft.com/office/word/2012/wordml" xmlns:w16cex="http://schemas.microsoft.com/office/word/2018/wordml/cex" xmlns:w16cid="http://schemas.microsoft.com/office/word/2016/wordml/cid" xmlns:w16="http://schemas.microsoft.com/office/word/2018/wordml" xmlns:w16sdtdh="http://schemas.microsoft.com/office/word/2020/wordml/sdtdatahash" xmlns:w16se="http://schemas.microsoft.com/office/word/2015/wordml/symex" mc:Ignorable="w14 w15 w16se w16cid w16 w16cex w16sdtdh">
+<w:styles xmlns:mc="http://schemas.openxmlformats.org/markup-compatibility/2006" xmlns:r="http://schemas.openxmlformats.org/officeDocument/2006/relationships" xmlns:w="http://schemas.openxmlformats.org/wordprocessingml/2006/main" xmlns:w14="http://schemas.microsoft.com/office/word/2010/wordml" xmlns:w15="http://schemas.microsoft.com/office/word/2012/wordml" xmlns:w16cex="http://schemas.microsoft.com/office/word/2018/wordml/cex" xmlns:w16cid="http://schemas.microsoft.com/office/word/2016/wordml/cid" xmlns:w16="http://schemas.microsoft.com/office/word/2018/wordml" xmlns:w16du="http://schemas.microsoft.com/office/word/2023/wordml/word16du" xmlns:w16sdtdh="http://schemas.microsoft.com/office/word/2020/wordml/sdtdatahash" xmlns:w16sdtfl="http://schemas.microsoft.com/office/word/2024/wordml/sdtformatlock" xmlns:w16se="http://schemas.microsoft.com/office/word/2015/wordml/symex" mc:Ignorable="w14 w15 w16se w16cid w16 w16cex w16sdtdh w16sdtfl w16du">
   <w:docDefaults>
     <w:rPrDefault>
       <w:rPr>
@@ -9397,10 +9359,6 @@
 </file>
 
 <file path=customXml/item1.xml><?xml version="1.0" encoding="utf-8"?>
-<b:Sources xmlns:b="http://schemas.openxmlformats.org/officeDocument/2006/bibliography" xmlns="http://schemas.openxmlformats.org/officeDocument/2006/bibliography" SelectedStyle="\APASixthEditionOfficeOnline.xsl" StyleName="APA" Version="6"/>
-</file>
-
-<file path=customXml/item2.xml><?xml version="1.0" encoding="utf-8"?>
 <ct:contentTypeSchema xmlns:ct="http://schemas.microsoft.com/office/2006/metadata/contentType" xmlns:ma="http://schemas.microsoft.com/office/2006/metadata/properties/metaAttributes" ct:_="" ma:_="" ma:contentTypeName="Document" ma:contentTypeID="0x010100AEF28E0A17E4AE4FA5DD6A9AABB5DBC8" ma:contentTypeVersion="16" ma:contentTypeDescription="Create a new document." ma:contentTypeScope="" ma:versionID="a17fa769c7c4fea18ba461e558e121e5">
   <xsd:schema xmlns:xsd="http://www.w3.org/2001/XMLSchema" xmlns:xs="http://www.w3.org/2001/XMLSchema" xmlns:p="http://schemas.microsoft.com/office/2006/metadata/properties" xmlns:ns2="87f1a149-5420-40c2-b2e8-d8d0877ebc85" xmlns:ns3="23b7ebbb-480e-4d36-8f38-fd0ac82dae9c" targetNamespace="http://schemas.microsoft.com/office/2006/metadata/properties" ma:root="true" ma:fieldsID="3bfa0fac8ae4d24da5269d6ff34039be" ns2:_="" ns3:_="">
     <xsd:import namespace="87f1a149-5420-40c2-b2e8-d8d0877ebc85"/>
@@ -9643,7 +9601,7 @@
 </ct:contentTypeSchema>
 </file>
 
-<file path=customXml/item3.xml><?xml version="1.0" encoding="utf-8"?>
+<file path=customXml/item2.xml><?xml version="1.0" encoding="utf-8"?>
 <p:properties xmlns:p="http://schemas.microsoft.com/office/2006/metadata/properties" xmlns:xsi="http://www.w3.org/2001/XMLSchema-instance" xmlns:pc="http://schemas.microsoft.com/office/infopath/2007/PartnerControls">
   <documentManagement>
     <TaxCatchAll xmlns="23b7ebbb-480e-4d36-8f38-fd0ac82dae9c" xsi:nil="true"/>
@@ -9655,7 +9613,7 @@
 </p:properties>
 </file>
 
-<file path=customXml/item4.xml><?xml version="1.0" encoding="utf-8"?>
+<file path=customXml/item3.xml><?xml version="1.0" encoding="utf-8"?>
 <?mso-contentType ?>
 <FormTemplates xmlns="http://schemas.microsoft.com/sharepoint/v3/contenttype/forms">
   <Display>DocumentLibraryForm</Display>
@@ -9664,15 +9622,11 @@
 </FormTemplates>
 </file>
 
-<file path=customXml/itemProps1.xml><?xml version="1.0" encoding="utf-8"?>
-<ds:datastoreItem xmlns:ds="http://schemas.openxmlformats.org/officeDocument/2006/customXml" ds:itemID="{10D35394-9BBA-4CA7-9ACA-93FF9FC4B9FE}">
-  <ds:schemaRefs>
-    <ds:schemaRef ds:uri="http://schemas.openxmlformats.org/officeDocument/2006/bibliography"/>
-  </ds:schemaRefs>
-</ds:datastoreItem>
+<file path=customXml/item4.xml><?xml version="1.0" encoding="utf-8"?>
+<b:Sources xmlns:b="http://schemas.openxmlformats.org/officeDocument/2006/bibliography" xmlns="http://schemas.openxmlformats.org/officeDocument/2006/bibliography" SelectedStyle="\APASixthEditionOfficeOnline.xsl" StyleName="APA" Version="6"/>
 </file>
 
-<file path=customXml/itemProps2.xml><?xml version="1.0" encoding="utf-8"?>
+<file path=customXml/itemProps1.xml><?xml version="1.0" encoding="utf-8"?>
 <ds:datastoreItem xmlns:ds="http://schemas.openxmlformats.org/officeDocument/2006/customXml" ds:itemID="{A2934C3C-1F7E-4BE6-BD60-DDF56A21B2D7}">
   <ds:schemaRefs>
     <ds:schemaRef ds:uri="http://schemas.microsoft.com/office/2006/metadata/contentType"/>
@@ -9691,7 +9645,7 @@
 </ds:datastoreItem>
 </file>
 
-<file path=customXml/itemProps3.xml><?xml version="1.0" encoding="utf-8"?>
+<file path=customXml/itemProps2.xml><?xml version="1.0" encoding="utf-8"?>
 <ds:datastoreItem xmlns:ds="http://schemas.openxmlformats.org/officeDocument/2006/customXml" ds:itemID="{0EF6B3C1-2C0C-45C1-848E-2E47DFDB0FBC}">
   <ds:schemaRefs>
     <ds:schemaRef ds:uri="http://schemas.microsoft.com/office/2006/metadata/properties"/>
@@ -9702,10 +9656,18 @@
 </ds:datastoreItem>
 </file>
 
-<file path=customXml/itemProps4.xml><?xml version="1.0" encoding="utf-8"?>
+<file path=customXml/itemProps3.xml><?xml version="1.0" encoding="utf-8"?>
 <ds:datastoreItem xmlns:ds="http://schemas.openxmlformats.org/officeDocument/2006/customXml" ds:itemID="{ADE80AD1-B511-437D-9EC6-E71B406ED00D}">
   <ds:schemaRefs>
     <ds:schemaRef ds:uri="http://schemas.microsoft.com/sharepoint/v3/contenttype/forms"/>
   </ds:schemaRefs>
 </ds:datastoreItem>
+</file>
+
+<file path=customXml/itemProps4.xml><?xml version="1.0" encoding="utf-8"?>
+<ds:datastoreItem xmlns:ds="http://schemas.openxmlformats.org/officeDocument/2006/customXml" ds:itemID="{10D35394-9BBA-4CA7-9ACA-93FF9FC4B9FE}">
+  <ds:schemaRefs>
+    <ds:schemaRef ds:uri="http://schemas.openxmlformats.org/officeDocument/2006/bibliography"/>
+  </ds:schemaRefs>
+</ds:datastoreItem>
 </file>
--- a/Master Folder/Master BA Timlak Konsultan/08. BA Penetapan Dokumen Pemilihan.docx
+++ b/Master Folder/Master BA Timlak Konsultan/08. BA Penetapan Dokumen Pemilihan.docx
@@ -3746,10 +3746,12 @@
       </w:pPr>
     </w:p>
     <w:sectPr>
-      <w:headerReference w:type="default" r:id="rId11"/>
-      <w:footerReference w:type="default" r:id="rId12"/>
-      <w:headerReference w:type="first" r:id="rId13"/>
-      <w:footerReference w:type="first" r:id="rId14"/>
+      <w:headerReference w:type="even" r:id="rId11"/>
+      <w:headerReference w:type="default" r:id="rId12"/>
+      <w:footerReference w:type="even" r:id="rId13"/>
+      <w:footerReference w:type="default" r:id="rId14"/>
+      <w:headerReference w:type="first" r:id="rId15"/>
+      <w:footerReference w:type="first" r:id="rId16"/>
       <w:pgSz w:w="11920" w:h="16840"/>
       <w:pgMar w:top="1134" w:right="1134" w:bottom="1418" w:left="1418" w:header="720" w:footer="369" w:gutter="0"/>
       <w:pgNumType w:fmt="numberInDash" w:start="1"/>
@@ -3784,6 +3786,16 @@
 </file>
 
 <file path=word/footer1.xml><?xml version="1.0" encoding="utf-8"?>
+<w:ftr xmlns:wpc="http://schemas.microsoft.com/office/word/2010/wordprocessingCanvas" xmlns:cx="http://schemas.microsoft.com/office/drawing/2014/chartex" xmlns:cx1="http://schemas.microsoft.com/office/drawing/2015/9/8/chartex" xmlns:cx2="http://schemas.microsoft.com/office/drawing/2015/10/21/chartex" xmlns:cx3="http://schemas.microsoft.com/office/drawing/2016/5/9/chartex" xmlns:cx4="http://schemas.microsoft.com/office/drawing/2016/5/10/chartex" xmlns:cx5="http://schemas.microsoft.com/office/drawing/2016/5/11/chartex" xmlns:cx6="http://schemas.microsoft.com/office/drawing/2016/5/12/chartex" xmlns:cx7="http://schemas.microsoft.com/office/drawing/2016/5/13/chartex" xmlns:cx8="http://schemas.microsoft.com/office/drawing/2016/5/14/chartex" xmlns:mc="http://schemas.openxmlformats.org/markup-compatibility/2006" xmlns:aink="http://schemas.microsoft.com/office/drawing/2016/ink" xmlns:am3d="http://schemas.microsoft.com/office/drawing/2017/model3d" xmlns:o="urn:schemas-microsoft-com:office:office" xmlns:oel="http://schemas.microsoft.com/office/2019/extlst" xmlns:r="http://schemas.openxmlformats.org/officeDocument/2006/relationships" xmlns:m="http://schemas.openxmlformats.org/officeDocument/2006/math" xmlns:v="urn:schemas-microsoft-com:vml" xmlns:wp14="http://schemas.microsoft.com/office/word/2010/wordprocessingDrawing" xmlns:wp="http://schemas.openxmlformats.org/drawingml/2006/wordprocessingDrawing" xmlns:w10="urn:schemas-microsoft-com:office:word" xmlns:w="http://schemas.openxmlformats.org/wordprocessingml/2006/main" xmlns:w14="http://schemas.microsoft.com/office/word/2010/wordml" xmlns:w15="http://schemas.microsoft.com/office/word/2012/wordml" xmlns:w16cex="http://schemas.microsoft.com/office/word/2018/wordml/cex" xmlns:w16cid="http://schemas.microsoft.com/office/word/2016/wordml/cid" xmlns:w16="http://schemas.microsoft.com/office/word/2018/wordml" xmlns:w16du="http://schemas.microsoft.com/office/word/2023/wordml/word16du" xmlns:w16sdtdh="http://schemas.microsoft.com/office/word/2020/wordml/sdtdatahash" xmlns:w16sdtfl="http://schemas.microsoft.com/office/word/2024/wordml/sdtformatlock" xmlns:w16se="http://schemas.microsoft.com/office/word/2015/wordml/symex" xmlns:wpg="http://schemas.microsoft.com/office/word/2010/wordprocessingGroup" xmlns:wpi="http://schemas.microsoft.com/office/word/2010/wordprocessingInk" xmlns:wne="http://schemas.microsoft.com/office/word/2006/wordml" xmlns:wps="http://schemas.microsoft.com/office/word/2010/wordprocessingShape" mc:Ignorable="w14 w15 w16se w16cid w16 w16cex w16sdtdh w16sdtfl w16du wp14">
+  <w:p>
+    <w:pPr>
+      <w:pStyle w:val="Footer"/>
+    </w:pPr>
+  </w:p>
+</w:ftr>
+</file>
+
+<file path=word/footer2.xml><?xml version="1.0" encoding="utf-8"?>
 <w:ftr xmlns:wpc="http://schemas.microsoft.com/office/word/2010/wordprocessingCanvas" xmlns:cx="http://schemas.microsoft.com/office/drawing/2014/chartex" xmlns:cx1="http://schemas.microsoft.com/office/drawing/2015/9/8/chartex" xmlns:cx2="http://schemas.microsoft.com/office/drawing/2015/10/21/chartex" xmlns:cx3="http://schemas.microsoft.com/office/drawing/2016/5/9/chartex" xmlns:cx4="http://schemas.microsoft.com/office/drawing/2016/5/10/chartex" xmlns:cx5="http://schemas.microsoft.com/office/drawing/2016/5/11/chartex" xmlns:cx6="http://schemas.microsoft.com/office/drawing/2016/5/12/chartex" xmlns:cx7="http://schemas.microsoft.com/office/drawing/2016/5/13/chartex" xmlns:cx8="http://schemas.microsoft.com/office/drawing/2016/5/14/chartex" xmlns:mc="http://schemas.openxmlformats.org/markup-compatibility/2006" xmlns:aink="http://schemas.microsoft.com/office/drawing/2016/ink" xmlns:am3d="http://schemas.microsoft.com/office/drawing/2017/model3d" xmlns:o="urn:schemas-microsoft-com:office:office" xmlns:oel="http://schemas.microsoft.com/office/2019/extlst" xmlns:r="http://schemas.openxmlformats.org/officeDocument/2006/relationships" xmlns:m="http://schemas.openxmlformats.org/officeDocument/2006/math" xmlns:v="urn:schemas-microsoft-com:vml" xmlns:wp14="http://schemas.microsoft.com/office/word/2010/wordprocessingDrawing" xmlns:wp="http://schemas.openxmlformats.org/drawingml/2006/wordprocessingDrawing" xmlns:w10="urn:schemas-microsoft-com:office:word" xmlns:w="http://schemas.openxmlformats.org/wordprocessingml/2006/main" xmlns:w14="http://schemas.microsoft.com/office/word/2010/wordml" xmlns:w15="http://schemas.microsoft.com/office/word/2012/wordml" xmlns:w16cex="http://schemas.microsoft.com/office/word/2018/wordml/cex" xmlns:w16cid="http://schemas.microsoft.com/office/word/2016/wordml/cid" xmlns:w16="http://schemas.microsoft.com/office/word/2018/wordml" xmlns:w16du="http://schemas.microsoft.com/office/word/2023/wordml/word16du" xmlns:w16sdtdh="http://schemas.microsoft.com/office/word/2020/wordml/sdtdatahash" xmlns:w16sdtfl="http://schemas.microsoft.com/office/word/2024/wordml/sdtformatlock" xmlns:w16se="http://schemas.microsoft.com/office/word/2015/wordml/symex" xmlns:wpg="http://schemas.microsoft.com/office/word/2010/wordprocessingGroup" xmlns:wpi="http://schemas.microsoft.com/office/word/2010/wordprocessingInk" xmlns:wne="http://schemas.microsoft.com/office/word/2006/wordml" xmlns:wps="http://schemas.microsoft.com/office/word/2010/wordprocessingShape" mc:Ignorable="w14 w15 w16se w16cid w16 w16cex w16sdtdh w16sdtfl w16du wp14">
   <w:tbl>
     <w:tblPr>
@@ -3890,7 +3902,7 @@
 </w:ftr>
 </file>
 
-<file path=word/footer2.xml><?xml version="1.0" encoding="utf-8"?>
+<file path=word/footer3.xml><?xml version="1.0" encoding="utf-8"?>
 <w:ftr xmlns:wpc="http://schemas.microsoft.com/office/word/2010/wordprocessingCanvas" xmlns:cx="http://schemas.microsoft.com/office/drawing/2014/chartex" xmlns:cx1="http://schemas.microsoft.com/office/drawing/2015/9/8/chartex" xmlns:cx2="http://schemas.microsoft.com/office/drawing/2015/10/21/chartex" xmlns:cx3="http://schemas.microsoft.com/office/drawing/2016/5/9/chartex" xmlns:cx4="http://schemas.microsoft.com/office/drawing/2016/5/10/chartex" xmlns:cx5="http://schemas.microsoft.com/office/drawing/2016/5/11/chartex" xmlns:cx6="http://schemas.microsoft.com/office/drawing/2016/5/12/chartex" xmlns:cx7="http://schemas.microsoft.com/office/drawing/2016/5/13/chartex" xmlns:cx8="http://schemas.microsoft.com/office/drawing/2016/5/14/chartex" xmlns:mc="http://schemas.openxmlformats.org/markup-compatibility/2006" xmlns:aink="http://schemas.microsoft.com/office/drawing/2016/ink" xmlns:am3d="http://schemas.microsoft.com/office/drawing/2017/model3d" xmlns:o="urn:schemas-microsoft-com:office:office" xmlns:oel="http://schemas.microsoft.com/office/2019/extlst" xmlns:r="http://schemas.openxmlformats.org/officeDocument/2006/relationships" xmlns:m="http://schemas.openxmlformats.org/officeDocument/2006/math" xmlns:v="urn:schemas-microsoft-com:vml" xmlns:wp14="http://schemas.microsoft.com/office/word/2010/wordprocessingDrawing" xmlns:wp="http://schemas.openxmlformats.org/drawingml/2006/wordprocessingDrawing" xmlns:w10="urn:schemas-microsoft-com:office:word" xmlns:w="http://schemas.openxmlformats.org/wordprocessingml/2006/main" xmlns:w14="http://schemas.microsoft.com/office/word/2010/wordml" xmlns:w15="http://schemas.microsoft.com/office/word/2012/wordml" xmlns:w16cex="http://schemas.microsoft.com/office/word/2018/wordml/cex" xmlns:w16cid="http://schemas.microsoft.com/office/word/2016/wordml/cid" xmlns:w16="http://schemas.microsoft.com/office/word/2018/wordml" xmlns:w16du="http://schemas.microsoft.com/office/word/2023/wordml/word16du" xmlns:w16sdtdh="http://schemas.microsoft.com/office/word/2020/wordml/sdtdatahash" xmlns:w16sdtfl="http://schemas.microsoft.com/office/word/2024/wordml/sdtformatlock" xmlns:w16se="http://schemas.microsoft.com/office/word/2015/wordml/symex" xmlns:wpg="http://schemas.microsoft.com/office/word/2010/wordprocessingGroup" xmlns:wpi="http://schemas.microsoft.com/office/word/2010/wordprocessingInk" xmlns:wne="http://schemas.microsoft.com/office/word/2006/wordml" xmlns:wps="http://schemas.microsoft.com/office/word/2010/wordprocessingShape" mc:Ignorable="w14 w15 w16se w16cid w16 w16cex w16sdtdh w16sdtfl w16du wp14">
   <w:tbl>
     <w:tblPr>
@@ -3978,6 +3990,16 @@
   <w:p>
     <w:pPr>
       <w:pStyle w:val="Header"/>
+    </w:pPr>
+  </w:p>
+</w:hdr>
+</file>
+
+<file path=word/header2.xml><?xml version="1.0" encoding="utf-8"?>
+<w:hdr xmlns:wpc="http://schemas.microsoft.com/office/word/2010/wordprocessingCanvas" xmlns:cx="http://schemas.microsoft.com/office/drawing/2014/chartex" xmlns:cx1="http://schemas.microsoft.com/office/drawing/2015/9/8/chartex" xmlns:cx2="http://schemas.microsoft.com/office/drawing/2015/10/21/chartex" xmlns:cx3="http://schemas.microsoft.com/office/drawing/2016/5/9/chartex" xmlns:cx4="http://schemas.microsoft.com/office/drawing/2016/5/10/chartex" xmlns:cx5="http://schemas.microsoft.com/office/drawing/2016/5/11/chartex" xmlns:cx6="http://schemas.microsoft.com/office/drawing/2016/5/12/chartex" xmlns:cx7="http://schemas.microsoft.com/office/drawing/2016/5/13/chartex" xmlns:cx8="http://schemas.microsoft.com/office/drawing/2016/5/14/chartex" xmlns:mc="http://schemas.openxmlformats.org/markup-compatibility/2006" xmlns:aink="http://schemas.microsoft.com/office/drawing/2016/ink" xmlns:am3d="http://schemas.microsoft.com/office/drawing/2017/model3d" xmlns:o="urn:schemas-microsoft-com:office:office" xmlns:oel="http://schemas.microsoft.com/office/2019/extlst" xmlns:r="http://schemas.openxmlformats.org/officeDocument/2006/relationships" xmlns:m="http://schemas.openxmlformats.org/officeDocument/2006/math" xmlns:v="urn:schemas-microsoft-com:vml" xmlns:wp14="http://schemas.microsoft.com/office/word/2010/wordprocessingDrawing" xmlns:wp="http://schemas.openxmlformats.org/drawingml/2006/wordprocessingDrawing" xmlns:w10="urn:schemas-microsoft-com:office:word" xmlns:w="http://schemas.openxmlformats.org/wordprocessingml/2006/main" xmlns:w14="http://schemas.microsoft.com/office/word/2010/wordml" xmlns:w15="http://schemas.microsoft.com/office/word/2012/wordml" xmlns:w16cex="http://schemas.microsoft.com/office/word/2018/wordml/cex" xmlns:w16cid="http://schemas.microsoft.com/office/word/2016/wordml/cid" xmlns:w16="http://schemas.microsoft.com/office/word/2018/wordml" xmlns:w16du="http://schemas.microsoft.com/office/word/2023/wordml/word16du" xmlns:w16sdtdh="http://schemas.microsoft.com/office/word/2020/wordml/sdtdatahash" xmlns:w16sdtfl="http://schemas.microsoft.com/office/word/2024/wordml/sdtformatlock" xmlns:w16se="http://schemas.microsoft.com/office/word/2015/wordml/symex" xmlns:wpg="http://schemas.microsoft.com/office/word/2010/wordprocessingGroup" xmlns:wpi="http://schemas.microsoft.com/office/word/2010/wordprocessingInk" xmlns:wne="http://schemas.microsoft.com/office/word/2006/wordml" xmlns:wps="http://schemas.microsoft.com/office/word/2010/wordprocessingShape" mc:Ignorable="w14 w15 w16se w16cid w16 w16cex w16sdtdh w16sdtfl w16du wp14">
+  <w:p>
+    <w:pPr>
+      <w:pStyle w:val="Header"/>
       <w:jc w:val="center"/>
       <w:rPr>
         <w:rFonts w:ascii="Arial" w:hAnsi="Arial" w:cs="Arial"/>
@@ -3989,7 +4011,7 @@
 </w:hdr>
 </file>
 
-<file path=word/header2.xml><?xml version="1.0" encoding="utf-8"?>
+<file path=word/header3.xml><?xml version="1.0" encoding="utf-8"?>
 <w:hdr xmlns:wpc="http://schemas.microsoft.com/office/word/2010/wordprocessingCanvas" xmlns:cx="http://schemas.microsoft.com/office/drawing/2014/chartex" xmlns:cx1="http://schemas.microsoft.com/office/drawing/2015/9/8/chartex" xmlns:cx2="http://schemas.microsoft.com/office/drawing/2015/10/21/chartex" xmlns:cx3="http://schemas.microsoft.com/office/drawing/2016/5/9/chartex" xmlns:cx4="http://schemas.microsoft.com/office/drawing/2016/5/10/chartex" xmlns:cx5="http://schemas.microsoft.com/office/drawing/2016/5/11/chartex" xmlns:cx6="http://schemas.microsoft.com/office/drawing/2016/5/12/chartex" xmlns:cx7="http://schemas.microsoft.com/office/drawing/2016/5/13/chartex" xmlns:cx8="http://schemas.microsoft.com/office/drawing/2016/5/14/chartex" xmlns:mc="http://schemas.openxmlformats.org/markup-compatibility/2006" xmlns:aink="http://schemas.microsoft.com/office/drawing/2016/ink" xmlns:am3d="http://schemas.microsoft.com/office/drawing/2017/model3d" xmlns:o="urn:schemas-microsoft-com:office:office" xmlns:oel="http://schemas.microsoft.com/office/2019/extlst" xmlns:r="http://schemas.openxmlformats.org/officeDocument/2006/relationships" xmlns:m="http://schemas.openxmlformats.org/officeDocument/2006/math" xmlns:v="urn:schemas-microsoft-com:vml" xmlns:wp14="http://schemas.microsoft.com/office/word/2010/wordprocessingDrawing" xmlns:wp="http://schemas.openxmlformats.org/drawingml/2006/wordprocessingDrawing" xmlns:w10="urn:schemas-microsoft-com:office:word" xmlns:w="http://schemas.openxmlformats.org/wordprocessingml/2006/main" xmlns:w14="http://schemas.microsoft.com/office/word/2010/wordml" xmlns:w15="http://schemas.microsoft.com/office/word/2012/wordml" xmlns:w16cex="http://schemas.microsoft.com/office/word/2018/wordml/cex" xmlns:w16cid="http://schemas.microsoft.com/office/word/2016/wordml/cid" xmlns:w16="http://schemas.microsoft.com/office/word/2018/wordml" xmlns:w16du="http://schemas.microsoft.com/office/word/2023/wordml/word16du" xmlns:w16sdtdh="http://schemas.microsoft.com/office/word/2020/wordml/sdtdatahash" xmlns:w16sdtfl="http://schemas.microsoft.com/office/word/2024/wordml/sdtformatlock" xmlns:w16se="http://schemas.microsoft.com/office/word/2015/wordml/symex" xmlns:wpg="http://schemas.microsoft.com/office/word/2010/wordprocessingGroup" xmlns:wpi="http://schemas.microsoft.com/office/word/2010/wordprocessingInk" xmlns:wne="http://schemas.microsoft.com/office/word/2006/wordml" xmlns:wps="http://schemas.microsoft.com/office/word/2010/wordprocessingShape" mc:Ignorable="w14 w15 w16se w16cid w16 w16cex w16sdtdh w16sdtfl w16du wp14">
   <w:p>
     <w:pPr>
@@ -4000,8 +4022,6 @@
       <w:jc w:val="center"/>
       <w:rPr>
         <w:rFonts w:ascii="Arial" w:eastAsia="Calibri" w:hAnsi="Arial" w:cs="Arial"/>
-        <w:b/>
-        <w:bCs/>
         <w:sz w:val="36"/>
         <w:szCs w:val="36"/>
       </w:rPr>
@@ -4083,8 +4103,6 @@
     <w:r>
       <w:rPr>
         <w:rFonts w:ascii="Arial" w:eastAsia="Calibri" w:hAnsi="Arial" w:cs="Arial"/>
-        <w:b/>
-        <w:bCs/>
         <w:sz w:val="36"/>
         <w:szCs w:val="36"/>
       </w:rPr>
@@ -4102,8 +4120,6 @@
       <w:outlineLvl w:val="4"/>
       <w:rPr>
         <w:rFonts w:ascii="Arial" w:hAnsi="Arial" w:cs="Arial"/>
-        <w:b/>
-        <w:bCs/>
         <w:sz w:val="28"/>
         <w:szCs w:val="28"/>
       </w:rPr>
@@ -4111,8 +4127,6 @@
     <w:r>
       <w:rPr>
         <w:rFonts w:ascii="Arial" w:hAnsi="Arial" w:cs="Arial"/>
-        <w:b/>
-        <w:bCs/>
         <w:sz w:val="24"/>
         <w:szCs w:val="24"/>
       </w:rPr>
@@ -9602,15 +9616,7 @@
 </file>
 
 <file path=customXml/item2.xml><?xml version="1.0" encoding="utf-8"?>
-<p:properties xmlns:p="http://schemas.microsoft.com/office/2006/metadata/properties" xmlns:xsi="http://www.w3.org/2001/XMLSchema-instance" xmlns:pc="http://schemas.microsoft.com/office/infopath/2007/PartnerControls">
-  <documentManagement>
-    <TaxCatchAll xmlns="23b7ebbb-480e-4d36-8f38-fd0ac82dae9c" xsi:nil="true"/>
-    <lcf76f155ced4ddcb4097134ff3c332f xmlns="87f1a149-5420-40c2-b2e8-d8d0877ebc85">
-      <Terms xmlns="http://schemas.microsoft.com/office/infopath/2007/PartnerControls"/>
-    </lcf76f155ced4ddcb4097134ff3c332f>
-    <PIC xmlns="87f1a149-5420-40c2-b2e8-d8d0877ebc85" xsi:nil="true"/>
-  </documentManagement>
-</p:properties>
+<b:Sources xmlns:b="http://schemas.openxmlformats.org/officeDocument/2006/bibliography" xmlns="http://schemas.openxmlformats.org/officeDocument/2006/bibliography" SelectedStyle="\APASixthEditionOfficeOnline.xsl" StyleName="APA" Version="6"/>
 </file>
 
 <file path=customXml/item3.xml><?xml version="1.0" encoding="utf-8"?>
@@ -9623,7 +9629,15 @@
 </file>
 
 <file path=customXml/item4.xml><?xml version="1.0" encoding="utf-8"?>
-<b:Sources xmlns:b="http://schemas.openxmlformats.org/officeDocument/2006/bibliography" xmlns="http://schemas.openxmlformats.org/officeDocument/2006/bibliography" SelectedStyle="\APASixthEditionOfficeOnline.xsl" StyleName="APA" Version="6"/>
+<p:properties xmlns:p="http://schemas.microsoft.com/office/2006/metadata/properties" xmlns:xsi="http://www.w3.org/2001/XMLSchema-instance" xmlns:pc="http://schemas.microsoft.com/office/infopath/2007/PartnerControls">
+  <documentManagement>
+    <TaxCatchAll xmlns="23b7ebbb-480e-4d36-8f38-fd0ac82dae9c" xsi:nil="true"/>
+    <lcf76f155ced4ddcb4097134ff3c332f xmlns="87f1a149-5420-40c2-b2e8-d8d0877ebc85">
+      <Terms xmlns="http://schemas.microsoft.com/office/infopath/2007/PartnerControls"/>
+    </lcf76f155ced4ddcb4097134ff3c332f>
+    <PIC xmlns="87f1a149-5420-40c2-b2e8-d8d0877ebc85" xsi:nil="true"/>
+  </documentManagement>
+</p:properties>
 </file>
 
 <file path=customXml/itemProps1.xml><?xml version="1.0" encoding="utf-8"?>
@@ -9646,12 +9660,9 @@
 </file>
 
 <file path=customXml/itemProps2.xml><?xml version="1.0" encoding="utf-8"?>
-<ds:datastoreItem xmlns:ds="http://schemas.openxmlformats.org/officeDocument/2006/customXml" ds:itemID="{0EF6B3C1-2C0C-45C1-848E-2E47DFDB0FBC}">
+<ds:datastoreItem xmlns:ds="http://schemas.openxmlformats.org/officeDocument/2006/customXml" ds:itemID="{10D35394-9BBA-4CA7-9ACA-93FF9FC4B9FE}">
   <ds:schemaRefs>
-    <ds:schemaRef ds:uri="http://schemas.microsoft.com/office/2006/metadata/properties"/>
-    <ds:schemaRef ds:uri="http://schemas.microsoft.com/office/infopath/2007/PartnerControls"/>
-    <ds:schemaRef ds:uri="23b7ebbb-480e-4d36-8f38-fd0ac82dae9c"/>
-    <ds:schemaRef ds:uri="87f1a149-5420-40c2-b2e8-d8d0877ebc85"/>
+    <ds:schemaRef ds:uri="http://schemas.openxmlformats.org/officeDocument/2006/bibliography"/>
   </ds:schemaRefs>
 </ds:datastoreItem>
 </file>
@@ -9665,9 +9676,12 @@
 </file>
 
 <file path=customXml/itemProps4.xml><?xml version="1.0" encoding="utf-8"?>
-<ds:datastoreItem xmlns:ds="http://schemas.openxmlformats.org/officeDocument/2006/customXml" ds:itemID="{10D35394-9BBA-4CA7-9ACA-93FF9FC4B9FE}">
+<ds:datastoreItem xmlns:ds="http://schemas.openxmlformats.org/officeDocument/2006/customXml" ds:itemID="{0EF6B3C1-2C0C-45C1-848E-2E47DFDB0FBC}">
   <ds:schemaRefs>
-    <ds:schemaRef ds:uri="http://schemas.openxmlformats.org/officeDocument/2006/bibliography"/>
+    <ds:schemaRef ds:uri="http://schemas.microsoft.com/office/2006/metadata/properties"/>
+    <ds:schemaRef ds:uri="http://schemas.microsoft.com/office/infopath/2007/PartnerControls"/>
+    <ds:schemaRef ds:uri="23b7ebbb-480e-4d36-8f38-fd0ac82dae9c"/>
+    <ds:schemaRef ds:uri="87f1a149-5420-40c2-b2e8-d8d0877ebc85"/>
   </ds:schemaRefs>
 </ds:datastoreItem>
 </file>